--- a/ruoyi-admin/src/main/resources/reportTemplate/暴雨应急预评估报告模板.docx
+++ b/ruoyi-admin/src/main/resources/reportTemplate/暴雨应急预评估报告模板.docx
@@ -72,12 +72,13 @@
         <w:jc w:val="center"/>
         <w:rPr>
           <w:rFonts w:hint="eastAsia"/>
+          <w:color w:val="EE0000"/>
         </w:rPr>
       </w:pPr>
       <w:r>
         <w:rPr>
           <w:rFonts w:ascii="方正小标宋简体" w:eastAsia="方正小标宋简体" w:hAnsi="方正小标宋简体" w:cs="方正小标宋简体" w:hint="eastAsia"/>
-          <w:color w:val="FF0000"/>
+          <w:color w:val="EE0000"/>
           <w:sz w:val="88"/>
         </w:rPr>
         <w:t>暴雨</w:t>
@@ -85,7 +86,7 @@
       <w:r>
         <w:rPr>
           <w:rFonts w:ascii="方正小标宋简体" w:eastAsia="方正小标宋简体" w:hAnsi="方正小标宋简体" w:cs="方正小标宋简体"/>
-          <w:color w:val="FF0000"/>
+          <w:color w:val="EE0000"/>
           <w:sz w:val="88"/>
         </w:rPr>
         <w:t>应急</w:t>
@@ -93,7 +94,7 @@
       <w:r>
         <w:rPr>
           <w:rFonts w:ascii="方正小标宋简体" w:eastAsia="方正小标宋简体" w:hAnsi="方正小标宋简体" w:cs="方正小标宋简体" w:hint="eastAsia"/>
-          <w:color w:val="FF0000"/>
+          <w:color w:val="EE0000"/>
           <w:sz w:val="88"/>
         </w:rPr>
         <w:t>预评估报告</w:t>

--- a/ruoyi-admin/src/main/resources/reportTemplate/暴雨应急预评估报告模板.docx
+++ b/ruoyi-admin/src/main/resources/reportTemplate/暴雨应急预评估报告模板.docx
@@ -133,30 +133,14 @@
           <w:rFonts w:ascii="仿宋_GB2312" w:eastAsia="仿宋_GB2312" w:hAnsi="仿宋_GB2312" w:cs="仿宋_GB2312"/>
           <w:sz w:val="32"/>
         </w:rPr>
-        <w:t>市应急管理</w:t>
-      </w:r>
-      <w:proofErr w:type="gramStart"/>
-      <w:r>
-        <w:rPr>
-          <w:rFonts w:ascii="仿宋_GB2312" w:eastAsia="仿宋_GB2312" w:hAnsi="仿宋_GB2312" w:cs="仿宋_GB2312"/>
-          <w:sz w:val="32"/>
-        </w:rPr>
-        <w:t xml:space="preserve">局               </w:t>
-      </w:r>
-      <w:r>
-        <w:rPr>
-          <w:rFonts w:ascii="仿宋_GB2312" w:eastAsia="仿宋_GB2312" w:hAnsi="仿宋_GB2312" w:cs="仿宋_GB2312"/>
-          <w:sz w:val="32"/>
-        </w:rPr>
-        <w:t>{</w:t>
-      </w:r>
-      <w:proofErr w:type="gramEnd"/>
-      <w:r>
-        <w:rPr>
-          <w:rFonts w:ascii="仿宋_GB2312" w:eastAsia="仿宋_GB2312" w:hAnsi="仿宋_GB2312" w:cs="仿宋_GB2312"/>
-          <w:sz w:val="32"/>
-        </w:rPr>
-        <w:t>{</w:t>
+        <w:t xml:space="preserve">市应急管理局               </w:t>
+      </w:r>
+      <w:r>
+        <w:rPr>
+          <w:rFonts w:ascii="仿宋_GB2312" w:eastAsia="仿宋_GB2312" w:hAnsi="仿宋_GB2312" w:cs="仿宋_GB2312"/>
+          <w:sz w:val="32"/>
+        </w:rPr>
+        <w:t>{{</w:t>
       </w:r>
       <w:proofErr w:type="spellStart"/>
       <w:r>
@@ -497,6 +481,7 @@
       <w:r>
         <w:rPr>
           <w:rFonts w:ascii="仿宋_GB2312" w:eastAsia="仿宋_GB2312" w:hAnsi="仿宋_GB2312" w:cs="仿宋_GB2312"/>
+          <w:color w:val="EE0000"/>
           <w:sz w:val="32"/>
         </w:rPr>
         <w:t>Disaster</w:t>
@@ -504,6 +489,7 @@
       <w:r>
         <w:rPr>
           <w:rFonts w:ascii="仿宋_GB2312" w:eastAsia="仿宋_GB2312" w:hAnsi="仿宋_GB2312" w:cs="仿宋_GB2312" w:hint="eastAsia"/>
+          <w:color w:val="EE0000"/>
           <w:sz w:val="32"/>
         </w:rPr>
         <w:t>_M</w:t>
@@ -511,16 +497,10 @@
       <w:r>
         <w:rPr>
           <w:rFonts w:ascii="仿宋_GB2312" w:eastAsia="仿宋_GB2312" w:hAnsi="仿宋_GB2312" w:cs="仿宋_GB2312" w:hint="eastAsia"/>
-          <w:sz w:val="32"/>
-        </w:rPr>
-        <w:t>ainRain</w:t>
-      </w:r>
-      <w:r>
-        <w:rPr>
-          <w:rFonts w:ascii="仿宋_GB2312" w:eastAsia="仿宋_GB2312" w:hAnsi="仿宋_GB2312" w:cs="仿宋_GB2312" w:hint="eastAsia"/>
-          <w:sz w:val="32"/>
-        </w:rPr>
-        <w:t>QuXian</w:t>
+          <w:color w:val="EE0000"/>
+          <w:sz w:val="32"/>
+        </w:rPr>
+        <w:t>ainRainQuXian</w:t>
       </w:r>
       <w:proofErr w:type="spellEnd"/>
       <w:r>
@@ -566,6 +546,7 @@
       <w:r>
         <w:rPr>
           <w:rFonts w:ascii="仿宋_GB2312" w:eastAsia="仿宋_GB2312" w:hAnsi="仿宋_GB2312" w:cs="仿宋_GB2312"/>
+          <w:color w:val="EE0000"/>
           <w:sz w:val="32"/>
         </w:rPr>
         <w:t>Disaster</w:t>
@@ -573,6 +554,7 @@
       <w:r>
         <w:rPr>
           <w:rFonts w:ascii="仿宋_GB2312" w:eastAsia="仿宋_GB2312" w:hAnsi="仿宋_GB2312" w:cs="仿宋_GB2312" w:hint="eastAsia"/>
+          <w:color w:val="EE0000"/>
           <w:sz w:val="32"/>
         </w:rPr>
         <w:t>_</w:t>
@@ -580,6 +562,7 @@
       <w:r>
         <w:rPr>
           <w:rFonts w:ascii="仿宋_GB2312" w:eastAsia="仿宋_GB2312" w:hAnsi="仿宋_GB2312" w:cs="仿宋_GB2312" w:hint="eastAsia"/>
+          <w:color w:val="EE0000"/>
           <w:sz w:val="32"/>
         </w:rPr>
         <w:t>Landslid</w:t>
@@ -587,20 +570,15 @@
       <w:r>
         <w:rPr>
           <w:rFonts w:ascii="仿宋_GB2312" w:eastAsia="仿宋_GB2312" w:hAnsi="仿宋_GB2312" w:cs="仿宋_GB2312" w:hint="eastAsia"/>
-          <w:sz w:val="32"/>
-        </w:rPr>
-        <w:t>eM</w:t>
-      </w:r>
-      <w:r>
-        <w:rPr>
-          <w:rFonts w:ascii="仿宋_GB2312" w:eastAsia="仿宋_GB2312" w:hAnsi="仿宋_GB2312" w:cs="仿宋_GB2312" w:hint="eastAsia"/>
-          <w:sz w:val="32"/>
-        </w:rPr>
-        <w:t>ain</w:t>
-      </w:r>
-      <w:r>
-        <w:rPr>
-          <w:rFonts w:ascii="仿宋_GB2312" w:eastAsia="仿宋_GB2312" w:hAnsi="仿宋_GB2312" w:cs="仿宋_GB2312" w:hint="eastAsia"/>
+          <w:color w:val="EE0000"/>
+          <w:sz w:val="32"/>
+        </w:rPr>
+        <w:t>eMain</w:t>
+      </w:r>
+      <w:r>
+        <w:rPr>
+          <w:rFonts w:ascii="仿宋_GB2312" w:eastAsia="仿宋_GB2312" w:hAnsi="仿宋_GB2312" w:cs="仿宋_GB2312" w:hint="eastAsia"/>
+          <w:color w:val="EE0000"/>
           <w:sz w:val="32"/>
         </w:rPr>
         <w:t>Cun</w:t>
@@ -844,6 +822,1446 @@
         <w:t>滑坡灾害预测概率统计表</w:t>
       </w:r>
     </w:p>
+    <w:tbl>
+      <w:tblPr>
+        <w:tblW w:w="5000" w:type="pct"/>
+        <w:jc w:val="center"/>
+        <w:tblBorders>
+          <w:top w:val="single" w:sz="0" w:space="0" w:color="auto"/>
+          <w:left w:val="single" w:sz="0" w:space="0" w:color="auto"/>
+          <w:bottom w:val="single" w:sz="0" w:space="0" w:color="auto"/>
+          <w:right w:val="single" w:sz="0" w:space="0" w:color="auto"/>
+          <w:insideH w:val="single" w:sz="0" w:space="0" w:color="auto"/>
+          <w:insideV w:val="single" w:sz="0" w:space="0" w:color="auto"/>
+        </w:tblBorders>
+        <w:tblLook w:val="04A0" w:firstRow="1" w:lastRow="0" w:firstColumn="1" w:lastColumn="0" w:noHBand="0" w:noVBand="1"/>
+      </w:tblPr>
+      <w:tblGrid>
+        <w:gridCol w:w="710"/>
+        <w:gridCol w:w="2270"/>
+        <w:gridCol w:w="3821"/>
+        <w:gridCol w:w="1281"/>
+        <w:gridCol w:w="764"/>
+      </w:tblGrid>
+      <w:tr>
+        <w:trPr>
+          <w:trHeight w:val="600"/>
+          <w:jc w:val="center"/>
+        </w:trPr>
+        <w:tc>
+          <w:tcPr>
+            <w:tcW w:w="401" w:type="pct"/>
+            <w:vAlign w:val="center"/>
+          </w:tcPr>
+          <w:p>
+            <w:pPr>
+              <w:spacing w:after="0" w:line="240" w:lineRule="auto"/>
+              <w:jc w:val="center"/>
+              <w:textAlignment w:val="center"/>
+              <w:rPr>
+                <w:rFonts w:ascii="仿宋_GB2312" w:eastAsia="仿宋_GB2312" w:hAnsi="仿宋_GB2312" w:cs="仿宋_GB2312" w:hint="eastAsia"/>
+                <w:b/>
+                <w:sz w:val="24"/>
+                <w:szCs w:val="22"/>
+              </w:rPr>
+            </w:pPr>
+            <w:r>
+              <w:rPr>
+                <w:rFonts w:ascii="仿宋_GB2312" w:eastAsia="仿宋_GB2312" w:hAnsi="仿宋_GB2312" w:cs="仿宋_GB2312"/>
+                <w:b/>
+                <w:sz w:val="24"/>
+                <w:szCs w:val="22"/>
+              </w:rPr>
+              <w:t>序号</w:t>
+            </w:r>
+          </w:p>
+        </w:tc>
+        <w:tc>
+          <w:tcPr>
+            <w:tcW w:w="1283" w:type="pct"/>
+          </w:tcPr>
+          <w:p>
+            <w:pPr>
+              <w:spacing w:after="0" w:line="240" w:lineRule="auto"/>
+              <w:jc w:val="center"/>
+              <w:textAlignment w:val="center"/>
+              <w:rPr>
+                <w:rFonts w:ascii="仿宋_GB2312" w:eastAsia="仿宋_GB2312" w:hAnsi="仿宋_GB2312" w:cs="仿宋_GB2312" w:hint="eastAsia"/>
+                <w:b/>
+                <w:sz w:val="24"/>
+                <w:szCs w:val="22"/>
+              </w:rPr>
+            </w:pPr>
+            <w:r>
+              <w:rPr>
+                <w:rFonts w:ascii="仿宋_GB2312" w:eastAsia="仿宋_GB2312" w:hAnsi="仿宋_GB2312" w:cs="仿宋_GB2312" w:hint="eastAsia"/>
+                <w:b/>
+                <w:sz w:val="24"/>
+                <w:szCs w:val="22"/>
+              </w:rPr>
+              <w:t>区县位置</w:t>
+            </w:r>
+          </w:p>
+        </w:tc>
+        <w:tc>
+          <w:tcPr>
+            <w:tcW w:w="2160" w:type="pct"/>
+            <w:vAlign w:val="center"/>
+          </w:tcPr>
+          <w:p>
+            <w:pPr>
+              <w:spacing w:after="0" w:line="240" w:lineRule="auto"/>
+              <w:jc w:val="center"/>
+              <w:textAlignment w:val="center"/>
+              <w:rPr>
+                <w:rFonts w:ascii="仿宋_GB2312" w:eastAsia="仿宋_GB2312" w:hAnsi="仿宋_GB2312" w:cs="仿宋_GB2312" w:hint="eastAsia"/>
+                <w:b/>
+                <w:sz w:val="24"/>
+                <w:szCs w:val="22"/>
+              </w:rPr>
+            </w:pPr>
+            <w:r>
+              <w:rPr>
+                <w:rFonts w:ascii="仿宋_GB2312" w:eastAsia="仿宋_GB2312" w:hAnsi="仿宋_GB2312" w:cs="仿宋_GB2312" w:hint="eastAsia"/>
+                <w:b/>
+                <w:sz w:val="24"/>
+                <w:szCs w:val="22"/>
+              </w:rPr>
+              <w:t>位置</w:t>
+            </w:r>
+          </w:p>
+        </w:tc>
+        <w:tc>
+          <w:tcPr>
+            <w:tcW w:w="724" w:type="pct"/>
+            <w:vAlign w:val="center"/>
+          </w:tcPr>
+          <w:p>
+            <w:pPr>
+              <w:spacing w:after="0" w:line="240" w:lineRule="auto"/>
+              <w:jc w:val="center"/>
+              <w:textAlignment w:val="center"/>
+              <w:rPr>
+                <w:rFonts w:ascii="仿宋_GB2312" w:eastAsia="仿宋_GB2312" w:hAnsi="仿宋_GB2312" w:cs="仿宋_GB2312" w:hint="eastAsia"/>
+                <w:b/>
+                <w:sz w:val="24"/>
+                <w:szCs w:val="22"/>
+              </w:rPr>
+            </w:pPr>
+            <w:r>
+              <w:rPr>
+                <w:rFonts w:ascii="仿宋_GB2312" w:eastAsia="仿宋_GB2312" w:hAnsi="仿宋_GB2312" w:cs="仿宋_GB2312" w:hint="eastAsia"/>
+                <w:b/>
+                <w:sz w:val="24"/>
+                <w:szCs w:val="22"/>
+              </w:rPr>
+              <w:t>山洪发生概率</w:t>
+            </w:r>
+          </w:p>
+        </w:tc>
+        <w:tc>
+          <w:tcPr>
+            <w:tcW w:w="432" w:type="pct"/>
+            <w:vAlign w:val="center"/>
+          </w:tcPr>
+          <w:p>
+            <w:pPr>
+              <w:spacing w:after="0" w:line="240" w:lineRule="auto"/>
+              <w:jc w:val="center"/>
+              <w:textAlignment w:val="center"/>
+              <w:rPr>
+                <w:rFonts w:ascii="仿宋_GB2312" w:eastAsia="仿宋_GB2312" w:hAnsi="仿宋_GB2312" w:cs="仿宋_GB2312" w:hint="eastAsia"/>
+                <w:b/>
+                <w:sz w:val="24"/>
+                <w:szCs w:val="22"/>
+              </w:rPr>
+            </w:pPr>
+            <w:r>
+              <w:rPr>
+                <w:rFonts w:ascii="仿宋_GB2312" w:eastAsia="仿宋_GB2312" w:hAnsi="仿宋_GB2312" w:cs="仿宋_GB2312" w:hint="eastAsia"/>
+                <w:b/>
+                <w:sz w:val="24"/>
+                <w:szCs w:val="22"/>
+              </w:rPr>
+              <w:t>风险等级</w:t>
+            </w:r>
+          </w:p>
+        </w:tc>
+      </w:tr>
+      <w:tr>
+        <w:trPr>
+          <w:trHeight w:val="600"/>
+          <w:jc w:val="center"/>
+        </w:trPr>
+        <w:tc>
+          <w:tcPr>
+            <w:tcW w:w="401" w:type="pct"/>
+            <w:vAlign w:val="center"/>
+          </w:tcPr>
+          <w:p>
+            <w:pPr>
+              <w:spacing w:after="0" w:line="240" w:lineRule="auto"/>
+              <w:jc w:val="center"/>
+              <w:textAlignment w:val="center"/>
+              <w:rPr>
+                <w:rFonts w:eastAsiaTheme="minorHAnsi" w:cs="仿宋_GB2312" w:hint="eastAsia"/>
+                <w:b/>
+                <w:sz w:val="24"/>
+                <w:szCs w:val="22"/>
+              </w:rPr>
+            </w:pPr>
+            <w:r>
+              <w:rPr>
+                <w:rFonts w:eastAsiaTheme="minorHAnsi" w:cs="仿宋_GB2312"/>
+                <w:sz w:val="24"/>
+                <w:szCs w:val="22"/>
+              </w:rPr>
+              <w:t>1</w:t>
+            </w:r>
+          </w:p>
+        </w:tc>
+        <w:tc>
+          <w:tcPr>
+            <w:tcW w:w="1283" w:type="pct"/>
+          </w:tcPr>
+          <w:p>
+            <w:pPr>
+              <w:spacing w:after="0" w:line="240" w:lineRule="auto"/>
+              <w:jc w:val="center"/>
+              <w:textAlignment w:val="center"/>
+              <w:rPr>
+                <w:rFonts w:eastAsiaTheme="minorHAnsi" w:hint="eastAsia"/>
+              </w:rPr>
+            </w:pPr>
+          </w:p>
+        </w:tc>
+        <w:tc>
+          <w:tcPr>
+            <w:tcW w:w="2160" w:type="pct"/>
+            <w:vAlign w:val="center"/>
+          </w:tcPr>
+          <w:p>
+            <w:pPr>
+              <w:spacing w:after="0" w:line="240" w:lineRule="auto"/>
+              <w:jc w:val="center"/>
+              <w:textAlignment w:val="center"/>
+              <w:rPr>
+                <w:rFonts w:eastAsiaTheme="minorHAnsi" w:cs="仿宋_GB2312" w:hint="eastAsia"/>
+                <w:b/>
+                <w:sz w:val="24"/>
+                <w:szCs w:val="22"/>
+              </w:rPr>
+            </w:pPr>
+            <w:r>
+              <w:rPr>
+                <w:rFonts w:eastAsiaTheme="minorHAnsi" w:hint="eastAsia"/>
+              </w:rPr>
+              <w:t>喂子坪村鸡窝子组</w:t>
+            </w:r>
+            <w:r>
+              <w:rPr>
+                <w:rFonts w:eastAsiaTheme="minorHAnsi" w:hint="eastAsia"/>
+              </w:rPr>
+              <w:t>下</w:t>
+            </w:r>
+            <w:r>
+              <w:rPr>
+                <w:rFonts w:eastAsiaTheme="minorHAnsi" w:hint="eastAsia"/>
+              </w:rPr>
+              <w:t>鸡窝</w:t>
+            </w:r>
+          </w:p>
+        </w:tc>
+        <w:tc>
+          <w:tcPr>
+            <w:tcW w:w="724" w:type="pct"/>
+            <w:vAlign w:val="center"/>
+          </w:tcPr>
+          <w:p>
+            <w:pPr>
+              <w:spacing w:after="0" w:line="240" w:lineRule="auto"/>
+              <w:jc w:val="center"/>
+              <w:textAlignment w:val="center"/>
+              <w:rPr>
+                <w:rFonts w:eastAsiaTheme="minorHAnsi" w:cs="仿宋_GB2312" w:hint="eastAsia"/>
+                <w:b/>
+                <w:sz w:val="24"/>
+                <w:szCs w:val="22"/>
+              </w:rPr>
+            </w:pPr>
+            <w:r>
+              <w:rPr>
+                <w:rFonts w:eastAsiaTheme="minorHAnsi" w:hint="eastAsia"/>
+              </w:rPr>
+              <w:t>8</w:t>
+            </w:r>
+            <w:r>
+              <w:rPr>
+                <w:rFonts w:eastAsiaTheme="minorHAnsi" w:hint="eastAsia"/>
+              </w:rPr>
+              <w:t>6</w:t>
+            </w:r>
+            <w:r>
+              <w:rPr>
+                <w:rFonts w:eastAsiaTheme="minorHAnsi" w:hint="eastAsia"/>
+              </w:rPr>
+              <w:t>%</w:t>
+            </w:r>
+          </w:p>
+        </w:tc>
+        <w:tc>
+          <w:tcPr>
+            <w:tcW w:w="432" w:type="pct"/>
+            <w:vAlign w:val="center"/>
+          </w:tcPr>
+          <w:p>
+            <w:pPr>
+              <w:spacing w:after="0" w:line="240" w:lineRule="auto"/>
+              <w:jc w:val="center"/>
+              <w:textAlignment w:val="center"/>
+              <w:rPr>
+                <w:rFonts w:eastAsiaTheme="minorHAnsi" w:cs="仿宋_GB2312" w:hint="eastAsia"/>
+                <w:bCs/>
+                <w:sz w:val="24"/>
+                <w:szCs w:val="22"/>
+              </w:rPr>
+            </w:pPr>
+            <w:r>
+              <w:rPr>
+                <w:rFonts w:eastAsiaTheme="minorHAnsi" w:cs="仿宋_GB2312" w:hint="eastAsia"/>
+                <w:bCs/>
+                <w:sz w:val="24"/>
+                <w:szCs w:val="22"/>
+              </w:rPr>
+              <w:t>高</w:t>
+            </w:r>
+          </w:p>
+        </w:tc>
+      </w:tr>
+      <w:tr>
+        <w:trPr>
+          <w:trHeight w:val="600"/>
+          <w:jc w:val="center"/>
+        </w:trPr>
+        <w:tc>
+          <w:tcPr>
+            <w:tcW w:w="401" w:type="pct"/>
+            <w:vAlign w:val="center"/>
+          </w:tcPr>
+          <w:p>
+            <w:pPr>
+              <w:spacing w:after="0" w:line="240" w:lineRule="auto"/>
+              <w:jc w:val="center"/>
+              <w:textAlignment w:val="center"/>
+              <w:rPr>
+                <w:rFonts w:eastAsiaTheme="minorHAnsi" w:cs="仿宋_GB2312" w:hint="eastAsia"/>
+                <w:b/>
+                <w:sz w:val="24"/>
+                <w:szCs w:val="22"/>
+              </w:rPr>
+            </w:pPr>
+            <w:r>
+              <w:rPr>
+                <w:rFonts w:eastAsiaTheme="minorHAnsi" w:cs="仿宋_GB2312"/>
+                <w:sz w:val="24"/>
+                <w:szCs w:val="22"/>
+              </w:rPr>
+              <w:t>2</w:t>
+            </w:r>
+          </w:p>
+        </w:tc>
+        <w:tc>
+          <w:tcPr>
+            <w:tcW w:w="1283" w:type="pct"/>
+          </w:tcPr>
+          <w:p>
+            <w:pPr>
+              <w:spacing w:after="0" w:line="240" w:lineRule="auto"/>
+              <w:jc w:val="center"/>
+              <w:textAlignment w:val="center"/>
+              <w:rPr>
+                <w:rFonts w:eastAsiaTheme="minorHAnsi" w:hint="eastAsia"/>
+              </w:rPr>
+            </w:pPr>
+          </w:p>
+        </w:tc>
+        <w:tc>
+          <w:tcPr>
+            <w:tcW w:w="2160" w:type="pct"/>
+            <w:vAlign w:val="center"/>
+          </w:tcPr>
+          <w:p>
+            <w:pPr>
+              <w:spacing w:after="0" w:line="240" w:lineRule="auto"/>
+              <w:jc w:val="center"/>
+              <w:textAlignment w:val="center"/>
+              <w:rPr>
+                <w:rFonts w:eastAsiaTheme="minorHAnsi" w:cs="仿宋_GB2312" w:hint="eastAsia"/>
+                <w:b/>
+                <w:sz w:val="24"/>
+                <w:szCs w:val="22"/>
+              </w:rPr>
+            </w:pPr>
+            <w:proofErr w:type="gramStart"/>
+            <w:r>
+              <w:rPr>
+                <w:rFonts w:eastAsiaTheme="minorHAnsi" w:hint="eastAsia"/>
+              </w:rPr>
+              <w:t>青坪树村</w:t>
+            </w:r>
+            <w:proofErr w:type="gramEnd"/>
+            <w:r>
+              <w:rPr>
+                <w:rFonts w:eastAsiaTheme="minorHAnsi" w:hint="eastAsia"/>
+              </w:rPr>
+              <w:t>一组</w:t>
+            </w:r>
+          </w:p>
+        </w:tc>
+        <w:tc>
+          <w:tcPr>
+            <w:tcW w:w="724" w:type="pct"/>
+            <w:vAlign w:val="center"/>
+          </w:tcPr>
+          <w:p>
+            <w:pPr>
+              <w:spacing w:after="0" w:line="240" w:lineRule="auto"/>
+              <w:jc w:val="center"/>
+              <w:textAlignment w:val="center"/>
+              <w:rPr>
+                <w:rFonts w:eastAsiaTheme="minorHAnsi" w:cs="仿宋_GB2312" w:hint="eastAsia"/>
+                <w:b/>
+                <w:sz w:val="24"/>
+                <w:szCs w:val="22"/>
+              </w:rPr>
+            </w:pPr>
+            <w:r>
+              <w:rPr>
+                <w:rFonts w:eastAsiaTheme="minorHAnsi" w:hint="eastAsia"/>
+                <w:sz w:val="24"/>
+                <w:szCs w:val="22"/>
+              </w:rPr>
+              <w:t>70</w:t>
+            </w:r>
+            <w:r>
+              <w:rPr>
+                <w:rFonts w:eastAsiaTheme="minorHAnsi" w:hint="eastAsia"/>
+                <w:sz w:val="24"/>
+                <w:szCs w:val="22"/>
+              </w:rPr>
+              <w:t>%</w:t>
+            </w:r>
+          </w:p>
+        </w:tc>
+        <w:tc>
+          <w:tcPr>
+            <w:tcW w:w="432" w:type="pct"/>
+            <w:vAlign w:val="center"/>
+          </w:tcPr>
+          <w:p>
+            <w:pPr>
+              <w:spacing w:after="0" w:line="240" w:lineRule="auto"/>
+              <w:jc w:val="center"/>
+              <w:textAlignment w:val="center"/>
+              <w:rPr>
+                <w:rFonts w:eastAsiaTheme="minorHAnsi" w:cs="仿宋_GB2312" w:hint="eastAsia"/>
+                <w:bCs/>
+                <w:sz w:val="24"/>
+                <w:szCs w:val="22"/>
+              </w:rPr>
+            </w:pPr>
+            <w:r>
+              <w:rPr>
+                <w:rFonts w:eastAsiaTheme="minorHAnsi" w:cs="仿宋_GB2312" w:hint="eastAsia"/>
+                <w:bCs/>
+                <w:sz w:val="24"/>
+                <w:szCs w:val="22"/>
+              </w:rPr>
+              <w:t>高</w:t>
+            </w:r>
+          </w:p>
+        </w:tc>
+      </w:tr>
+      <w:tr>
+        <w:trPr>
+          <w:trHeight w:val="600"/>
+          <w:jc w:val="center"/>
+        </w:trPr>
+        <w:tc>
+          <w:tcPr>
+            <w:tcW w:w="401" w:type="pct"/>
+            <w:vAlign w:val="center"/>
+          </w:tcPr>
+          <w:p>
+            <w:pPr>
+              <w:spacing w:after="0" w:line="240" w:lineRule="auto"/>
+              <w:jc w:val="center"/>
+              <w:textAlignment w:val="center"/>
+              <w:rPr>
+                <w:rFonts w:eastAsiaTheme="minorHAnsi" w:cs="仿宋_GB2312" w:hint="eastAsia"/>
+                <w:b/>
+                <w:sz w:val="24"/>
+                <w:szCs w:val="22"/>
+              </w:rPr>
+            </w:pPr>
+            <w:r>
+              <w:rPr>
+                <w:rFonts w:eastAsiaTheme="minorHAnsi" w:cs="仿宋_GB2312"/>
+                <w:sz w:val="24"/>
+                <w:szCs w:val="22"/>
+              </w:rPr>
+              <w:t>3</w:t>
+            </w:r>
+          </w:p>
+        </w:tc>
+        <w:tc>
+          <w:tcPr>
+            <w:tcW w:w="1283" w:type="pct"/>
+          </w:tcPr>
+          <w:p>
+            <w:pPr>
+              <w:spacing w:after="0" w:line="240" w:lineRule="auto"/>
+              <w:jc w:val="center"/>
+              <w:textAlignment w:val="center"/>
+              <w:rPr>
+                <w:rFonts w:eastAsiaTheme="minorHAnsi" w:hint="eastAsia"/>
+              </w:rPr>
+            </w:pPr>
+          </w:p>
+        </w:tc>
+        <w:tc>
+          <w:tcPr>
+            <w:tcW w:w="2160" w:type="pct"/>
+            <w:vAlign w:val="center"/>
+          </w:tcPr>
+          <w:p>
+            <w:pPr>
+              <w:spacing w:after="0" w:line="240" w:lineRule="auto"/>
+              <w:jc w:val="center"/>
+              <w:textAlignment w:val="center"/>
+              <w:rPr>
+                <w:rFonts w:eastAsiaTheme="minorHAnsi" w:cs="仿宋_GB2312" w:hint="eastAsia"/>
+                <w:b/>
+                <w:sz w:val="24"/>
+                <w:szCs w:val="22"/>
+              </w:rPr>
+            </w:pPr>
+            <w:proofErr w:type="gramStart"/>
+            <w:r>
+              <w:rPr>
+                <w:rFonts w:eastAsiaTheme="minorHAnsi" w:hint="eastAsia"/>
+              </w:rPr>
+              <w:t>沣</w:t>
+            </w:r>
+            <w:proofErr w:type="gramEnd"/>
+            <w:r>
+              <w:rPr>
+                <w:rFonts w:eastAsiaTheme="minorHAnsi" w:hint="eastAsia"/>
+              </w:rPr>
+              <w:t>峪村王家沟一组</w:t>
+            </w:r>
+          </w:p>
+        </w:tc>
+        <w:tc>
+          <w:tcPr>
+            <w:tcW w:w="724" w:type="pct"/>
+            <w:vAlign w:val="center"/>
+          </w:tcPr>
+          <w:p>
+            <w:pPr>
+              <w:spacing w:after="0" w:line="240" w:lineRule="auto"/>
+              <w:jc w:val="center"/>
+              <w:textAlignment w:val="center"/>
+              <w:rPr>
+                <w:rFonts w:eastAsiaTheme="minorHAnsi" w:cs="仿宋_GB2312" w:hint="eastAsia"/>
+                <w:b/>
+                <w:sz w:val="24"/>
+                <w:szCs w:val="22"/>
+              </w:rPr>
+            </w:pPr>
+            <w:r>
+              <w:rPr>
+                <w:rFonts w:eastAsiaTheme="minorHAnsi" w:hint="eastAsia"/>
+              </w:rPr>
+              <w:t>61</w:t>
+            </w:r>
+            <w:r>
+              <w:rPr>
+                <w:rFonts w:eastAsiaTheme="minorHAnsi" w:hint="eastAsia"/>
+              </w:rPr>
+              <w:t>%</w:t>
+            </w:r>
+          </w:p>
+        </w:tc>
+        <w:tc>
+          <w:tcPr>
+            <w:tcW w:w="432" w:type="pct"/>
+            <w:vAlign w:val="center"/>
+          </w:tcPr>
+          <w:p>
+            <w:pPr>
+              <w:spacing w:after="0" w:line="240" w:lineRule="auto"/>
+              <w:jc w:val="center"/>
+              <w:textAlignment w:val="center"/>
+              <w:rPr>
+                <w:rFonts w:eastAsiaTheme="minorHAnsi" w:cs="仿宋_GB2312" w:hint="eastAsia"/>
+                <w:bCs/>
+                <w:sz w:val="24"/>
+                <w:szCs w:val="22"/>
+              </w:rPr>
+            </w:pPr>
+            <w:r>
+              <w:rPr>
+                <w:rFonts w:eastAsiaTheme="minorHAnsi" w:cs="仿宋_GB2312" w:hint="eastAsia"/>
+                <w:bCs/>
+                <w:sz w:val="24"/>
+                <w:szCs w:val="22"/>
+              </w:rPr>
+              <w:t>中</w:t>
+            </w:r>
+          </w:p>
+        </w:tc>
+      </w:tr>
+      <w:tr>
+        <w:trPr>
+          <w:trHeight w:val="600"/>
+          <w:jc w:val="center"/>
+        </w:trPr>
+        <w:tc>
+          <w:tcPr>
+            <w:tcW w:w="401" w:type="pct"/>
+            <w:vAlign w:val="center"/>
+          </w:tcPr>
+          <w:p>
+            <w:pPr>
+              <w:spacing w:after="0" w:line="240" w:lineRule="auto"/>
+              <w:jc w:val="center"/>
+              <w:textAlignment w:val="center"/>
+              <w:rPr>
+                <w:rFonts w:eastAsiaTheme="minorHAnsi" w:hint="eastAsia"/>
+                <w:sz w:val="24"/>
+                <w:szCs w:val="22"/>
+              </w:rPr>
+            </w:pPr>
+            <w:r>
+              <w:rPr>
+                <w:rFonts w:eastAsiaTheme="minorHAnsi" w:cs="仿宋_GB2312"/>
+                <w:sz w:val="24"/>
+                <w:szCs w:val="22"/>
+              </w:rPr>
+              <w:t>4</w:t>
+            </w:r>
+          </w:p>
+        </w:tc>
+        <w:tc>
+          <w:tcPr>
+            <w:tcW w:w="1283" w:type="pct"/>
+          </w:tcPr>
+          <w:p>
+            <w:pPr>
+              <w:spacing w:after="0" w:line="240" w:lineRule="auto"/>
+              <w:jc w:val="center"/>
+              <w:textAlignment w:val="center"/>
+              <w:rPr>
+                <w:rFonts w:eastAsiaTheme="minorHAnsi" w:hint="eastAsia"/>
+              </w:rPr>
+            </w:pPr>
+          </w:p>
+        </w:tc>
+        <w:tc>
+          <w:tcPr>
+            <w:tcW w:w="2160" w:type="pct"/>
+            <w:vAlign w:val="center"/>
+          </w:tcPr>
+          <w:p>
+            <w:pPr>
+              <w:spacing w:after="0" w:line="240" w:lineRule="auto"/>
+              <w:jc w:val="center"/>
+              <w:textAlignment w:val="center"/>
+              <w:rPr>
+                <w:rFonts w:eastAsiaTheme="minorHAnsi" w:hint="eastAsia"/>
+                <w:sz w:val="24"/>
+                <w:szCs w:val="22"/>
+              </w:rPr>
+            </w:pPr>
+            <w:proofErr w:type="gramStart"/>
+            <w:r>
+              <w:rPr>
+                <w:rFonts w:eastAsiaTheme="minorHAnsi" w:hint="eastAsia"/>
+              </w:rPr>
+              <w:t>沣</w:t>
+            </w:r>
+            <w:proofErr w:type="gramEnd"/>
+            <w:r>
+              <w:rPr>
+                <w:rFonts w:eastAsiaTheme="minorHAnsi" w:hint="eastAsia"/>
+              </w:rPr>
+              <w:t>峪村枣岭村沙坪</w:t>
+            </w:r>
+          </w:p>
+        </w:tc>
+        <w:tc>
+          <w:tcPr>
+            <w:tcW w:w="724" w:type="pct"/>
+            <w:vAlign w:val="center"/>
+          </w:tcPr>
+          <w:p>
+            <w:pPr>
+              <w:spacing w:after="0" w:line="240" w:lineRule="auto"/>
+              <w:jc w:val="center"/>
+              <w:textAlignment w:val="center"/>
+              <w:rPr>
+                <w:rFonts w:eastAsiaTheme="minorHAnsi" w:hint="eastAsia"/>
+                <w:sz w:val="24"/>
+                <w:szCs w:val="22"/>
+              </w:rPr>
+            </w:pPr>
+            <w:r>
+              <w:rPr>
+                <w:rFonts w:eastAsiaTheme="minorHAnsi" w:hint="eastAsia"/>
+              </w:rPr>
+              <w:t>61</w:t>
+            </w:r>
+            <w:r>
+              <w:rPr>
+                <w:rFonts w:eastAsiaTheme="minorHAnsi" w:hint="eastAsia"/>
+              </w:rPr>
+              <w:t>%</w:t>
+            </w:r>
+          </w:p>
+        </w:tc>
+        <w:tc>
+          <w:tcPr>
+            <w:tcW w:w="432" w:type="pct"/>
+            <w:vAlign w:val="center"/>
+          </w:tcPr>
+          <w:p>
+            <w:pPr>
+              <w:spacing w:after="0" w:line="240" w:lineRule="auto"/>
+              <w:jc w:val="center"/>
+              <w:textAlignment w:val="center"/>
+              <w:rPr>
+                <w:rFonts w:eastAsiaTheme="minorHAnsi" w:hint="eastAsia"/>
+                <w:bCs/>
+                <w:sz w:val="24"/>
+                <w:szCs w:val="22"/>
+              </w:rPr>
+            </w:pPr>
+            <w:r>
+              <w:rPr>
+                <w:rFonts w:eastAsiaTheme="minorHAnsi" w:cs="仿宋_GB2312" w:hint="eastAsia"/>
+                <w:bCs/>
+                <w:sz w:val="24"/>
+                <w:szCs w:val="22"/>
+              </w:rPr>
+              <w:t>中</w:t>
+            </w:r>
+          </w:p>
+        </w:tc>
+      </w:tr>
+      <w:tr>
+        <w:trPr>
+          <w:trHeight w:val="600"/>
+          <w:jc w:val="center"/>
+        </w:trPr>
+        <w:tc>
+          <w:tcPr>
+            <w:tcW w:w="401" w:type="pct"/>
+            <w:vAlign w:val="center"/>
+          </w:tcPr>
+          <w:p>
+            <w:pPr>
+              <w:spacing w:after="0" w:line="240" w:lineRule="auto"/>
+              <w:jc w:val="center"/>
+              <w:textAlignment w:val="center"/>
+              <w:rPr>
+                <w:rFonts w:eastAsiaTheme="minorHAnsi" w:hint="eastAsia"/>
+                <w:sz w:val="24"/>
+                <w:szCs w:val="22"/>
+              </w:rPr>
+            </w:pPr>
+            <w:r>
+              <w:rPr>
+                <w:rFonts w:eastAsiaTheme="minorHAnsi" w:cs="仿宋_GB2312"/>
+                <w:sz w:val="24"/>
+                <w:szCs w:val="22"/>
+              </w:rPr>
+              <w:t>5</w:t>
+            </w:r>
+          </w:p>
+        </w:tc>
+        <w:tc>
+          <w:tcPr>
+            <w:tcW w:w="1283" w:type="pct"/>
+          </w:tcPr>
+          <w:p>
+            <w:pPr>
+              <w:spacing w:after="0" w:line="240" w:lineRule="auto"/>
+              <w:jc w:val="center"/>
+              <w:textAlignment w:val="center"/>
+              <w:rPr>
+                <w:rFonts w:eastAsiaTheme="minorHAnsi" w:hint="eastAsia"/>
+              </w:rPr>
+            </w:pPr>
+          </w:p>
+        </w:tc>
+        <w:tc>
+          <w:tcPr>
+            <w:tcW w:w="2160" w:type="pct"/>
+            <w:vAlign w:val="center"/>
+          </w:tcPr>
+          <w:p>
+            <w:pPr>
+              <w:spacing w:after="0" w:line="240" w:lineRule="auto"/>
+              <w:jc w:val="center"/>
+              <w:textAlignment w:val="center"/>
+              <w:rPr>
+                <w:rFonts w:eastAsiaTheme="minorHAnsi" w:hint="eastAsia"/>
+                <w:sz w:val="24"/>
+                <w:szCs w:val="22"/>
+              </w:rPr>
+            </w:pPr>
+            <w:r>
+              <w:rPr>
+                <w:rFonts w:eastAsiaTheme="minorHAnsi" w:hint="eastAsia"/>
+              </w:rPr>
+              <w:t>喂子坪村</w:t>
+            </w:r>
+            <w:r>
+              <w:rPr>
+                <w:rFonts w:eastAsiaTheme="minorHAnsi" w:hint="eastAsia"/>
+              </w:rPr>
+              <w:t>北石槽村二组</w:t>
+            </w:r>
+          </w:p>
+        </w:tc>
+        <w:tc>
+          <w:tcPr>
+            <w:tcW w:w="724" w:type="pct"/>
+            <w:vAlign w:val="center"/>
+          </w:tcPr>
+          <w:p>
+            <w:pPr>
+              <w:spacing w:after="0" w:line="240" w:lineRule="auto"/>
+              <w:jc w:val="center"/>
+              <w:textAlignment w:val="center"/>
+              <w:rPr>
+                <w:rFonts w:eastAsiaTheme="minorHAnsi" w:hint="eastAsia"/>
+                <w:sz w:val="24"/>
+                <w:szCs w:val="22"/>
+              </w:rPr>
+            </w:pPr>
+            <w:r>
+              <w:rPr>
+                <w:rFonts w:eastAsiaTheme="minorHAnsi" w:hint="eastAsia"/>
+              </w:rPr>
+              <w:t>58</w:t>
+            </w:r>
+            <w:r>
+              <w:rPr>
+                <w:rFonts w:eastAsiaTheme="minorHAnsi" w:hint="eastAsia"/>
+              </w:rPr>
+              <w:t>%</w:t>
+            </w:r>
+          </w:p>
+        </w:tc>
+        <w:tc>
+          <w:tcPr>
+            <w:tcW w:w="432" w:type="pct"/>
+            <w:vAlign w:val="center"/>
+          </w:tcPr>
+          <w:p>
+            <w:pPr>
+              <w:spacing w:after="0" w:line="240" w:lineRule="auto"/>
+              <w:jc w:val="center"/>
+              <w:textAlignment w:val="center"/>
+              <w:rPr>
+                <w:rFonts w:eastAsiaTheme="minorHAnsi" w:hint="eastAsia"/>
+                <w:bCs/>
+                <w:sz w:val="24"/>
+                <w:szCs w:val="22"/>
+              </w:rPr>
+            </w:pPr>
+            <w:r>
+              <w:rPr>
+                <w:rFonts w:eastAsiaTheme="minorHAnsi" w:cs="仿宋_GB2312" w:hint="eastAsia"/>
+                <w:bCs/>
+                <w:sz w:val="24"/>
+                <w:szCs w:val="22"/>
+              </w:rPr>
+              <w:t>中</w:t>
+            </w:r>
+          </w:p>
+        </w:tc>
+      </w:tr>
+      <w:tr>
+        <w:trPr>
+          <w:trHeight w:val="600"/>
+          <w:jc w:val="center"/>
+        </w:trPr>
+        <w:tc>
+          <w:tcPr>
+            <w:tcW w:w="401" w:type="pct"/>
+            <w:vAlign w:val="center"/>
+          </w:tcPr>
+          <w:p>
+            <w:pPr>
+              <w:spacing w:after="0" w:line="240" w:lineRule="auto"/>
+              <w:jc w:val="center"/>
+              <w:textAlignment w:val="center"/>
+              <w:rPr>
+                <w:rFonts w:eastAsiaTheme="minorHAnsi" w:hint="eastAsia"/>
+                <w:sz w:val="24"/>
+                <w:szCs w:val="22"/>
+              </w:rPr>
+            </w:pPr>
+            <w:r>
+              <w:rPr>
+                <w:rFonts w:eastAsiaTheme="minorHAnsi" w:cs="仿宋_GB2312"/>
+                <w:sz w:val="24"/>
+                <w:szCs w:val="22"/>
+              </w:rPr>
+              <w:t>6</w:t>
+            </w:r>
+          </w:p>
+        </w:tc>
+        <w:tc>
+          <w:tcPr>
+            <w:tcW w:w="1283" w:type="pct"/>
+          </w:tcPr>
+          <w:p>
+            <w:pPr>
+              <w:spacing w:after="0" w:line="240" w:lineRule="auto"/>
+              <w:jc w:val="center"/>
+              <w:textAlignment w:val="center"/>
+              <w:rPr>
+                <w:rFonts w:eastAsiaTheme="minorHAnsi" w:hint="eastAsia"/>
+              </w:rPr>
+            </w:pPr>
+          </w:p>
+        </w:tc>
+        <w:tc>
+          <w:tcPr>
+            <w:tcW w:w="2160" w:type="pct"/>
+            <w:vAlign w:val="center"/>
+          </w:tcPr>
+          <w:p>
+            <w:pPr>
+              <w:spacing w:after="0" w:line="240" w:lineRule="auto"/>
+              <w:jc w:val="center"/>
+              <w:textAlignment w:val="center"/>
+              <w:rPr>
+                <w:rFonts w:eastAsiaTheme="minorHAnsi" w:hint="eastAsia"/>
+                <w:sz w:val="24"/>
+                <w:szCs w:val="22"/>
+              </w:rPr>
+            </w:pPr>
+            <w:r>
+              <w:rPr>
+                <w:rFonts w:eastAsiaTheme="minorHAnsi" w:hint="eastAsia"/>
+              </w:rPr>
+              <w:t>喂子坪村鸡窝子</w:t>
+            </w:r>
+            <w:proofErr w:type="gramStart"/>
+            <w:r>
+              <w:rPr>
+                <w:rFonts w:eastAsiaTheme="minorHAnsi" w:hint="eastAsia"/>
+              </w:rPr>
+              <w:t>组龙窝子</w:t>
+            </w:r>
+            <w:proofErr w:type="gramEnd"/>
+          </w:p>
+        </w:tc>
+        <w:tc>
+          <w:tcPr>
+            <w:tcW w:w="724" w:type="pct"/>
+            <w:vAlign w:val="center"/>
+          </w:tcPr>
+          <w:p>
+            <w:pPr>
+              <w:spacing w:after="0" w:line="240" w:lineRule="auto"/>
+              <w:jc w:val="center"/>
+              <w:textAlignment w:val="center"/>
+              <w:rPr>
+                <w:rFonts w:eastAsiaTheme="minorHAnsi" w:hint="eastAsia"/>
+                <w:sz w:val="24"/>
+                <w:szCs w:val="22"/>
+              </w:rPr>
+            </w:pPr>
+            <w:r>
+              <w:rPr>
+                <w:rFonts w:eastAsiaTheme="minorHAnsi" w:hint="eastAsia"/>
+              </w:rPr>
+              <w:t>55</w:t>
+            </w:r>
+            <w:r>
+              <w:rPr>
+                <w:rFonts w:eastAsiaTheme="minorHAnsi" w:hint="eastAsia"/>
+              </w:rPr>
+              <w:t>%</w:t>
+            </w:r>
+          </w:p>
+        </w:tc>
+        <w:tc>
+          <w:tcPr>
+            <w:tcW w:w="432" w:type="pct"/>
+            <w:vAlign w:val="center"/>
+          </w:tcPr>
+          <w:p>
+            <w:pPr>
+              <w:spacing w:after="0" w:line="240" w:lineRule="auto"/>
+              <w:jc w:val="center"/>
+              <w:textAlignment w:val="center"/>
+              <w:rPr>
+                <w:rFonts w:eastAsiaTheme="minorHAnsi" w:hint="eastAsia"/>
+                <w:bCs/>
+                <w:sz w:val="24"/>
+                <w:szCs w:val="22"/>
+              </w:rPr>
+            </w:pPr>
+            <w:r>
+              <w:rPr>
+                <w:rFonts w:eastAsiaTheme="minorHAnsi" w:cs="仿宋_GB2312" w:hint="eastAsia"/>
+                <w:bCs/>
+                <w:sz w:val="24"/>
+                <w:szCs w:val="22"/>
+              </w:rPr>
+              <w:t>中</w:t>
+            </w:r>
+          </w:p>
+        </w:tc>
+      </w:tr>
+      <w:tr>
+        <w:trPr>
+          <w:trHeight w:val="600"/>
+          <w:jc w:val="center"/>
+        </w:trPr>
+        <w:tc>
+          <w:tcPr>
+            <w:tcW w:w="401" w:type="pct"/>
+            <w:vAlign w:val="center"/>
+          </w:tcPr>
+          <w:p>
+            <w:pPr>
+              <w:spacing w:after="0" w:line="240" w:lineRule="auto"/>
+              <w:jc w:val="center"/>
+              <w:textAlignment w:val="center"/>
+              <w:rPr>
+                <w:rFonts w:eastAsiaTheme="minorHAnsi" w:cs="仿宋_GB2312" w:hint="eastAsia"/>
+                <w:sz w:val="24"/>
+                <w:szCs w:val="22"/>
+              </w:rPr>
+            </w:pPr>
+            <w:r>
+              <w:rPr>
+                <w:rFonts w:eastAsiaTheme="minorHAnsi" w:hint="eastAsia"/>
+                <w:sz w:val="24"/>
+                <w:szCs w:val="22"/>
+              </w:rPr>
+              <w:lastRenderedPageBreak/>
+              <w:t>7</w:t>
+            </w:r>
+          </w:p>
+        </w:tc>
+        <w:tc>
+          <w:tcPr>
+            <w:tcW w:w="1283" w:type="pct"/>
+          </w:tcPr>
+          <w:p>
+            <w:pPr>
+              <w:spacing w:after="0" w:line="240" w:lineRule="auto"/>
+              <w:jc w:val="center"/>
+              <w:textAlignment w:val="center"/>
+              <w:rPr>
+                <w:rFonts w:eastAsiaTheme="minorHAnsi" w:hint="eastAsia"/>
+              </w:rPr>
+            </w:pPr>
+          </w:p>
+        </w:tc>
+        <w:tc>
+          <w:tcPr>
+            <w:tcW w:w="2160" w:type="pct"/>
+            <w:vAlign w:val="center"/>
+          </w:tcPr>
+          <w:p>
+            <w:pPr>
+              <w:spacing w:after="0" w:line="240" w:lineRule="auto"/>
+              <w:jc w:val="center"/>
+              <w:textAlignment w:val="center"/>
+              <w:rPr>
+                <w:rFonts w:eastAsiaTheme="minorHAnsi" w:hint="eastAsia"/>
+              </w:rPr>
+            </w:pPr>
+            <w:r>
+              <w:rPr>
+                <w:rFonts w:eastAsiaTheme="minorHAnsi" w:hint="eastAsia"/>
+              </w:rPr>
+              <w:t>喂子坪村北</w:t>
+            </w:r>
+            <w:proofErr w:type="gramStart"/>
+            <w:r>
+              <w:rPr>
+                <w:rFonts w:eastAsiaTheme="minorHAnsi" w:hint="eastAsia"/>
+              </w:rPr>
+              <w:t>石槽组南石</w:t>
+            </w:r>
+            <w:proofErr w:type="gramEnd"/>
+            <w:r>
+              <w:rPr>
+                <w:rFonts w:eastAsiaTheme="minorHAnsi" w:hint="eastAsia"/>
+              </w:rPr>
+              <w:t>槽沟内</w:t>
+            </w:r>
+          </w:p>
+        </w:tc>
+        <w:tc>
+          <w:tcPr>
+            <w:tcW w:w="724" w:type="pct"/>
+            <w:vAlign w:val="center"/>
+          </w:tcPr>
+          <w:p>
+            <w:pPr>
+              <w:spacing w:after="0" w:line="240" w:lineRule="auto"/>
+              <w:jc w:val="center"/>
+              <w:textAlignment w:val="center"/>
+              <w:rPr>
+                <w:rFonts w:eastAsiaTheme="minorHAnsi" w:hint="eastAsia"/>
+              </w:rPr>
+            </w:pPr>
+            <w:r>
+              <w:rPr>
+                <w:rFonts w:eastAsiaTheme="minorHAnsi" w:hint="eastAsia"/>
+              </w:rPr>
+              <w:t>50</w:t>
+            </w:r>
+            <w:r>
+              <w:rPr>
+                <w:rFonts w:eastAsiaTheme="minorHAnsi" w:hint="eastAsia"/>
+              </w:rPr>
+              <w:t>%</w:t>
+            </w:r>
+          </w:p>
+        </w:tc>
+        <w:tc>
+          <w:tcPr>
+            <w:tcW w:w="432" w:type="pct"/>
+            <w:vAlign w:val="center"/>
+          </w:tcPr>
+          <w:p>
+            <w:pPr>
+              <w:spacing w:after="0" w:line="240" w:lineRule="auto"/>
+              <w:jc w:val="center"/>
+              <w:textAlignment w:val="center"/>
+              <w:rPr>
+                <w:rFonts w:eastAsiaTheme="minorHAnsi" w:cs="仿宋_GB2312" w:hint="eastAsia"/>
+                <w:bCs/>
+                <w:sz w:val="24"/>
+                <w:szCs w:val="22"/>
+              </w:rPr>
+            </w:pPr>
+            <w:r>
+              <w:rPr>
+                <w:rFonts w:eastAsiaTheme="minorHAnsi" w:cs="仿宋_GB2312" w:hint="eastAsia"/>
+                <w:bCs/>
+                <w:sz w:val="24"/>
+                <w:szCs w:val="22"/>
+              </w:rPr>
+              <w:t>中</w:t>
+            </w:r>
+          </w:p>
+        </w:tc>
+      </w:tr>
+      <w:tr>
+        <w:trPr>
+          <w:trHeight w:val="600"/>
+          <w:jc w:val="center"/>
+        </w:trPr>
+        <w:tc>
+          <w:tcPr>
+            <w:tcW w:w="401" w:type="pct"/>
+            <w:vAlign w:val="center"/>
+          </w:tcPr>
+          <w:p>
+            <w:pPr>
+              <w:spacing w:after="0" w:line="240" w:lineRule="auto"/>
+              <w:jc w:val="center"/>
+              <w:textAlignment w:val="center"/>
+              <w:rPr>
+                <w:rFonts w:eastAsiaTheme="minorHAnsi" w:cs="仿宋_GB2312" w:hint="eastAsia"/>
+                <w:sz w:val="24"/>
+                <w:szCs w:val="22"/>
+              </w:rPr>
+            </w:pPr>
+            <w:r>
+              <w:rPr>
+                <w:rFonts w:eastAsiaTheme="minorHAnsi" w:cs="仿宋_GB2312" w:hint="eastAsia"/>
+                <w:sz w:val="24"/>
+                <w:szCs w:val="22"/>
+              </w:rPr>
+              <w:t>8</w:t>
+            </w:r>
+          </w:p>
+        </w:tc>
+        <w:tc>
+          <w:tcPr>
+            <w:tcW w:w="1283" w:type="pct"/>
+          </w:tcPr>
+          <w:p>
+            <w:pPr>
+              <w:spacing w:after="0" w:line="240" w:lineRule="auto"/>
+              <w:jc w:val="center"/>
+              <w:textAlignment w:val="center"/>
+              <w:rPr>
+                <w:rFonts w:eastAsiaTheme="minorHAnsi" w:hint="eastAsia"/>
+              </w:rPr>
+            </w:pPr>
+          </w:p>
+        </w:tc>
+        <w:tc>
+          <w:tcPr>
+            <w:tcW w:w="2160" w:type="pct"/>
+            <w:vAlign w:val="center"/>
+          </w:tcPr>
+          <w:p>
+            <w:pPr>
+              <w:spacing w:after="0" w:line="240" w:lineRule="auto"/>
+              <w:jc w:val="center"/>
+              <w:textAlignment w:val="center"/>
+              <w:rPr>
+                <w:rFonts w:eastAsiaTheme="minorHAnsi" w:hint="eastAsia"/>
+              </w:rPr>
+            </w:pPr>
+            <w:r>
+              <w:rPr>
+                <w:rFonts w:eastAsiaTheme="minorHAnsi" w:hint="eastAsia"/>
+              </w:rPr>
+              <w:t>喂子坪</w:t>
+            </w:r>
+            <w:proofErr w:type="gramStart"/>
+            <w:r>
+              <w:rPr>
+                <w:rFonts w:eastAsiaTheme="minorHAnsi" w:hint="eastAsia"/>
+              </w:rPr>
+              <w:t>村</w:t>
+            </w:r>
+            <w:r>
+              <w:rPr>
+                <w:rFonts w:eastAsiaTheme="minorHAnsi" w:hint="eastAsia"/>
+              </w:rPr>
+              <w:t>关石</w:t>
+            </w:r>
+            <w:proofErr w:type="gramEnd"/>
+            <w:r>
+              <w:rPr>
+                <w:rFonts w:eastAsiaTheme="minorHAnsi" w:hint="eastAsia"/>
+              </w:rPr>
+              <w:t>村二组下游</w:t>
+            </w:r>
+          </w:p>
+        </w:tc>
+        <w:tc>
+          <w:tcPr>
+            <w:tcW w:w="724" w:type="pct"/>
+            <w:vAlign w:val="center"/>
+          </w:tcPr>
+          <w:p>
+            <w:pPr>
+              <w:spacing w:after="0" w:line="240" w:lineRule="auto"/>
+              <w:jc w:val="center"/>
+              <w:textAlignment w:val="center"/>
+              <w:rPr>
+                <w:rFonts w:eastAsiaTheme="minorHAnsi" w:hint="eastAsia"/>
+              </w:rPr>
+            </w:pPr>
+            <w:r>
+              <w:rPr>
+                <w:rFonts w:eastAsiaTheme="minorHAnsi" w:hint="eastAsia"/>
+              </w:rPr>
+              <w:t>50</w:t>
+            </w:r>
+            <w:r>
+              <w:rPr>
+                <w:rFonts w:eastAsiaTheme="minorHAnsi" w:hint="eastAsia"/>
+              </w:rPr>
+              <w:t>%</w:t>
+            </w:r>
+          </w:p>
+        </w:tc>
+        <w:tc>
+          <w:tcPr>
+            <w:tcW w:w="432" w:type="pct"/>
+            <w:vAlign w:val="center"/>
+          </w:tcPr>
+          <w:p>
+            <w:pPr>
+              <w:spacing w:after="0" w:line="240" w:lineRule="auto"/>
+              <w:jc w:val="center"/>
+              <w:textAlignment w:val="center"/>
+              <w:rPr>
+                <w:rFonts w:eastAsiaTheme="minorHAnsi" w:cs="仿宋_GB2312" w:hint="eastAsia"/>
+                <w:bCs/>
+                <w:sz w:val="24"/>
+                <w:szCs w:val="22"/>
+              </w:rPr>
+            </w:pPr>
+            <w:r>
+              <w:rPr>
+                <w:rFonts w:eastAsiaTheme="minorHAnsi" w:cs="仿宋_GB2312" w:hint="eastAsia"/>
+                <w:bCs/>
+                <w:sz w:val="24"/>
+                <w:szCs w:val="22"/>
+              </w:rPr>
+              <w:t>中</w:t>
+            </w:r>
+          </w:p>
+        </w:tc>
+      </w:tr>
+      <w:tr>
+        <w:trPr>
+          <w:trHeight w:val="600"/>
+          <w:jc w:val="center"/>
+        </w:trPr>
+        <w:tc>
+          <w:tcPr>
+            <w:tcW w:w="401" w:type="pct"/>
+            <w:vAlign w:val="center"/>
+          </w:tcPr>
+          <w:p>
+            <w:pPr>
+              <w:spacing w:after="0" w:line="240" w:lineRule="auto"/>
+              <w:jc w:val="center"/>
+              <w:textAlignment w:val="center"/>
+              <w:rPr>
+                <w:rFonts w:eastAsiaTheme="minorHAnsi" w:cs="仿宋_GB2312" w:hint="eastAsia"/>
+                <w:sz w:val="24"/>
+                <w:szCs w:val="22"/>
+              </w:rPr>
+            </w:pPr>
+            <w:r>
+              <w:rPr>
+                <w:rFonts w:eastAsiaTheme="minorHAnsi" w:cs="仿宋_GB2312" w:hint="eastAsia"/>
+                <w:sz w:val="24"/>
+                <w:szCs w:val="22"/>
+              </w:rPr>
+              <w:t>9</w:t>
+            </w:r>
+          </w:p>
+        </w:tc>
+        <w:tc>
+          <w:tcPr>
+            <w:tcW w:w="1283" w:type="pct"/>
+          </w:tcPr>
+          <w:p>
+            <w:pPr>
+              <w:spacing w:after="0" w:line="240" w:lineRule="auto"/>
+              <w:jc w:val="center"/>
+              <w:textAlignment w:val="center"/>
+              <w:rPr>
+                <w:rFonts w:eastAsiaTheme="minorHAnsi" w:hint="eastAsia"/>
+              </w:rPr>
+            </w:pPr>
+          </w:p>
+        </w:tc>
+        <w:tc>
+          <w:tcPr>
+            <w:tcW w:w="2160" w:type="pct"/>
+            <w:vAlign w:val="center"/>
+          </w:tcPr>
+          <w:p>
+            <w:pPr>
+              <w:spacing w:after="0" w:line="240" w:lineRule="auto"/>
+              <w:jc w:val="center"/>
+              <w:textAlignment w:val="center"/>
+              <w:rPr>
+                <w:rFonts w:eastAsiaTheme="minorHAnsi" w:hint="eastAsia"/>
+              </w:rPr>
+            </w:pPr>
+            <w:r>
+              <w:rPr>
+                <w:rFonts w:eastAsiaTheme="minorHAnsi" w:hint="eastAsia"/>
+              </w:rPr>
+              <w:t>喂子坪</w:t>
+            </w:r>
+            <w:proofErr w:type="gramStart"/>
+            <w:r>
+              <w:rPr>
+                <w:rFonts w:eastAsiaTheme="minorHAnsi" w:hint="eastAsia"/>
+              </w:rPr>
+              <w:t>村</w:t>
+            </w:r>
+            <w:r>
+              <w:rPr>
+                <w:rFonts w:eastAsiaTheme="minorHAnsi" w:hint="eastAsia"/>
+              </w:rPr>
+              <w:t>观坪寺</w:t>
+            </w:r>
+            <w:proofErr w:type="gramEnd"/>
+            <w:r>
+              <w:rPr>
+                <w:rFonts w:eastAsiaTheme="minorHAnsi" w:hint="eastAsia"/>
+              </w:rPr>
+              <w:t>村二组下游</w:t>
+            </w:r>
+          </w:p>
+        </w:tc>
+        <w:tc>
+          <w:tcPr>
+            <w:tcW w:w="724" w:type="pct"/>
+            <w:vAlign w:val="center"/>
+          </w:tcPr>
+          <w:p>
+            <w:pPr>
+              <w:spacing w:after="0" w:line="240" w:lineRule="auto"/>
+              <w:jc w:val="center"/>
+              <w:textAlignment w:val="center"/>
+              <w:rPr>
+                <w:rFonts w:eastAsiaTheme="minorHAnsi" w:hint="eastAsia"/>
+              </w:rPr>
+            </w:pPr>
+            <w:r>
+              <w:rPr>
+                <w:rFonts w:eastAsiaTheme="minorHAnsi" w:hint="eastAsia"/>
+              </w:rPr>
+              <w:t>50</w:t>
+            </w:r>
+            <w:r>
+              <w:rPr>
+                <w:rFonts w:eastAsiaTheme="minorHAnsi" w:hint="eastAsia"/>
+              </w:rPr>
+              <w:t>%</w:t>
+            </w:r>
+          </w:p>
+        </w:tc>
+        <w:tc>
+          <w:tcPr>
+            <w:tcW w:w="432" w:type="pct"/>
+            <w:vAlign w:val="center"/>
+          </w:tcPr>
+          <w:p>
+            <w:pPr>
+              <w:spacing w:after="0" w:line="240" w:lineRule="auto"/>
+              <w:jc w:val="center"/>
+              <w:textAlignment w:val="center"/>
+              <w:rPr>
+                <w:rFonts w:eastAsiaTheme="minorHAnsi" w:cs="仿宋_GB2312" w:hint="eastAsia"/>
+                <w:bCs/>
+                <w:sz w:val="24"/>
+                <w:szCs w:val="22"/>
+              </w:rPr>
+            </w:pPr>
+            <w:r>
+              <w:rPr>
+                <w:rFonts w:eastAsiaTheme="minorHAnsi" w:cs="仿宋_GB2312" w:hint="eastAsia"/>
+                <w:bCs/>
+                <w:sz w:val="24"/>
+                <w:szCs w:val="22"/>
+              </w:rPr>
+              <w:t>中</w:t>
+            </w:r>
+          </w:p>
+        </w:tc>
+      </w:tr>
+    </w:tbl>
     <w:p>
       <w:pPr>
         <w:pStyle w:val="aa"/>
@@ -875,12 +2293,21 @@
           <w:rFonts w:ascii="仿宋_GB2312" w:eastAsia="仿宋_GB2312" w:hAnsi="仿宋_GB2312" w:cs="仿宋_GB2312" w:hint="eastAsia"/>
           <w:sz w:val="32"/>
         </w:rPr>
-        <w:t>{{</w:t>
+        <w:t>{</w:t>
+      </w:r>
+      <w:r>
+        <w:rPr>
+          <w:rFonts w:ascii="仿宋_GB2312" w:eastAsia="仿宋_GB2312" w:hAnsi="仿宋_GB2312" w:cs="仿宋_GB2312" w:hint="eastAsia"/>
+          <w:color w:val="EE0000"/>
+          <w:sz w:val="32"/>
+        </w:rPr>
+        <w:t>{</w:t>
       </w:r>
       <w:proofErr w:type="spellStart"/>
       <w:r>
         <w:rPr>
           <w:rFonts w:ascii="仿宋_GB2312" w:eastAsia="仿宋_GB2312" w:hAnsi="仿宋_GB2312" w:cs="仿宋_GB2312"/>
+          <w:color w:val="EE0000"/>
           <w:sz w:val="32"/>
         </w:rPr>
         <w:t>Disaster</w:t>
@@ -888,6 +2315,7 @@
       <w:r>
         <w:rPr>
           <w:rFonts w:ascii="仿宋_GB2312" w:eastAsia="仿宋_GB2312" w:hAnsi="仿宋_GB2312" w:cs="仿宋_GB2312" w:hint="eastAsia"/>
+          <w:color w:val="EE0000"/>
           <w:sz w:val="32"/>
         </w:rPr>
         <w:t>_</w:t>
@@ -895,6 +2323,7 @@
       <w:r>
         <w:rPr>
           <w:rFonts w:ascii="仿宋_GB2312" w:eastAsia="仿宋_GB2312" w:hAnsi="仿宋_GB2312" w:cs="仿宋_GB2312" w:hint="eastAsia"/>
+          <w:color w:val="EE0000"/>
           <w:sz w:val="32"/>
         </w:rPr>
         <w:t>Mudslide</w:t>
@@ -902,20 +2331,15 @@
       <w:r>
         <w:rPr>
           <w:rFonts w:ascii="仿宋_GB2312" w:eastAsia="仿宋_GB2312" w:hAnsi="仿宋_GB2312" w:cs="仿宋_GB2312" w:hint="eastAsia"/>
-          <w:sz w:val="32"/>
-        </w:rPr>
-        <w:t>M</w:t>
-      </w:r>
-      <w:r>
-        <w:rPr>
-          <w:rFonts w:ascii="仿宋_GB2312" w:eastAsia="仿宋_GB2312" w:hAnsi="仿宋_GB2312" w:cs="仿宋_GB2312" w:hint="eastAsia"/>
-          <w:sz w:val="32"/>
-        </w:rPr>
-        <w:t>ain</w:t>
-      </w:r>
-      <w:r>
-        <w:rPr>
-          <w:rFonts w:ascii="仿宋_GB2312" w:eastAsia="仿宋_GB2312" w:hAnsi="仿宋_GB2312" w:cs="仿宋_GB2312" w:hint="eastAsia"/>
+          <w:color w:val="EE0000"/>
+          <w:sz w:val="32"/>
+        </w:rPr>
+        <w:t>Main</w:t>
+      </w:r>
+      <w:r>
+        <w:rPr>
+          <w:rFonts w:ascii="仿宋_GB2312" w:eastAsia="仿宋_GB2312" w:hAnsi="仿宋_GB2312" w:cs="仿宋_GB2312" w:hint="eastAsia"/>
+          <w:color w:val="EE0000"/>
           <w:sz w:val="32"/>
         </w:rPr>
         <w:t>Cun</w:t>
@@ -1156,7 +2580,6 @@
         <w:rPr>
           <w:rFonts w:hint="eastAsia"/>
         </w:rPr>
-        <w:lastRenderedPageBreak/>
         <w:t>泥石流</w:t>
       </w:r>
       <w:r>
@@ -1166,6 +2589,1269 @@
         <w:t>灾害预测概率统计表</w:t>
       </w:r>
     </w:p>
+    <w:tbl>
+      <w:tblPr>
+        <w:tblW w:w="5000" w:type="pct"/>
+        <w:jc w:val="center"/>
+        <w:tblBorders>
+          <w:top w:val="single" w:sz="0" w:space="0" w:color="auto"/>
+          <w:left w:val="single" w:sz="0" w:space="0" w:color="auto"/>
+          <w:bottom w:val="single" w:sz="0" w:space="0" w:color="auto"/>
+          <w:right w:val="single" w:sz="0" w:space="0" w:color="auto"/>
+          <w:insideH w:val="single" w:sz="0" w:space="0" w:color="auto"/>
+          <w:insideV w:val="single" w:sz="0" w:space="0" w:color="auto"/>
+        </w:tblBorders>
+        <w:tblLook w:val="04A0" w:firstRow="1" w:lastRow="0" w:firstColumn="1" w:lastColumn="0" w:noHBand="0" w:noVBand="1"/>
+      </w:tblPr>
+      <w:tblGrid>
+        <w:gridCol w:w="515"/>
+        <w:gridCol w:w="3142"/>
+        <w:gridCol w:w="3142"/>
+        <w:gridCol w:w="1281"/>
+        <w:gridCol w:w="766"/>
+      </w:tblGrid>
+      <w:tr>
+        <w:trPr>
+          <w:trHeight w:val="600"/>
+          <w:jc w:val="center"/>
+        </w:trPr>
+        <w:tc>
+          <w:tcPr>
+            <w:tcW w:w="291" w:type="pct"/>
+            <w:vAlign w:val="center"/>
+          </w:tcPr>
+          <w:p>
+            <w:pPr>
+              <w:spacing w:after="0" w:line="240" w:lineRule="auto"/>
+              <w:jc w:val="center"/>
+              <w:textAlignment w:val="center"/>
+              <w:rPr>
+                <w:rFonts w:ascii="仿宋_GB2312" w:eastAsia="仿宋_GB2312" w:hAnsi="仿宋_GB2312" w:cs="仿宋_GB2312" w:hint="eastAsia"/>
+                <w:b/>
+                <w:sz w:val="24"/>
+                <w:szCs w:val="22"/>
+              </w:rPr>
+            </w:pPr>
+            <w:r>
+              <w:rPr>
+                <w:rFonts w:ascii="仿宋_GB2312" w:eastAsia="仿宋_GB2312" w:hAnsi="仿宋_GB2312" w:cs="仿宋_GB2312"/>
+                <w:b/>
+                <w:sz w:val="24"/>
+                <w:szCs w:val="22"/>
+              </w:rPr>
+              <w:t>序号</w:t>
+            </w:r>
+          </w:p>
+        </w:tc>
+        <w:tc>
+          <w:tcPr>
+            <w:tcW w:w="1776" w:type="pct"/>
+          </w:tcPr>
+          <w:p>
+            <w:pPr>
+              <w:spacing w:after="0" w:line="240" w:lineRule="auto"/>
+              <w:jc w:val="center"/>
+              <w:textAlignment w:val="center"/>
+              <w:rPr>
+                <w:rFonts w:ascii="仿宋_GB2312" w:eastAsia="仿宋_GB2312" w:hAnsi="仿宋_GB2312" w:cs="仿宋_GB2312" w:hint="eastAsia"/>
+                <w:b/>
+                <w:sz w:val="24"/>
+                <w:szCs w:val="22"/>
+              </w:rPr>
+            </w:pPr>
+            <w:r>
+              <w:rPr>
+                <w:rFonts w:ascii="仿宋_GB2312" w:eastAsia="仿宋_GB2312" w:hAnsi="仿宋_GB2312" w:cs="仿宋_GB2312" w:hint="eastAsia"/>
+                <w:b/>
+                <w:sz w:val="24"/>
+                <w:szCs w:val="22"/>
+              </w:rPr>
+              <w:t>区县</w:t>
+            </w:r>
+          </w:p>
+        </w:tc>
+        <w:tc>
+          <w:tcPr>
+            <w:tcW w:w="1776" w:type="pct"/>
+            <w:vAlign w:val="center"/>
+          </w:tcPr>
+          <w:p>
+            <w:pPr>
+              <w:spacing w:after="0" w:line="240" w:lineRule="auto"/>
+              <w:jc w:val="center"/>
+              <w:textAlignment w:val="center"/>
+              <w:rPr>
+                <w:rFonts w:ascii="仿宋_GB2312" w:eastAsia="仿宋_GB2312" w:hAnsi="仿宋_GB2312" w:cs="仿宋_GB2312" w:hint="eastAsia"/>
+                <w:b/>
+                <w:sz w:val="24"/>
+                <w:szCs w:val="22"/>
+              </w:rPr>
+            </w:pPr>
+            <w:r>
+              <w:rPr>
+                <w:rFonts w:ascii="仿宋_GB2312" w:eastAsia="仿宋_GB2312" w:hAnsi="仿宋_GB2312" w:cs="仿宋_GB2312" w:hint="eastAsia"/>
+                <w:b/>
+                <w:sz w:val="24"/>
+                <w:szCs w:val="22"/>
+              </w:rPr>
+              <w:t>位置</w:t>
+            </w:r>
+          </w:p>
+        </w:tc>
+        <w:tc>
+          <w:tcPr>
+            <w:tcW w:w="724" w:type="pct"/>
+            <w:vAlign w:val="center"/>
+          </w:tcPr>
+          <w:p>
+            <w:pPr>
+              <w:spacing w:after="0" w:line="240" w:lineRule="auto"/>
+              <w:jc w:val="center"/>
+              <w:textAlignment w:val="center"/>
+              <w:rPr>
+                <w:rFonts w:ascii="仿宋_GB2312" w:eastAsia="仿宋_GB2312" w:hAnsi="仿宋_GB2312" w:cs="仿宋_GB2312" w:hint="eastAsia"/>
+                <w:b/>
+                <w:sz w:val="24"/>
+                <w:szCs w:val="22"/>
+              </w:rPr>
+            </w:pPr>
+            <w:r>
+              <w:rPr>
+                <w:rFonts w:ascii="仿宋_GB2312" w:eastAsia="仿宋_GB2312" w:hAnsi="仿宋_GB2312" w:cs="仿宋_GB2312" w:hint="eastAsia"/>
+                <w:b/>
+                <w:sz w:val="24"/>
+                <w:szCs w:val="22"/>
+              </w:rPr>
+              <w:t>泥石流发生概率</w:t>
+            </w:r>
+          </w:p>
+        </w:tc>
+        <w:tc>
+          <w:tcPr>
+            <w:tcW w:w="433" w:type="pct"/>
+            <w:vAlign w:val="center"/>
+          </w:tcPr>
+          <w:p>
+            <w:pPr>
+              <w:spacing w:after="0" w:line="240" w:lineRule="auto"/>
+              <w:jc w:val="center"/>
+              <w:textAlignment w:val="center"/>
+              <w:rPr>
+                <w:rFonts w:ascii="仿宋_GB2312" w:eastAsia="仿宋_GB2312" w:hAnsi="仿宋_GB2312" w:cs="仿宋_GB2312" w:hint="eastAsia"/>
+                <w:b/>
+                <w:sz w:val="24"/>
+                <w:szCs w:val="22"/>
+              </w:rPr>
+            </w:pPr>
+            <w:r>
+              <w:rPr>
+                <w:rFonts w:ascii="仿宋_GB2312" w:eastAsia="仿宋_GB2312" w:hAnsi="仿宋_GB2312" w:cs="仿宋_GB2312" w:hint="eastAsia"/>
+                <w:b/>
+                <w:sz w:val="24"/>
+                <w:szCs w:val="22"/>
+              </w:rPr>
+              <w:t>风险等级</w:t>
+            </w:r>
+          </w:p>
+        </w:tc>
+      </w:tr>
+      <w:tr>
+        <w:trPr>
+          <w:trHeight w:val="600"/>
+          <w:jc w:val="center"/>
+        </w:trPr>
+        <w:tc>
+          <w:tcPr>
+            <w:tcW w:w="291" w:type="pct"/>
+            <w:vAlign w:val="center"/>
+          </w:tcPr>
+          <w:p>
+            <w:pPr>
+              <w:spacing w:after="0" w:line="240" w:lineRule="auto"/>
+              <w:jc w:val="center"/>
+              <w:textAlignment w:val="center"/>
+              <w:rPr>
+                <w:rFonts w:eastAsiaTheme="minorHAnsi" w:cs="仿宋_GB2312" w:hint="eastAsia"/>
+                <w:b/>
+                <w:sz w:val="24"/>
+                <w:szCs w:val="22"/>
+              </w:rPr>
+            </w:pPr>
+            <w:r>
+              <w:rPr>
+                <w:rFonts w:eastAsiaTheme="minorHAnsi" w:cs="仿宋_GB2312"/>
+                <w:sz w:val="24"/>
+                <w:szCs w:val="22"/>
+              </w:rPr>
+              <w:t>1</w:t>
+            </w:r>
+          </w:p>
+        </w:tc>
+        <w:tc>
+          <w:tcPr>
+            <w:tcW w:w="1776" w:type="pct"/>
+          </w:tcPr>
+          <w:p>
+            <w:pPr>
+              <w:spacing w:after="0" w:line="240" w:lineRule="auto"/>
+              <w:jc w:val="center"/>
+              <w:textAlignment w:val="center"/>
+              <w:rPr>
+                <w:rFonts w:eastAsiaTheme="minorHAnsi" w:hint="eastAsia"/>
+              </w:rPr>
+            </w:pPr>
+          </w:p>
+        </w:tc>
+        <w:tc>
+          <w:tcPr>
+            <w:tcW w:w="1776" w:type="pct"/>
+            <w:vAlign w:val="center"/>
+          </w:tcPr>
+          <w:p>
+            <w:pPr>
+              <w:spacing w:after="0" w:line="240" w:lineRule="auto"/>
+              <w:jc w:val="center"/>
+              <w:textAlignment w:val="center"/>
+              <w:rPr>
+                <w:rFonts w:eastAsiaTheme="minorHAnsi" w:cs="仿宋_GB2312" w:hint="eastAsia"/>
+                <w:b/>
+                <w:sz w:val="24"/>
+                <w:szCs w:val="22"/>
+              </w:rPr>
+            </w:pPr>
+            <w:r>
+              <w:rPr>
+                <w:rFonts w:eastAsiaTheme="minorHAnsi" w:hint="eastAsia"/>
+              </w:rPr>
+              <w:t>蓝田县</w:t>
+            </w:r>
+            <w:proofErr w:type="gramStart"/>
+            <w:r>
+              <w:rPr>
+                <w:rFonts w:eastAsiaTheme="minorHAnsi" w:hint="eastAsia"/>
+              </w:rPr>
+              <w:t>灞</w:t>
+            </w:r>
+            <w:proofErr w:type="gramEnd"/>
+            <w:r>
+              <w:rPr>
+                <w:rFonts w:eastAsiaTheme="minorHAnsi" w:hint="eastAsia"/>
+              </w:rPr>
+              <w:t>源镇万军回村</w:t>
+            </w:r>
+          </w:p>
+        </w:tc>
+        <w:tc>
+          <w:tcPr>
+            <w:tcW w:w="724" w:type="pct"/>
+            <w:vAlign w:val="center"/>
+          </w:tcPr>
+          <w:p>
+            <w:pPr>
+              <w:spacing w:after="0" w:line="240" w:lineRule="auto"/>
+              <w:jc w:val="center"/>
+              <w:textAlignment w:val="center"/>
+              <w:rPr>
+                <w:rFonts w:eastAsiaTheme="minorHAnsi" w:cs="仿宋_GB2312" w:hint="eastAsia"/>
+                <w:b/>
+                <w:sz w:val="24"/>
+                <w:szCs w:val="22"/>
+              </w:rPr>
+            </w:pPr>
+            <w:r>
+              <w:rPr>
+                <w:rFonts w:eastAsiaTheme="minorHAnsi" w:hint="eastAsia"/>
+              </w:rPr>
+              <w:t>8</w:t>
+            </w:r>
+            <w:r>
+              <w:rPr>
+                <w:rFonts w:eastAsiaTheme="minorHAnsi" w:hint="eastAsia"/>
+              </w:rPr>
+              <w:t>1</w:t>
+            </w:r>
+            <w:r>
+              <w:rPr>
+                <w:rFonts w:eastAsiaTheme="minorHAnsi" w:hint="eastAsia"/>
+              </w:rPr>
+              <w:t>%</w:t>
+            </w:r>
+          </w:p>
+        </w:tc>
+        <w:tc>
+          <w:tcPr>
+            <w:tcW w:w="433" w:type="pct"/>
+            <w:vAlign w:val="center"/>
+          </w:tcPr>
+          <w:p>
+            <w:pPr>
+              <w:spacing w:after="0" w:line="240" w:lineRule="auto"/>
+              <w:jc w:val="center"/>
+              <w:textAlignment w:val="center"/>
+              <w:rPr>
+                <w:rFonts w:eastAsiaTheme="minorHAnsi" w:cs="仿宋_GB2312" w:hint="eastAsia"/>
+                <w:bCs/>
+                <w:sz w:val="24"/>
+                <w:szCs w:val="22"/>
+              </w:rPr>
+            </w:pPr>
+            <w:r>
+              <w:rPr>
+                <w:rFonts w:eastAsiaTheme="minorHAnsi" w:cs="仿宋_GB2312" w:hint="eastAsia"/>
+                <w:bCs/>
+                <w:sz w:val="24"/>
+                <w:szCs w:val="22"/>
+              </w:rPr>
+              <w:t>高</w:t>
+            </w:r>
+          </w:p>
+        </w:tc>
+      </w:tr>
+      <w:tr>
+        <w:trPr>
+          <w:trHeight w:val="600"/>
+          <w:jc w:val="center"/>
+        </w:trPr>
+        <w:tc>
+          <w:tcPr>
+            <w:tcW w:w="291" w:type="pct"/>
+            <w:vAlign w:val="center"/>
+          </w:tcPr>
+          <w:p>
+            <w:pPr>
+              <w:spacing w:after="0" w:line="240" w:lineRule="auto"/>
+              <w:jc w:val="center"/>
+              <w:textAlignment w:val="center"/>
+              <w:rPr>
+                <w:rFonts w:eastAsiaTheme="minorHAnsi" w:cs="仿宋_GB2312" w:hint="eastAsia"/>
+                <w:b/>
+                <w:sz w:val="24"/>
+                <w:szCs w:val="22"/>
+              </w:rPr>
+            </w:pPr>
+            <w:r>
+              <w:rPr>
+                <w:rFonts w:eastAsiaTheme="minorHAnsi" w:cs="仿宋_GB2312"/>
+                <w:sz w:val="24"/>
+                <w:szCs w:val="22"/>
+              </w:rPr>
+              <w:t>2</w:t>
+            </w:r>
+          </w:p>
+        </w:tc>
+        <w:tc>
+          <w:tcPr>
+            <w:tcW w:w="1776" w:type="pct"/>
+          </w:tcPr>
+          <w:p>
+            <w:pPr>
+              <w:spacing w:after="0" w:line="240" w:lineRule="auto"/>
+              <w:jc w:val="center"/>
+              <w:textAlignment w:val="center"/>
+              <w:rPr>
+                <w:rFonts w:eastAsiaTheme="minorHAnsi" w:hint="eastAsia"/>
+              </w:rPr>
+            </w:pPr>
+          </w:p>
+        </w:tc>
+        <w:tc>
+          <w:tcPr>
+            <w:tcW w:w="1776" w:type="pct"/>
+            <w:vAlign w:val="center"/>
+          </w:tcPr>
+          <w:p>
+            <w:pPr>
+              <w:spacing w:after="0" w:line="240" w:lineRule="auto"/>
+              <w:jc w:val="center"/>
+              <w:textAlignment w:val="center"/>
+              <w:rPr>
+                <w:rFonts w:eastAsiaTheme="minorHAnsi" w:cs="仿宋_GB2312" w:hint="eastAsia"/>
+                <w:b/>
+                <w:sz w:val="24"/>
+                <w:szCs w:val="22"/>
+              </w:rPr>
+            </w:pPr>
+            <w:proofErr w:type="gramStart"/>
+            <w:r>
+              <w:rPr>
+                <w:rFonts w:eastAsiaTheme="minorHAnsi" w:hint="eastAsia"/>
+              </w:rPr>
+              <w:t>沣</w:t>
+            </w:r>
+            <w:proofErr w:type="gramEnd"/>
+            <w:r>
+              <w:rPr>
+                <w:rFonts w:eastAsiaTheme="minorHAnsi" w:hint="eastAsia"/>
+              </w:rPr>
+              <w:t>峪</w:t>
+            </w:r>
+            <w:proofErr w:type="gramStart"/>
+            <w:r>
+              <w:rPr>
+                <w:rFonts w:eastAsiaTheme="minorHAnsi" w:hint="eastAsia"/>
+              </w:rPr>
+              <w:t>村石峡沟组原石峡沟</w:t>
+            </w:r>
+            <w:proofErr w:type="gramEnd"/>
+            <w:r>
+              <w:rPr>
+                <w:rFonts w:eastAsiaTheme="minorHAnsi" w:hint="eastAsia"/>
+              </w:rPr>
+              <w:t>村(B6)</w:t>
+            </w:r>
+          </w:p>
+        </w:tc>
+        <w:tc>
+          <w:tcPr>
+            <w:tcW w:w="724" w:type="pct"/>
+            <w:vAlign w:val="center"/>
+          </w:tcPr>
+          <w:p>
+            <w:pPr>
+              <w:spacing w:after="0" w:line="240" w:lineRule="auto"/>
+              <w:jc w:val="center"/>
+              <w:textAlignment w:val="center"/>
+              <w:rPr>
+                <w:rFonts w:eastAsiaTheme="minorHAnsi" w:cs="仿宋_GB2312" w:hint="eastAsia"/>
+                <w:b/>
+                <w:sz w:val="24"/>
+                <w:szCs w:val="22"/>
+              </w:rPr>
+            </w:pPr>
+            <w:r>
+              <w:rPr>
+                <w:rFonts w:eastAsiaTheme="minorHAnsi" w:hint="eastAsia"/>
+                <w:sz w:val="24"/>
+                <w:szCs w:val="22"/>
+              </w:rPr>
+              <w:t>7</w:t>
+            </w:r>
+            <w:r>
+              <w:rPr>
+                <w:rFonts w:eastAsiaTheme="minorHAnsi" w:hint="eastAsia"/>
+                <w:sz w:val="24"/>
+                <w:szCs w:val="22"/>
+              </w:rPr>
+              <w:t>8</w:t>
+            </w:r>
+            <w:r>
+              <w:rPr>
+                <w:rFonts w:eastAsiaTheme="minorHAnsi" w:hint="eastAsia"/>
+                <w:sz w:val="24"/>
+                <w:szCs w:val="22"/>
+              </w:rPr>
+              <w:t>%</w:t>
+            </w:r>
+          </w:p>
+        </w:tc>
+        <w:tc>
+          <w:tcPr>
+            <w:tcW w:w="433" w:type="pct"/>
+            <w:vAlign w:val="center"/>
+          </w:tcPr>
+          <w:p>
+            <w:pPr>
+              <w:spacing w:after="0" w:line="240" w:lineRule="auto"/>
+              <w:jc w:val="center"/>
+              <w:textAlignment w:val="center"/>
+              <w:rPr>
+                <w:rFonts w:eastAsiaTheme="minorHAnsi" w:cs="仿宋_GB2312" w:hint="eastAsia"/>
+                <w:bCs/>
+                <w:sz w:val="24"/>
+                <w:szCs w:val="22"/>
+              </w:rPr>
+            </w:pPr>
+            <w:r>
+              <w:rPr>
+                <w:rFonts w:eastAsiaTheme="minorHAnsi" w:cs="仿宋_GB2312" w:hint="eastAsia"/>
+                <w:bCs/>
+                <w:sz w:val="24"/>
+                <w:szCs w:val="22"/>
+              </w:rPr>
+              <w:t>高</w:t>
+            </w:r>
+          </w:p>
+        </w:tc>
+      </w:tr>
+      <w:tr>
+        <w:trPr>
+          <w:trHeight w:val="600"/>
+          <w:jc w:val="center"/>
+        </w:trPr>
+        <w:tc>
+          <w:tcPr>
+            <w:tcW w:w="291" w:type="pct"/>
+            <w:vAlign w:val="center"/>
+          </w:tcPr>
+          <w:p>
+            <w:pPr>
+              <w:spacing w:after="0" w:line="240" w:lineRule="auto"/>
+              <w:jc w:val="center"/>
+              <w:textAlignment w:val="center"/>
+              <w:rPr>
+                <w:rFonts w:eastAsiaTheme="minorHAnsi" w:cs="仿宋_GB2312" w:hint="eastAsia"/>
+                <w:b/>
+                <w:sz w:val="24"/>
+                <w:szCs w:val="22"/>
+              </w:rPr>
+            </w:pPr>
+            <w:r>
+              <w:rPr>
+                <w:rFonts w:eastAsiaTheme="minorHAnsi" w:cs="仿宋_GB2312"/>
+                <w:sz w:val="24"/>
+                <w:szCs w:val="22"/>
+              </w:rPr>
+              <w:t>3</w:t>
+            </w:r>
+          </w:p>
+        </w:tc>
+        <w:tc>
+          <w:tcPr>
+            <w:tcW w:w="1776" w:type="pct"/>
+          </w:tcPr>
+          <w:p>
+            <w:pPr>
+              <w:spacing w:after="0" w:line="240" w:lineRule="auto"/>
+              <w:jc w:val="center"/>
+              <w:textAlignment w:val="center"/>
+              <w:rPr>
+                <w:rFonts w:eastAsiaTheme="minorHAnsi" w:hint="eastAsia"/>
+              </w:rPr>
+            </w:pPr>
+          </w:p>
+        </w:tc>
+        <w:tc>
+          <w:tcPr>
+            <w:tcW w:w="1776" w:type="pct"/>
+            <w:vAlign w:val="center"/>
+          </w:tcPr>
+          <w:p>
+            <w:pPr>
+              <w:spacing w:after="0" w:line="240" w:lineRule="auto"/>
+              <w:jc w:val="center"/>
+              <w:textAlignment w:val="center"/>
+              <w:rPr>
+                <w:rFonts w:eastAsiaTheme="minorHAnsi" w:cs="仿宋_GB2312" w:hint="eastAsia"/>
+                <w:b/>
+                <w:sz w:val="24"/>
+                <w:szCs w:val="22"/>
+              </w:rPr>
+            </w:pPr>
+            <w:r>
+              <w:rPr>
+                <w:rFonts w:eastAsiaTheme="minorHAnsi" w:hint="eastAsia"/>
+              </w:rPr>
+              <w:t>蓝田县北沟村郭家沟</w:t>
+            </w:r>
+          </w:p>
+        </w:tc>
+        <w:tc>
+          <w:tcPr>
+            <w:tcW w:w="724" w:type="pct"/>
+            <w:vAlign w:val="center"/>
+          </w:tcPr>
+          <w:p>
+            <w:pPr>
+              <w:spacing w:after="0" w:line="240" w:lineRule="auto"/>
+              <w:jc w:val="center"/>
+              <w:textAlignment w:val="center"/>
+              <w:rPr>
+                <w:rFonts w:eastAsiaTheme="minorHAnsi" w:cs="仿宋_GB2312" w:hint="eastAsia"/>
+                <w:b/>
+                <w:sz w:val="24"/>
+                <w:szCs w:val="22"/>
+              </w:rPr>
+            </w:pPr>
+            <w:r>
+              <w:rPr>
+                <w:rFonts w:eastAsiaTheme="minorHAnsi" w:hint="eastAsia"/>
+              </w:rPr>
+              <w:t>66</w:t>
+            </w:r>
+            <w:r>
+              <w:rPr>
+                <w:rFonts w:eastAsiaTheme="minorHAnsi" w:hint="eastAsia"/>
+              </w:rPr>
+              <w:t>%</w:t>
+            </w:r>
+          </w:p>
+        </w:tc>
+        <w:tc>
+          <w:tcPr>
+            <w:tcW w:w="433" w:type="pct"/>
+            <w:vAlign w:val="center"/>
+          </w:tcPr>
+          <w:p>
+            <w:pPr>
+              <w:spacing w:after="0" w:line="240" w:lineRule="auto"/>
+              <w:jc w:val="center"/>
+              <w:textAlignment w:val="center"/>
+              <w:rPr>
+                <w:rFonts w:eastAsiaTheme="minorHAnsi" w:cs="仿宋_GB2312" w:hint="eastAsia"/>
+                <w:bCs/>
+                <w:sz w:val="24"/>
+                <w:szCs w:val="22"/>
+              </w:rPr>
+            </w:pPr>
+            <w:r>
+              <w:rPr>
+                <w:rFonts w:eastAsiaTheme="minorHAnsi" w:cs="仿宋_GB2312" w:hint="eastAsia"/>
+                <w:bCs/>
+                <w:sz w:val="24"/>
+                <w:szCs w:val="22"/>
+              </w:rPr>
+              <w:t>中</w:t>
+            </w:r>
+          </w:p>
+        </w:tc>
+      </w:tr>
+      <w:tr>
+        <w:trPr>
+          <w:trHeight w:val="600"/>
+          <w:jc w:val="center"/>
+        </w:trPr>
+        <w:tc>
+          <w:tcPr>
+            <w:tcW w:w="291" w:type="pct"/>
+            <w:vAlign w:val="center"/>
+          </w:tcPr>
+          <w:p>
+            <w:pPr>
+              <w:spacing w:after="0" w:line="240" w:lineRule="auto"/>
+              <w:jc w:val="center"/>
+              <w:textAlignment w:val="center"/>
+              <w:rPr>
+                <w:rFonts w:eastAsiaTheme="minorHAnsi" w:hint="eastAsia"/>
+                <w:sz w:val="24"/>
+                <w:szCs w:val="22"/>
+              </w:rPr>
+            </w:pPr>
+            <w:r>
+              <w:rPr>
+                <w:rFonts w:eastAsiaTheme="minorHAnsi" w:cs="仿宋_GB2312"/>
+                <w:sz w:val="24"/>
+                <w:szCs w:val="22"/>
+              </w:rPr>
+              <w:t>4</w:t>
+            </w:r>
+          </w:p>
+        </w:tc>
+        <w:tc>
+          <w:tcPr>
+            <w:tcW w:w="1776" w:type="pct"/>
+          </w:tcPr>
+          <w:p>
+            <w:pPr>
+              <w:spacing w:after="0" w:line="240" w:lineRule="auto"/>
+              <w:jc w:val="center"/>
+              <w:textAlignment w:val="center"/>
+              <w:rPr>
+                <w:rFonts w:eastAsiaTheme="minorHAnsi" w:hint="eastAsia"/>
+              </w:rPr>
+            </w:pPr>
+          </w:p>
+        </w:tc>
+        <w:tc>
+          <w:tcPr>
+            <w:tcW w:w="1776" w:type="pct"/>
+            <w:vAlign w:val="center"/>
+          </w:tcPr>
+          <w:p>
+            <w:pPr>
+              <w:spacing w:after="0" w:line="240" w:lineRule="auto"/>
+              <w:jc w:val="center"/>
+              <w:textAlignment w:val="center"/>
+              <w:rPr>
+                <w:rFonts w:eastAsiaTheme="minorHAnsi" w:hint="eastAsia"/>
+                <w:sz w:val="24"/>
+                <w:szCs w:val="22"/>
+              </w:rPr>
+            </w:pPr>
+            <w:proofErr w:type="gramStart"/>
+            <w:r>
+              <w:rPr>
+                <w:rFonts w:eastAsiaTheme="minorHAnsi" w:hint="eastAsia"/>
+              </w:rPr>
+              <w:t>蓝田县狮峰</w:t>
+            </w:r>
+            <w:proofErr w:type="gramEnd"/>
+            <w:r>
+              <w:rPr>
+                <w:rFonts w:eastAsiaTheme="minorHAnsi" w:hint="eastAsia"/>
+              </w:rPr>
+              <w:t>村4组</w:t>
+            </w:r>
+          </w:p>
+        </w:tc>
+        <w:tc>
+          <w:tcPr>
+            <w:tcW w:w="724" w:type="pct"/>
+            <w:vAlign w:val="center"/>
+          </w:tcPr>
+          <w:p>
+            <w:pPr>
+              <w:spacing w:after="0" w:line="240" w:lineRule="auto"/>
+              <w:jc w:val="center"/>
+              <w:textAlignment w:val="center"/>
+              <w:rPr>
+                <w:rFonts w:eastAsiaTheme="minorHAnsi" w:hint="eastAsia"/>
+                <w:sz w:val="24"/>
+                <w:szCs w:val="22"/>
+              </w:rPr>
+            </w:pPr>
+            <w:r>
+              <w:rPr>
+                <w:rFonts w:eastAsiaTheme="minorHAnsi" w:hint="eastAsia"/>
+              </w:rPr>
+              <w:t>64</w:t>
+            </w:r>
+            <w:r>
+              <w:rPr>
+                <w:rFonts w:eastAsiaTheme="minorHAnsi" w:hint="eastAsia"/>
+              </w:rPr>
+              <w:t>%</w:t>
+            </w:r>
+          </w:p>
+        </w:tc>
+        <w:tc>
+          <w:tcPr>
+            <w:tcW w:w="433" w:type="pct"/>
+            <w:vAlign w:val="center"/>
+          </w:tcPr>
+          <w:p>
+            <w:pPr>
+              <w:spacing w:after="0" w:line="240" w:lineRule="auto"/>
+              <w:jc w:val="center"/>
+              <w:textAlignment w:val="center"/>
+              <w:rPr>
+                <w:rFonts w:eastAsiaTheme="minorHAnsi" w:hint="eastAsia"/>
+                <w:bCs/>
+                <w:sz w:val="24"/>
+                <w:szCs w:val="22"/>
+              </w:rPr>
+            </w:pPr>
+            <w:r>
+              <w:rPr>
+                <w:rFonts w:eastAsiaTheme="minorHAnsi" w:cs="仿宋_GB2312" w:hint="eastAsia"/>
+                <w:bCs/>
+                <w:sz w:val="24"/>
+                <w:szCs w:val="22"/>
+              </w:rPr>
+              <w:t>中</w:t>
+            </w:r>
+          </w:p>
+        </w:tc>
+      </w:tr>
+      <w:tr>
+        <w:trPr>
+          <w:trHeight w:val="600"/>
+          <w:jc w:val="center"/>
+        </w:trPr>
+        <w:tc>
+          <w:tcPr>
+            <w:tcW w:w="291" w:type="pct"/>
+            <w:vAlign w:val="center"/>
+          </w:tcPr>
+          <w:p>
+            <w:pPr>
+              <w:spacing w:after="0" w:line="240" w:lineRule="auto"/>
+              <w:jc w:val="center"/>
+              <w:textAlignment w:val="center"/>
+              <w:rPr>
+                <w:rFonts w:eastAsiaTheme="minorHAnsi" w:hint="eastAsia"/>
+                <w:sz w:val="24"/>
+                <w:szCs w:val="22"/>
+              </w:rPr>
+            </w:pPr>
+            <w:r>
+              <w:rPr>
+                <w:rFonts w:eastAsiaTheme="minorHAnsi" w:cs="仿宋_GB2312"/>
+                <w:sz w:val="24"/>
+                <w:szCs w:val="22"/>
+              </w:rPr>
+              <w:t>5</w:t>
+            </w:r>
+          </w:p>
+        </w:tc>
+        <w:tc>
+          <w:tcPr>
+            <w:tcW w:w="1776" w:type="pct"/>
+          </w:tcPr>
+          <w:p>
+            <w:pPr>
+              <w:spacing w:after="0" w:line="240" w:lineRule="auto"/>
+              <w:jc w:val="center"/>
+              <w:textAlignment w:val="center"/>
+              <w:rPr>
+                <w:rFonts w:eastAsiaTheme="minorHAnsi" w:hint="eastAsia"/>
+              </w:rPr>
+            </w:pPr>
+          </w:p>
+        </w:tc>
+        <w:tc>
+          <w:tcPr>
+            <w:tcW w:w="1776" w:type="pct"/>
+            <w:vAlign w:val="center"/>
+          </w:tcPr>
+          <w:p>
+            <w:pPr>
+              <w:spacing w:after="0" w:line="240" w:lineRule="auto"/>
+              <w:jc w:val="center"/>
+              <w:textAlignment w:val="center"/>
+              <w:rPr>
+                <w:rFonts w:eastAsiaTheme="minorHAnsi" w:hint="eastAsia"/>
+                <w:sz w:val="24"/>
+                <w:szCs w:val="22"/>
+              </w:rPr>
+            </w:pPr>
+            <w:r>
+              <w:rPr>
+                <w:rFonts w:eastAsiaTheme="minorHAnsi" w:hint="eastAsia"/>
+              </w:rPr>
+              <w:t>蓝田县西河村龙王庙村1组</w:t>
+            </w:r>
+          </w:p>
+        </w:tc>
+        <w:tc>
+          <w:tcPr>
+            <w:tcW w:w="724" w:type="pct"/>
+            <w:vAlign w:val="center"/>
+          </w:tcPr>
+          <w:p>
+            <w:pPr>
+              <w:spacing w:after="0" w:line="240" w:lineRule="auto"/>
+              <w:jc w:val="center"/>
+              <w:textAlignment w:val="center"/>
+              <w:rPr>
+                <w:rFonts w:eastAsiaTheme="minorHAnsi" w:hint="eastAsia"/>
+                <w:sz w:val="24"/>
+                <w:szCs w:val="22"/>
+              </w:rPr>
+            </w:pPr>
+            <w:r>
+              <w:rPr>
+                <w:rFonts w:eastAsiaTheme="minorHAnsi" w:hint="eastAsia"/>
+              </w:rPr>
+              <w:t>60</w:t>
+            </w:r>
+            <w:r>
+              <w:rPr>
+                <w:rFonts w:eastAsiaTheme="minorHAnsi" w:hint="eastAsia"/>
+              </w:rPr>
+              <w:t>%</w:t>
+            </w:r>
+          </w:p>
+        </w:tc>
+        <w:tc>
+          <w:tcPr>
+            <w:tcW w:w="433" w:type="pct"/>
+            <w:vAlign w:val="center"/>
+          </w:tcPr>
+          <w:p>
+            <w:pPr>
+              <w:spacing w:after="0" w:line="240" w:lineRule="auto"/>
+              <w:jc w:val="center"/>
+              <w:textAlignment w:val="center"/>
+              <w:rPr>
+                <w:rFonts w:eastAsiaTheme="minorHAnsi" w:hint="eastAsia"/>
+                <w:bCs/>
+                <w:sz w:val="24"/>
+                <w:szCs w:val="22"/>
+              </w:rPr>
+            </w:pPr>
+            <w:r>
+              <w:rPr>
+                <w:rFonts w:eastAsiaTheme="minorHAnsi" w:cs="仿宋_GB2312" w:hint="eastAsia"/>
+                <w:bCs/>
+                <w:sz w:val="24"/>
+                <w:szCs w:val="22"/>
+              </w:rPr>
+              <w:t>中</w:t>
+            </w:r>
+          </w:p>
+        </w:tc>
+      </w:tr>
+      <w:tr>
+        <w:trPr>
+          <w:trHeight w:val="600"/>
+          <w:jc w:val="center"/>
+        </w:trPr>
+        <w:tc>
+          <w:tcPr>
+            <w:tcW w:w="291" w:type="pct"/>
+            <w:vAlign w:val="center"/>
+          </w:tcPr>
+          <w:p>
+            <w:pPr>
+              <w:spacing w:after="0" w:line="240" w:lineRule="auto"/>
+              <w:jc w:val="center"/>
+              <w:textAlignment w:val="center"/>
+              <w:rPr>
+                <w:rFonts w:eastAsiaTheme="minorHAnsi" w:hint="eastAsia"/>
+                <w:sz w:val="24"/>
+                <w:szCs w:val="22"/>
+              </w:rPr>
+            </w:pPr>
+            <w:r>
+              <w:rPr>
+                <w:rFonts w:eastAsiaTheme="minorHAnsi" w:cs="仿宋_GB2312"/>
+                <w:sz w:val="24"/>
+                <w:szCs w:val="22"/>
+              </w:rPr>
+              <w:t>6</w:t>
+            </w:r>
+          </w:p>
+        </w:tc>
+        <w:tc>
+          <w:tcPr>
+            <w:tcW w:w="1776" w:type="pct"/>
+          </w:tcPr>
+          <w:p>
+            <w:pPr>
+              <w:spacing w:after="0" w:line="240" w:lineRule="auto"/>
+              <w:jc w:val="center"/>
+              <w:textAlignment w:val="center"/>
+              <w:rPr>
+                <w:rFonts w:eastAsiaTheme="minorHAnsi" w:hint="eastAsia"/>
+              </w:rPr>
+            </w:pPr>
+          </w:p>
+        </w:tc>
+        <w:tc>
+          <w:tcPr>
+            <w:tcW w:w="1776" w:type="pct"/>
+            <w:vAlign w:val="center"/>
+          </w:tcPr>
+          <w:p>
+            <w:pPr>
+              <w:spacing w:after="0" w:line="240" w:lineRule="auto"/>
+              <w:jc w:val="center"/>
+              <w:textAlignment w:val="center"/>
+              <w:rPr>
+                <w:rFonts w:eastAsiaTheme="minorHAnsi" w:hint="eastAsia"/>
+                <w:sz w:val="24"/>
+                <w:szCs w:val="22"/>
+              </w:rPr>
+            </w:pPr>
+            <w:r>
+              <w:rPr>
+                <w:rFonts w:eastAsiaTheme="minorHAnsi" w:hint="eastAsia"/>
+              </w:rPr>
+              <w:t>蓝田县山底村1组</w:t>
+            </w:r>
+          </w:p>
+        </w:tc>
+        <w:tc>
+          <w:tcPr>
+            <w:tcW w:w="724" w:type="pct"/>
+            <w:vAlign w:val="center"/>
+          </w:tcPr>
+          <w:p>
+            <w:pPr>
+              <w:spacing w:after="0" w:line="240" w:lineRule="auto"/>
+              <w:jc w:val="center"/>
+              <w:textAlignment w:val="center"/>
+              <w:rPr>
+                <w:rFonts w:eastAsiaTheme="minorHAnsi" w:hint="eastAsia"/>
+                <w:sz w:val="24"/>
+                <w:szCs w:val="22"/>
+              </w:rPr>
+            </w:pPr>
+            <w:r>
+              <w:rPr>
+                <w:rFonts w:eastAsiaTheme="minorHAnsi" w:hint="eastAsia"/>
+              </w:rPr>
+              <w:t>31</w:t>
+            </w:r>
+            <w:r>
+              <w:rPr>
+                <w:rFonts w:eastAsiaTheme="minorHAnsi" w:hint="eastAsia"/>
+              </w:rPr>
+              <w:t>%</w:t>
+            </w:r>
+          </w:p>
+        </w:tc>
+        <w:tc>
+          <w:tcPr>
+            <w:tcW w:w="433" w:type="pct"/>
+            <w:vAlign w:val="center"/>
+          </w:tcPr>
+          <w:p>
+            <w:pPr>
+              <w:spacing w:after="0" w:line="240" w:lineRule="auto"/>
+              <w:jc w:val="center"/>
+              <w:textAlignment w:val="center"/>
+              <w:rPr>
+                <w:rFonts w:eastAsiaTheme="minorHAnsi" w:hint="eastAsia"/>
+                <w:bCs/>
+                <w:sz w:val="24"/>
+                <w:szCs w:val="22"/>
+              </w:rPr>
+            </w:pPr>
+            <w:r>
+              <w:rPr>
+                <w:rFonts w:eastAsiaTheme="minorHAnsi" w:cs="仿宋_GB2312" w:hint="eastAsia"/>
+                <w:bCs/>
+                <w:sz w:val="24"/>
+                <w:szCs w:val="22"/>
+              </w:rPr>
+              <w:t>低</w:t>
+            </w:r>
+          </w:p>
+        </w:tc>
+      </w:tr>
+      <w:tr>
+        <w:trPr>
+          <w:trHeight w:val="600"/>
+          <w:jc w:val="center"/>
+        </w:trPr>
+        <w:tc>
+          <w:tcPr>
+            <w:tcW w:w="291" w:type="pct"/>
+            <w:vAlign w:val="center"/>
+          </w:tcPr>
+          <w:p>
+            <w:pPr>
+              <w:spacing w:after="0" w:line="240" w:lineRule="auto"/>
+              <w:jc w:val="center"/>
+              <w:textAlignment w:val="center"/>
+              <w:rPr>
+                <w:rFonts w:eastAsiaTheme="minorHAnsi" w:cs="仿宋_GB2312" w:hint="eastAsia"/>
+                <w:sz w:val="24"/>
+                <w:szCs w:val="22"/>
+              </w:rPr>
+            </w:pPr>
+            <w:r>
+              <w:rPr>
+                <w:rFonts w:eastAsiaTheme="minorHAnsi" w:hint="eastAsia"/>
+                <w:sz w:val="24"/>
+                <w:szCs w:val="22"/>
+              </w:rPr>
+              <w:t>7</w:t>
+            </w:r>
+          </w:p>
+        </w:tc>
+        <w:tc>
+          <w:tcPr>
+            <w:tcW w:w="1776" w:type="pct"/>
+          </w:tcPr>
+          <w:p>
+            <w:pPr>
+              <w:spacing w:after="0" w:line="240" w:lineRule="auto"/>
+              <w:jc w:val="center"/>
+              <w:textAlignment w:val="center"/>
+              <w:rPr>
+                <w:rFonts w:eastAsiaTheme="minorHAnsi" w:hint="eastAsia"/>
+              </w:rPr>
+            </w:pPr>
+          </w:p>
+        </w:tc>
+        <w:tc>
+          <w:tcPr>
+            <w:tcW w:w="1776" w:type="pct"/>
+            <w:vAlign w:val="center"/>
+          </w:tcPr>
+          <w:p>
+            <w:pPr>
+              <w:spacing w:after="0" w:line="240" w:lineRule="auto"/>
+              <w:jc w:val="center"/>
+              <w:textAlignment w:val="center"/>
+              <w:rPr>
+                <w:rFonts w:eastAsiaTheme="minorHAnsi" w:hint="eastAsia"/>
+              </w:rPr>
+            </w:pPr>
+            <w:r>
+              <w:rPr>
+                <w:rFonts w:eastAsiaTheme="minorHAnsi" w:hint="eastAsia"/>
+              </w:rPr>
+              <w:t>蓝田县蓝桥街村沟口</w:t>
+            </w:r>
+          </w:p>
+        </w:tc>
+        <w:tc>
+          <w:tcPr>
+            <w:tcW w:w="724" w:type="pct"/>
+            <w:vAlign w:val="center"/>
+          </w:tcPr>
+          <w:p>
+            <w:pPr>
+              <w:spacing w:after="0" w:line="240" w:lineRule="auto"/>
+              <w:jc w:val="center"/>
+              <w:textAlignment w:val="center"/>
+              <w:rPr>
+                <w:rFonts w:eastAsiaTheme="minorHAnsi" w:hint="eastAsia"/>
+              </w:rPr>
+            </w:pPr>
+            <w:r>
+              <w:rPr>
+                <w:rFonts w:eastAsiaTheme="minorHAnsi" w:hint="eastAsia"/>
+              </w:rPr>
+              <w:t>24</w:t>
+            </w:r>
+            <w:r>
+              <w:rPr>
+                <w:rFonts w:eastAsiaTheme="minorHAnsi" w:hint="eastAsia"/>
+              </w:rPr>
+              <w:t>%</w:t>
+            </w:r>
+          </w:p>
+        </w:tc>
+        <w:tc>
+          <w:tcPr>
+            <w:tcW w:w="433" w:type="pct"/>
+            <w:vAlign w:val="center"/>
+          </w:tcPr>
+          <w:p>
+            <w:pPr>
+              <w:spacing w:after="0" w:line="240" w:lineRule="auto"/>
+              <w:jc w:val="center"/>
+              <w:textAlignment w:val="center"/>
+              <w:rPr>
+                <w:rFonts w:eastAsiaTheme="minorHAnsi" w:cs="仿宋_GB2312" w:hint="eastAsia"/>
+                <w:bCs/>
+                <w:sz w:val="24"/>
+                <w:szCs w:val="22"/>
+              </w:rPr>
+            </w:pPr>
+            <w:r>
+              <w:rPr>
+                <w:rFonts w:eastAsiaTheme="minorHAnsi" w:cs="仿宋_GB2312" w:hint="eastAsia"/>
+                <w:bCs/>
+                <w:sz w:val="24"/>
+                <w:szCs w:val="22"/>
+              </w:rPr>
+              <w:t>低</w:t>
+            </w:r>
+          </w:p>
+        </w:tc>
+      </w:tr>
+      <w:tr>
+        <w:trPr>
+          <w:trHeight w:val="600"/>
+          <w:jc w:val="center"/>
+        </w:trPr>
+        <w:tc>
+          <w:tcPr>
+            <w:tcW w:w="291" w:type="pct"/>
+            <w:vAlign w:val="center"/>
+          </w:tcPr>
+          <w:p>
+            <w:pPr>
+              <w:spacing w:after="0" w:line="240" w:lineRule="auto"/>
+              <w:jc w:val="center"/>
+              <w:textAlignment w:val="center"/>
+              <w:rPr>
+                <w:rFonts w:eastAsiaTheme="minorHAnsi" w:cs="仿宋_GB2312" w:hint="eastAsia"/>
+                <w:sz w:val="24"/>
+                <w:szCs w:val="22"/>
+              </w:rPr>
+            </w:pPr>
+            <w:r>
+              <w:rPr>
+                <w:rFonts w:eastAsiaTheme="minorHAnsi" w:cs="仿宋_GB2312" w:hint="eastAsia"/>
+                <w:sz w:val="24"/>
+                <w:szCs w:val="22"/>
+              </w:rPr>
+              <w:lastRenderedPageBreak/>
+              <w:t>8</w:t>
+            </w:r>
+          </w:p>
+        </w:tc>
+        <w:tc>
+          <w:tcPr>
+            <w:tcW w:w="1776" w:type="pct"/>
+          </w:tcPr>
+          <w:p>
+            <w:pPr>
+              <w:spacing w:after="0" w:line="240" w:lineRule="auto"/>
+              <w:jc w:val="center"/>
+              <w:textAlignment w:val="center"/>
+              <w:rPr>
+                <w:rFonts w:eastAsiaTheme="minorHAnsi" w:hint="eastAsia"/>
+              </w:rPr>
+            </w:pPr>
+          </w:p>
+        </w:tc>
+        <w:tc>
+          <w:tcPr>
+            <w:tcW w:w="1776" w:type="pct"/>
+            <w:vAlign w:val="center"/>
+          </w:tcPr>
+          <w:p>
+            <w:pPr>
+              <w:spacing w:after="0" w:line="240" w:lineRule="auto"/>
+              <w:jc w:val="center"/>
+              <w:textAlignment w:val="center"/>
+              <w:rPr>
+                <w:rFonts w:eastAsiaTheme="minorHAnsi" w:hint="eastAsia"/>
+              </w:rPr>
+            </w:pPr>
+            <w:r>
+              <w:rPr>
+                <w:rFonts w:eastAsiaTheme="minorHAnsi" w:hint="eastAsia"/>
+              </w:rPr>
+              <w:t>蓝田县毛家庄</w:t>
+            </w:r>
+          </w:p>
+        </w:tc>
+        <w:tc>
+          <w:tcPr>
+            <w:tcW w:w="724" w:type="pct"/>
+            <w:vAlign w:val="center"/>
+          </w:tcPr>
+          <w:p>
+            <w:pPr>
+              <w:spacing w:after="0" w:line="240" w:lineRule="auto"/>
+              <w:jc w:val="center"/>
+              <w:textAlignment w:val="center"/>
+              <w:rPr>
+                <w:rFonts w:eastAsiaTheme="minorHAnsi" w:hint="eastAsia"/>
+              </w:rPr>
+            </w:pPr>
+            <w:r>
+              <w:rPr>
+                <w:rFonts w:eastAsiaTheme="minorHAnsi" w:hint="eastAsia"/>
+              </w:rPr>
+              <w:t>21</w:t>
+            </w:r>
+            <w:r>
+              <w:rPr>
+                <w:rFonts w:eastAsiaTheme="minorHAnsi" w:hint="eastAsia"/>
+              </w:rPr>
+              <w:t>%</w:t>
+            </w:r>
+          </w:p>
+        </w:tc>
+        <w:tc>
+          <w:tcPr>
+            <w:tcW w:w="433" w:type="pct"/>
+            <w:vAlign w:val="center"/>
+          </w:tcPr>
+          <w:p>
+            <w:pPr>
+              <w:spacing w:after="0" w:line="240" w:lineRule="auto"/>
+              <w:jc w:val="center"/>
+              <w:textAlignment w:val="center"/>
+              <w:rPr>
+                <w:rFonts w:eastAsiaTheme="minorHAnsi" w:cs="仿宋_GB2312" w:hint="eastAsia"/>
+                <w:bCs/>
+                <w:sz w:val="24"/>
+                <w:szCs w:val="22"/>
+              </w:rPr>
+            </w:pPr>
+            <w:r>
+              <w:rPr>
+                <w:rFonts w:eastAsiaTheme="minorHAnsi" w:cs="仿宋_GB2312" w:hint="eastAsia"/>
+                <w:bCs/>
+                <w:sz w:val="24"/>
+                <w:szCs w:val="22"/>
+              </w:rPr>
+              <w:t>低</w:t>
+            </w:r>
+          </w:p>
+        </w:tc>
+      </w:tr>
+    </w:tbl>
     <w:p>
       <w:pPr>
         <w:spacing w:after="0" w:line="360" w:lineRule="auto"/>
@@ -1205,6 +3891,7 @@
       <w:r>
         <w:rPr>
           <w:rFonts w:ascii="仿宋_GB2312" w:eastAsia="仿宋_GB2312" w:hAnsi="仿宋_GB2312" w:cs="仿宋_GB2312"/>
+          <w:color w:val="EE0000"/>
           <w:sz w:val="32"/>
         </w:rPr>
         <w:t>Disaster</w:t>
@@ -1212,6 +3899,7 @@
       <w:r>
         <w:rPr>
           <w:rFonts w:ascii="仿宋_GB2312" w:eastAsia="仿宋_GB2312" w:hAnsi="仿宋_GB2312" w:cs="仿宋_GB2312" w:hint="eastAsia"/>
+          <w:color w:val="EE0000"/>
           <w:sz w:val="32"/>
         </w:rPr>
         <w:t>_</w:t>
@@ -1219,6 +3907,7 @@
       <w:r>
         <w:rPr>
           <w:rFonts w:ascii="仿宋_GB2312" w:eastAsia="仿宋_GB2312" w:hAnsi="仿宋_GB2312" w:cs="仿宋_GB2312" w:hint="eastAsia"/>
+          <w:color w:val="EE0000"/>
           <w:sz w:val="32"/>
         </w:rPr>
         <w:t>M</w:t>
@@ -1226,6 +3915,7 @@
       <w:r>
         <w:rPr>
           <w:rFonts w:ascii="仿宋_GB2312" w:eastAsia="仿宋_GB2312" w:hAnsi="仿宋_GB2312" w:cs="仿宋_GB2312"/>
+          <w:color w:val="EE0000"/>
           <w:sz w:val="32"/>
         </w:rPr>
         <w:t>ountain</w:t>
@@ -1233,6 +3923,7 @@
       <w:r>
         <w:rPr>
           <w:rFonts w:ascii="仿宋_GB2312" w:eastAsia="仿宋_GB2312" w:hAnsi="仿宋_GB2312" w:cs="仿宋_GB2312" w:hint="eastAsia"/>
+          <w:color w:val="EE0000"/>
           <w:sz w:val="32"/>
         </w:rPr>
         <w:t>T</w:t>
@@ -1240,6 +3931,7 @@
       <w:r>
         <w:rPr>
           <w:rFonts w:ascii="仿宋_GB2312" w:eastAsia="仿宋_GB2312" w:hAnsi="仿宋_GB2312" w:cs="仿宋_GB2312"/>
+          <w:color w:val="EE0000"/>
           <w:sz w:val="32"/>
         </w:rPr>
         <w:t>orrent</w:t>
@@ -1247,6 +3939,7 @@
       <w:r>
         <w:rPr>
           <w:rFonts w:ascii="仿宋_GB2312" w:eastAsia="仿宋_GB2312" w:hAnsi="仿宋_GB2312" w:cs="仿宋_GB2312" w:hint="eastAsia"/>
+          <w:color w:val="EE0000"/>
           <w:sz w:val="32"/>
         </w:rPr>
         <w:t>Main</w:t>
@@ -1254,6 +3947,7 @@
       <w:r>
         <w:rPr>
           <w:rFonts w:ascii="仿宋_GB2312" w:eastAsia="仿宋_GB2312" w:hAnsi="仿宋_GB2312" w:cs="仿宋_GB2312" w:hint="eastAsia"/>
+          <w:color w:val="EE0000"/>
           <w:sz w:val="32"/>
         </w:rPr>
         <w:t>Cun</w:t>
@@ -1305,6 +3999,7 @@
       <w:r>
         <w:rPr>
           <w:rFonts w:ascii="仿宋_GB2312" w:eastAsia="仿宋_GB2312" w:hAnsi="仿宋_GB2312" w:cs="仿宋_GB2312"/>
+          <w:color w:val="EE0000"/>
           <w:sz w:val="32"/>
         </w:rPr>
         <w:t>Disaster</w:t>
@@ -1312,6 +4007,7 @@
       <w:r>
         <w:rPr>
           <w:rFonts w:ascii="仿宋_GB2312" w:eastAsia="仿宋_GB2312" w:hAnsi="仿宋_GB2312" w:cs="仿宋_GB2312" w:hint="eastAsia"/>
+          <w:color w:val="EE0000"/>
           <w:sz w:val="32"/>
         </w:rPr>
         <w:t>_</w:t>
@@ -1319,6 +4015,7 @@
       <w:r>
         <w:rPr>
           <w:rFonts w:ascii="仿宋_GB2312" w:eastAsia="仿宋_GB2312" w:hAnsi="仿宋_GB2312" w:cs="仿宋_GB2312" w:hint="eastAsia"/>
+          <w:color w:val="EE0000"/>
           <w:sz w:val="32"/>
         </w:rPr>
         <w:t>M</w:t>
@@ -1326,6 +4023,7 @@
       <w:r>
         <w:rPr>
           <w:rFonts w:ascii="仿宋_GB2312" w:eastAsia="仿宋_GB2312" w:hAnsi="仿宋_GB2312" w:cs="仿宋_GB2312"/>
+          <w:color w:val="EE0000"/>
           <w:sz w:val="32"/>
         </w:rPr>
         <w:t>ountain</w:t>
@@ -1333,6 +4031,7 @@
       <w:r>
         <w:rPr>
           <w:rFonts w:ascii="仿宋_GB2312" w:eastAsia="仿宋_GB2312" w:hAnsi="仿宋_GB2312" w:cs="仿宋_GB2312" w:hint="eastAsia"/>
+          <w:color w:val="EE0000"/>
           <w:sz w:val="32"/>
         </w:rPr>
         <w:t>T</w:t>
@@ -1340,6 +4039,7 @@
       <w:r>
         <w:rPr>
           <w:rFonts w:ascii="仿宋_GB2312" w:eastAsia="仿宋_GB2312" w:hAnsi="仿宋_GB2312" w:cs="仿宋_GB2312"/>
+          <w:color w:val="EE0000"/>
           <w:sz w:val="32"/>
         </w:rPr>
         <w:t>orrent</w:t>
@@ -1347,6 +4047,7 @@
       <w:r>
         <w:rPr>
           <w:rFonts w:ascii="仿宋_GB2312" w:eastAsia="仿宋_GB2312" w:hAnsi="仿宋_GB2312" w:cs="仿宋_GB2312" w:hint="eastAsia"/>
+          <w:color w:val="EE0000"/>
           <w:sz w:val="32"/>
         </w:rPr>
         <w:t>MostHigh</w:t>
@@ -1620,6 +4321,7 @@
       <w:r>
         <w:rPr>
           <w:rFonts w:ascii="仿宋_GB2312" w:eastAsia="仿宋_GB2312" w:hAnsi="仿宋_GB2312" w:cs="仿宋_GB2312"/>
+          <w:color w:val="EE0000"/>
           <w:sz w:val="32"/>
         </w:rPr>
         <w:t>Disaster</w:t>
@@ -1627,6 +4329,7 @@
       <w:r>
         <w:rPr>
           <w:rFonts w:ascii="仿宋_GB2312" w:eastAsia="仿宋_GB2312" w:hAnsi="仿宋_GB2312" w:cs="仿宋_GB2312" w:hint="eastAsia"/>
+          <w:color w:val="EE0000"/>
           <w:sz w:val="32"/>
         </w:rPr>
         <w:t>_</w:t>
@@ -1634,6 +4337,7 @@
       <w:r>
         <w:rPr>
           <w:rFonts w:ascii="仿宋_GB2312" w:eastAsia="仿宋_GB2312" w:hAnsi="仿宋_GB2312" w:cs="仿宋_GB2312"/>
+          <w:color w:val="EE0000"/>
           <w:sz w:val="32"/>
         </w:rPr>
         <w:t>Urban</w:t>
@@ -1641,6 +4345,7 @@
       <w:r>
         <w:rPr>
           <w:rFonts w:ascii="仿宋_GB2312" w:eastAsia="仿宋_GB2312" w:hAnsi="仿宋_GB2312" w:cs="仿宋_GB2312" w:hint="eastAsia"/>
+          <w:color w:val="EE0000"/>
           <w:sz w:val="32"/>
         </w:rPr>
         <w:t>F</w:t>
@@ -1648,6 +4353,7 @@
       <w:r>
         <w:rPr>
           <w:rFonts w:ascii="仿宋_GB2312" w:eastAsia="仿宋_GB2312" w:hAnsi="仿宋_GB2312" w:cs="仿宋_GB2312"/>
+          <w:color w:val="EE0000"/>
           <w:sz w:val="32"/>
         </w:rPr>
         <w:t>lood</w:t>
@@ -1655,6 +4361,7 @@
       <w:r>
         <w:rPr>
           <w:rFonts w:ascii="仿宋_GB2312" w:eastAsia="仿宋_GB2312" w:hAnsi="仿宋_GB2312" w:cs="仿宋_GB2312" w:hint="eastAsia"/>
+          <w:color w:val="EE0000"/>
           <w:sz w:val="32"/>
         </w:rPr>
         <w:t>MainCun</w:t>
@@ -1685,6 +4392,7 @@
       <w:r>
         <w:rPr>
           <w:rFonts w:ascii="仿宋_GB2312" w:eastAsia="仿宋_GB2312" w:hAnsi="仿宋_GB2312" w:cs="仿宋_GB2312"/>
+          <w:color w:val="EE0000"/>
           <w:sz w:val="32"/>
         </w:rPr>
         <w:t>Disaster</w:t>
@@ -1692,6 +4400,7 @@
       <w:r>
         <w:rPr>
           <w:rFonts w:ascii="仿宋_GB2312" w:eastAsia="仿宋_GB2312" w:hAnsi="仿宋_GB2312" w:cs="仿宋_GB2312" w:hint="eastAsia"/>
+          <w:color w:val="EE0000"/>
           <w:sz w:val="32"/>
         </w:rPr>
         <w:t>_</w:t>
@@ -1699,6 +4408,7 @@
       <w:r>
         <w:rPr>
           <w:rFonts w:ascii="仿宋_GB2312" w:eastAsia="仿宋_GB2312" w:hAnsi="仿宋_GB2312" w:cs="仿宋_GB2312"/>
+          <w:color w:val="EE0000"/>
           <w:sz w:val="32"/>
         </w:rPr>
         <w:t>Urban</w:t>
@@ -1706,6 +4416,7 @@
       <w:r>
         <w:rPr>
           <w:rFonts w:ascii="仿宋_GB2312" w:eastAsia="仿宋_GB2312" w:hAnsi="仿宋_GB2312" w:cs="仿宋_GB2312" w:hint="eastAsia"/>
+          <w:color w:val="EE0000"/>
           <w:sz w:val="32"/>
         </w:rPr>
         <w:t>F</w:t>
@@ -1713,6 +4424,7 @@
       <w:r>
         <w:rPr>
           <w:rFonts w:ascii="仿宋_GB2312" w:eastAsia="仿宋_GB2312" w:hAnsi="仿宋_GB2312" w:cs="仿宋_GB2312"/>
+          <w:color w:val="EE0000"/>
           <w:sz w:val="32"/>
         </w:rPr>
         <w:t>lood</w:t>
@@ -1720,6 +4432,7 @@
       <w:r>
         <w:rPr>
           <w:rFonts w:ascii="仿宋_GB2312" w:eastAsia="仿宋_GB2312" w:hAnsi="仿宋_GB2312" w:cs="仿宋_GB2312" w:hint="eastAsia"/>
+          <w:color w:val="EE0000"/>
           <w:sz w:val="32"/>
         </w:rPr>
         <w:t>MostHigh</w:t>
@@ -1980,6 +4693,7 @@
       <w:r>
         <w:rPr>
           <w:rFonts w:ascii="仿宋_GB2312" w:eastAsia="仿宋_GB2312" w:hAnsi="仿宋_GB2312" w:cs="仿宋_GB2312"/>
+          <w:color w:val="EE0000"/>
           <w:sz w:val="32"/>
         </w:rPr>
         <w:t>Disaster</w:t>
@@ -1987,6 +4701,7 @@
       <w:r>
         <w:rPr>
           <w:rFonts w:ascii="仿宋_GB2312" w:eastAsia="仿宋_GB2312" w:hAnsi="仿宋_GB2312" w:cs="仿宋_GB2312" w:hint="eastAsia"/>
+          <w:color w:val="EE0000"/>
           <w:sz w:val="32"/>
         </w:rPr>
         <w:t>_</w:t>
@@ -1994,6 +4709,7 @@
       <w:r>
         <w:rPr>
           <w:rFonts w:ascii="仿宋_GB2312" w:eastAsia="仿宋_GB2312" w:hAnsi="仿宋_GB2312" w:cs="仿宋_GB2312" w:hint="eastAsia"/>
+          <w:color w:val="EE0000"/>
           <w:sz w:val="32"/>
         </w:rPr>
         <w:t>ProtectAreas</w:t>
@@ -2056,6 +4772,7 @@
       <w:r>
         <w:rPr>
           <w:rFonts w:ascii="仿宋_GB2312" w:eastAsia="仿宋_GB2312" w:hAnsi="仿宋_GB2312" w:cs="仿宋_GB2312"/>
+          <w:color w:val="EE0000"/>
           <w:sz w:val="32"/>
         </w:rPr>
         <w:t>Disaster</w:t>
@@ -2063,6 +4780,7 @@
       <w:r>
         <w:rPr>
           <w:rFonts w:ascii="仿宋_GB2312" w:eastAsia="仿宋_GB2312" w:hAnsi="仿宋_GB2312" w:cs="仿宋_GB2312" w:hint="eastAsia"/>
+          <w:color w:val="EE0000"/>
           <w:sz w:val="32"/>
         </w:rPr>
         <w:t>_</w:t>
@@ -2070,6 +4788,7 @@
       <w:r>
         <w:rPr>
           <w:rFonts w:ascii="仿宋_GB2312" w:eastAsia="仿宋_GB2312" w:hAnsi="仿宋_GB2312" w:cs="仿宋_GB2312"/>
+          <w:color w:val="EE0000"/>
           <w:sz w:val="32"/>
         </w:rPr>
         <w:t>Affected</w:t>
@@ -2077,6 +4796,7 @@
       <w:r>
         <w:rPr>
           <w:rFonts w:ascii="仿宋_GB2312" w:eastAsia="仿宋_GB2312" w:hAnsi="仿宋_GB2312" w:cs="仿宋_GB2312" w:hint="eastAsia"/>
+          <w:color w:val="EE0000"/>
           <w:sz w:val="32"/>
         </w:rPr>
         <w:t>A</w:t>
@@ -2084,6 +4804,7 @@
       <w:r>
         <w:rPr>
           <w:rFonts w:ascii="仿宋_GB2312" w:eastAsia="仿宋_GB2312" w:hAnsi="仿宋_GB2312" w:cs="仿宋_GB2312"/>
+          <w:color w:val="EE0000"/>
           <w:sz w:val="32"/>
         </w:rPr>
         <w:t>rea</w:t>
@@ -2091,6 +4812,7 @@
       <w:r>
         <w:rPr>
           <w:rFonts w:ascii="仿宋_GB2312" w:eastAsia="仿宋_GB2312" w:hAnsi="仿宋_GB2312" w:cs="仿宋_GB2312" w:hint="eastAsia"/>
+          <w:color w:val="EE0000"/>
           <w:sz w:val="32"/>
         </w:rPr>
         <w:t>Low</w:t>
@@ -2121,6 +4843,7 @@
       <w:r>
         <w:rPr>
           <w:rFonts w:ascii="仿宋_GB2312" w:eastAsia="仿宋_GB2312" w:hAnsi="仿宋_GB2312" w:cs="仿宋_GB2312"/>
+          <w:color w:val="EE0000"/>
           <w:sz w:val="32"/>
         </w:rPr>
         <w:t>Disaster</w:t>
@@ -2128,6 +4851,7 @@
       <w:r>
         <w:rPr>
           <w:rFonts w:ascii="仿宋_GB2312" w:eastAsia="仿宋_GB2312" w:hAnsi="仿宋_GB2312" w:cs="仿宋_GB2312" w:hint="eastAsia"/>
+          <w:color w:val="EE0000"/>
           <w:sz w:val="32"/>
         </w:rPr>
         <w:t>_</w:t>
@@ -2135,6 +4859,7 @@
       <w:r>
         <w:rPr>
           <w:rFonts w:ascii="仿宋_GB2312" w:eastAsia="仿宋_GB2312" w:hAnsi="仿宋_GB2312" w:cs="仿宋_GB2312"/>
+          <w:color w:val="EE0000"/>
           <w:sz w:val="32"/>
         </w:rPr>
         <w:t>Affected</w:t>
@@ -2142,6 +4867,7 @@
       <w:r>
         <w:rPr>
           <w:rFonts w:ascii="仿宋_GB2312" w:eastAsia="仿宋_GB2312" w:hAnsi="仿宋_GB2312" w:cs="仿宋_GB2312" w:hint="eastAsia"/>
+          <w:color w:val="EE0000"/>
           <w:sz w:val="32"/>
         </w:rPr>
         <w:t>A</w:t>
@@ -2149,6 +4875,7 @@
       <w:r>
         <w:rPr>
           <w:rFonts w:ascii="仿宋_GB2312" w:eastAsia="仿宋_GB2312" w:hAnsi="仿宋_GB2312" w:cs="仿宋_GB2312"/>
+          <w:color w:val="EE0000"/>
           <w:sz w:val="32"/>
         </w:rPr>
         <w:t>rea</w:t>
@@ -2156,6 +4883,7 @@
       <w:r>
         <w:rPr>
           <w:rFonts w:ascii="仿宋_GB2312" w:eastAsia="仿宋_GB2312" w:hAnsi="仿宋_GB2312" w:cs="仿宋_GB2312" w:hint="eastAsia"/>
+          <w:color w:val="EE0000"/>
           <w:sz w:val="32"/>
         </w:rPr>
         <w:t>High</w:t>
@@ -2186,6 +4914,7 @@
       <w:r>
         <w:rPr>
           <w:rFonts w:ascii="仿宋_GB2312" w:eastAsia="仿宋_GB2312" w:hAnsi="仿宋_GB2312" w:cs="仿宋_GB2312"/>
+          <w:color w:val="EE0000"/>
           <w:sz w:val="32"/>
         </w:rPr>
         <w:t>Disaster</w:t>
@@ -2193,6 +4922,7 @@
       <w:r>
         <w:rPr>
           <w:rFonts w:ascii="仿宋_GB2312" w:eastAsia="仿宋_GB2312" w:hAnsi="仿宋_GB2312" w:cs="仿宋_GB2312" w:hint="eastAsia"/>
+          <w:color w:val="EE0000"/>
           <w:sz w:val="32"/>
         </w:rPr>
         <w:t>_</w:t>
@@ -2200,6 +4930,7 @@
       <w:r>
         <w:rPr>
           <w:rFonts w:ascii="仿宋_GB2312" w:eastAsia="仿宋_GB2312" w:hAnsi="仿宋_GB2312" w:cs="仿宋_GB2312"/>
+          <w:color w:val="EE0000"/>
           <w:sz w:val="32"/>
         </w:rPr>
         <w:t>Affected</w:t>
@@ -2207,6 +4938,7 @@
       <w:r>
         <w:rPr>
           <w:rFonts w:ascii="仿宋_GB2312" w:eastAsia="仿宋_GB2312" w:hAnsi="仿宋_GB2312" w:cs="仿宋_GB2312" w:hint="eastAsia"/>
+          <w:color w:val="EE0000"/>
           <w:sz w:val="32"/>
         </w:rPr>
         <w:t>PeopleLow</w:t>
@@ -2238,6 +4970,7 @@
       <w:r>
         <w:rPr>
           <w:rFonts w:ascii="仿宋_GB2312" w:eastAsia="仿宋_GB2312" w:hAnsi="仿宋_GB2312" w:cs="仿宋_GB2312"/>
+          <w:color w:val="EE0000"/>
           <w:sz w:val="32"/>
         </w:rPr>
         <w:t>Disaster</w:t>
@@ -2245,6 +4978,7 @@
       <w:r>
         <w:rPr>
           <w:rFonts w:ascii="仿宋_GB2312" w:eastAsia="仿宋_GB2312" w:hAnsi="仿宋_GB2312" w:cs="仿宋_GB2312" w:hint="eastAsia"/>
+          <w:color w:val="EE0000"/>
           <w:sz w:val="32"/>
         </w:rPr>
         <w:t>_</w:t>
@@ -2252,6 +4986,7 @@
       <w:r>
         <w:rPr>
           <w:rFonts w:ascii="仿宋_GB2312" w:eastAsia="仿宋_GB2312" w:hAnsi="仿宋_GB2312" w:cs="仿宋_GB2312"/>
+          <w:color w:val="EE0000"/>
           <w:sz w:val="32"/>
         </w:rPr>
         <w:t>Affected</w:t>
@@ -2259,6 +4994,7 @@
       <w:r>
         <w:rPr>
           <w:rFonts w:ascii="仿宋_GB2312" w:eastAsia="仿宋_GB2312" w:hAnsi="仿宋_GB2312" w:cs="仿宋_GB2312" w:hint="eastAsia"/>
+          <w:color w:val="EE0000"/>
           <w:sz w:val="32"/>
         </w:rPr>
         <w:t>PeopleHigh</w:t>
@@ -2333,15 +5069,967 @@
         <w:t>生命线工程影响统计表</w:t>
       </w:r>
     </w:p>
-    <w:p>
-      <w:pPr>
-        <w:pStyle w:val="aa"/>
-        <w:rPr>
-          <w:rFonts w:hint="eastAsia"/>
-          <w:sz w:val="32"/>
-        </w:rPr>
-      </w:pPr>
-    </w:p>
+    <w:tbl>
+      <w:tblPr>
+        <w:tblStyle w:val="ad"/>
+        <w:tblW w:w="5000" w:type="pct"/>
+        <w:tblLook w:val="04A0" w:firstRow="1" w:lastRow="0" w:firstColumn="1" w:lastColumn="0" w:noHBand="0" w:noVBand="1"/>
+      </w:tblPr>
+      <w:tblGrid>
+        <w:gridCol w:w="2946"/>
+        <w:gridCol w:w="1302"/>
+        <w:gridCol w:w="4588"/>
+      </w:tblGrid>
+      <w:tr>
+        <w:tc>
+          <w:tcPr>
+            <w:tcW w:w="1667" w:type="pct"/>
+            <w:vAlign w:val="center"/>
+          </w:tcPr>
+          <w:p>
+            <w:pPr>
+              <w:jc w:val="center"/>
+              <w:textAlignment w:val="center"/>
+              <w:rPr>
+                <w:rFonts w:ascii="仿宋_GB2312" w:eastAsia="仿宋_GB2312" w:hAnsi="仿宋_GB2312" w:cs="仿宋_GB2312" w:hint="eastAsia"/>
+                <w:b/>
+                <w:sz w:val="24"/>
+              </w:rPr>
+            </w:pPr>
+            <w:r>
+              <w:rPr>
+                <w:b/>
+                <w:bCs/>
+                <w:sz w:val="24"/>
+              </w:rPr>
+              <w:t>序号</w:t>
+            </w:r>
+          </w:p>
+        </w:tc>
+        <w:tc>
+          <w:tcPr>
+            <w:tcW w:w="737" w:type="pct"/>
+            <w:vAlign w:val="center"/>
+          </w:tcPr>
+          <w:p>
+            <w:pPr>
+              <w:jc w:val="center"/>
+              <w:textAlignment w:val="center"/>
+              <w:rPr>
+                <w:rFonts w:ascii="仿宋_GB2312" w:eastAsia="仿宋_GB2312" w:hAnsi="仿宋_GB2312" w:cs="仿宋_GB2312" w:hint="eastAsia"/>
+                <w:b/>
+                <w:color w:val="EE0000"/>
+                <w:sz w:val="24"/>
+              </w:rPr>
+            </w:pPr>
+            <w:r>
+              <w:rPr>
+                <w:b/>
+                <w:bCs/>
+                <w:color w:val="EE0000"/>
+                <w:sz w:val="24"/>
+              </w:rPr>
+              <w:t>类型</w:t>
+            </w:r>
+          </w:p>
+        </w:tc>
+        <w:tc>
+          <w:tcPr>
+            <w:tcW w:w="2596" w:type="pct"/>
+            <w:vAlign w:val="center"/>
+          </w:tcPr>
+          <w:p>
+            <w:pPr>
+              <w:jc w:val="center"/>
+              <w:textAlignment w:val="center"/>
+              <w:rPr>
+                <w:rFonts w:ascii="仿宋_GB2312" w:eastAsia="仿宋_GB2312" w:hAnsi="仿宋_GB2312" w:cs="仿宋_GB2312" w:hint="eastAsia"/>
+                <w:b/>
+                <w:color w:val="EE0000"/>
+                <w:sz w:val="24"/>
+              </w:rPr>
+            </w:pPr>
+            <w:r>
+              <w:rPr>
+                <w:b/>
+                <w:bCs/>
+                <w:color w:val="EE0000"/>
+                <w:sz w:val="24"/>
+              </w:rPr>
+              <w:t>名称</w:t>
+            </w:r>
+          </w:p>
+        </w:tc>
+      </w:tr>
+      <w:tr>
+        <w:tc>
+          <w:tcPr>
+            <w:tcW w:w="1667" w:type="pct"/>
+            <w:vAlign w:val="center"/>
+          </w:tcPr>
+          <w:p>
+            <w:pPr>
+              <w:jc w:val="center"/>
+              <w:textAlignment w:val="center"/>
+              <w:rPr>
+                <w:rFonts w:eastAsiaTheme="minorHAnsi" w:hint="eastAsia"/>
+                <w:sz w:val="24"/>
+              </w:rPr>
+            </w:pPr>
+            <w:r>
+              <w:rPr>
+                <w:sz w:val="24"/>
+              </w:rPr>
+              <w:t>1</w:t>
+            </w:r>
+          </w:p>
+        </w:tc>
+        <w:tc>
+          <w:tcPr>
+            <w:tcW w:w="737" w:type="pct"/>
+            <w:vAlign w:val="center"/>
+          </w:tcPr>
+          <w:p>
+            <w:pPr>
+              <w:jc w:val="center"/>
+              <w:textAlignment w:val="center"/>
+              <w:rPr>
+                <w:rFonts w:eastAsiaTheme="minorHAnsi" w:hint="eastAsia"/>
+                <w:color w:val="EE0000"/>
+                <w:sz w:val="24"/>
+              </w:rPr>
+            </w:pPr>
+            <w:r>
+              <w:rPr>
+                <w:color w:val="EE0000"/>
+                <w:sz w:val="24"/>
+              </w:rPr>
+              <w:t>道路</w:t>
+            </w:r>
+          </w:p>
+        </w:tc>
+        <w:tc>
+          <w:tcPr>
+            <w:tcW w:w="2596" w:type="pct"/>
+            <w:vAlign w:val="center"/>
+          </w:tcPr>
+          <w:p>
+            <w:pPr>
+              <w:jc w:val="center"/>
+              <w:textAlignment w:val="center"/>
+              <w:rPr>
+                <w:rFonts w:eastAsiaTheme="minorHAnsi" w:hint="eastAsia"/>
+                <w:color w:val="EE0000"/>
+                <w:sz w:val="24"/>
+              </w:rPr>
+            </w:pPr>
+            <w:r>
+              <w:rPr>
+                <w:color w:val="EE0000"/>
+                <w:sz w:val="24"/>
+              </w:rPr>
+              <w:t>G210 国道（</w:t>
+            </w:r>
+            <w:proofErr w:type="gramStart"/>
+            <w:r>
+              <w:rPr>
+                <w:color w:val="EE0000"/>
+                <w:sz w:val="24"/>
+              </w:rPr>
+              <w:t>沣</w:t>
+            </w:r>
+            <w:proofErr w:type="gramEnd"/>
+            <w:r>
+              <w:rPr>
+                <w:color w:val="EE0000"/>
+                <w:sz w:val="24"/>
+              </w:rPr>
+              <w:t>峪村段）</w:t>
+            </w:r>
+          </w:p>
+        </w:tc>
+      </w:tr>
+      <w:tr>
+        <w:tc>
+          <w:tcPr>
+            <w:tcW w:w="1667" w:type="pct"/>
+            <w:vAlign w:val="center"/>
+          </w:tcPr>
+          <w:p>
+            <w:pPr>
+              <w:jc w:val="center"/>
+              <w:textAlignment w:val="center"/>
+              <w:rPr>
+                <w:rFonts w:eastAsiaTheme="minorHAnsi" w:hint="eastAsia"/>
+                <w:sz w:val="24"/>
+              </w:rPr>
+            </w:pPr>
+            <w:r>
+              <w:rPr>
+                <w:sz w:val="24"/>
+              </w:rPr>
+              <w:t>2</w:t>
+            </w:r>
+          </w:p>
+        </w:tc>
+        <w:tc>
+          <w:tcPr>
+            <w:tcW w:w="737" w:type="pct"/>
+            <w:vAlign w:val="center"/>
+          </w:tcPr>
+          <w:p>
+            <w:pPr>
+              <w:jc w:val="center"/>
+              <w:textAlignment w:val="center"/>
+              <w:rPr>
+                <w:rFonts w:eastAsiaTheme="minorHAnsi" w:hint="eastAsia"/>
+                <w:color w:val="EE0000"/>
+                <w:sz w:val="24"/>
+              </w:rPr>
+            </w:pPr>
+            <w:r>
+              <w:rPr>
+                <w:color w:val="EE0000"/>
+                <w:sz w:val="24"/>
+              </w:rPr>
+              <w:t>道路</w:t>
+            </w:r>
+          </w:p>
+        </w:tc>
+        <w:tc>
+          <w:tcPr>
+            <w:tcW w:w="2596" w:type="pct"/>
+            <w:vAlign w:val="center"/>
+          </w:tcPr>
+          <w:p>
+            <w:pPr>
+              <w:jc w:val="center"/>
+              <w:textAlignment w:val="center"/>
+              <w:rPr>
+                <w:rFonts w:eastAsiaTheme="minorHAnsi" w:hint="eastAsia"/>
+                <w:color w:val="EE0000"/>
+                <w:sz w:val="24"/>
+              </w:rPr>
+            </w:pPr>
+            <w:r>
+              <w:rPr>
+                <w:color w:val="EE0000"/>
+                <w:sz w:val="24"/>
+              </w:rPr>
+              <w:t>喂子坪村通村公路</w:t>
+            </w:r>
+          </w:p>
+        </w:tc>
+      </w:tr>
+      <w:tr>
+        <w:tc>
+          <w:tcPr>
+            <w:tcW w:w="1667" w:type="pct"/>
+            <w:vAlign w:val="center"/>
+          </w:tcPr>
+          <w:p>
+            <w:pPr>
+              <w:jc w:val="center"/>
+              <w:textAlignment w:val="center"/>
+              <w:rPr>
+                <w:rFonts w:eastAsiaTheme="minorHAnsi" w:hint="eastAsia"/>
+                <w:sz w:val="24"/>
+              </w:rPr>
+            </w:pPr>
+            <w:r>
+              <w:rPr>
+                <w:sz w:val="24"/>
+              </w:rPr>
+              <w:t>3</w:t>
+            </w:r>
+          </w:p>
+        </w:tc>
+        <w:tc>
+          <w:tcPr>
+            <w:tcW w:w="737" w:type="pct"/>
+            <w:vAlign w:val="center"/>
+          </w:tcPr>
+          <w:p>
+            <w:pPr>
+              <w:jc w:val="center"/>
+              <w:textAlignment w:val="center"/>
+              <w:rPr>
+                <w:rFonts w:eastAsiaTheme="minorHAnsi" w:hint="eastAsia"/>
+                <w:color w:val="EE0000"/>
+                <w:sz w:val="24"/>
+              </w:rPr>
+            </w:pPr>
+            <w:r>
+              <w:rPr>
+                <w:color w:val="EE0000"/>
+                <w:sz w:val="24"/>
+              </w:rPr>
+              <w:t>加油站</w:t>
+            </w:r>
+          </w:p>
+        </w:tc>
+        <w:tc>
+          <w:tcPr>
+            <w:tcW w:w="2596" w:type="pct"/>
+            <w:vAlign w:val="center"/>
+          </w:tcPr>
+          <w:p>
+            <w:pPr>
+              <w:jc w:val="center"/>
+              <w:textAlignment w:val="center"/>
+              <w:rPr>
+                <w:rFonts w:eastAsiaTheme="minorHAnsi" w:hint="eastAsia"/>
+                <w:color w:val="EE0000"/>
+                <w:sz w:val="24"/>
+              </w:rPr>
+            </w:pPr>
+            <w:r>
+              <w:rPr>
+                <w:color w:val="EE0000"/>
+                <w:sz w:val="24"/>
+              </w:rPr>
+              <w:t>加油站（红草河沟谷沿线）</w:t>
+            </w:r>
+          </w:p>
+        </w:tc>
+      </w:tr>
+      <w:tr>
+        <w:tc>
+          <w:tcPr>
+            <w:tcW w:w="1667" w:type="pct"/>
+            <w:vAlign w:val="center"/>
+          </w:tcPr>
+          <w:p>
+            <w:pPr>
+              <w:jc w:val="center"/>
+              <w:textAlignment w:val="center"/>
+              <w:rPr>
+                <w:rFonts w:eastAsiaTheme="minorHAnsi" w:hint="eastAsia"/>
+                <w:sz w:val="24"/>
+              </w:rPr>
+            </w:pPr>
+            <w:r>
+              <w:rPr>
+                <w:sz w:val="24"/>
+              </w:rPr>
+              <w:t>4</w:t>
+            </w:r>
+          </w:p>
+        </w:tc>
+        <w:tc>
+          <w:tcPr>
+            <w:tcW w:w="737" w:type="pct"/>
+            <w:vAlign w:val="center"/>
+          </w:tcPr>
+          <w:p>
+            <w:pPr>
+              <w:jc w:val="center"/>
+              <w:textAlignment w:val="center"/>
+              <w:rPr>
+                <w:rFonts w:eastAsiaTheme="minorHAnsi" w:hint="eastAsia"/>
+                <w:color w:val="EE0000"/>
+                <w:sz w:val="24"/>
+              </w:rPr>
+            </w:pPr>
+            <w:r>
+              <w:rPr>
+                <w:color w:val="EE0000"/>
+                <w:sz w:val="24"/>
+              </w:rPr>
+              <w:t>加油站</w:t>
+            </w:r>
+          </w:p>
+        </w:tc>
+        <w:tc>
+          <w:tcPr>
+            <w:tcW w:w="2596" w:type="pct"/>
+            <w:vAlign w:val="center"/>
+          </w:tcPr>
+          <w:p>
+            <w:pPr>
+              <w:jc w:val="center"/>
+              <w:textAlignment w:val="center"/>
+              <w:rPr>
+                <w:rFonts w:eastAsiaTheme="minorHAnsi" w:hint="eastAsia"/>
+                <w:color w:val="EE0000"/>
+                <w:sz w:val="24"/>
+              </w:rPr>
+            </w:pPr>
+            <w:r>
+              <w:rPr>
+                <w:color w:val="EE0000"/>
+                <w:sz w:val="24"/>
+              </w:rPr>
+              <w:t>加油站（鸡窝子组附近）</w:t>
+            </w:r>
+          </w:p>
+        </w:tc>
+      </w:tr>
+      <w:tr>
+        <w:tc>
+          <w:tcPr>
+            <w:tcW w:w="1667" w:type="pct"/>
+            <w:vAlign w:val="center"/>
+          </w:tcPr>
+          <w:p>
+            <w:pPr>
+              <w:jc w:val="center"/>
+              <w:textAlignment w:val="center"/>
+              <w:rPr>
+                <w:rFonts w:eastAsiaTheme="minorHAnsi" w:hint="eastAsia"/>
+                <w:sz w:val="24"/>
+              </w:rPr>
+            </w:pPr>
+            <w:r>
+              <w:rPr>
+                <w:sz w:val="24"/>
+              </w:rPr>
+              <w:t>5</w:t>
+            </w:r>
+          </w:p>
+        </w:tc>
+        <w:tc>
+          <w:tcPr>
+            <w:tcW w:w="737" w:type="pct"/>
+            <w:vAlign w:val="center"/>
+          </w:tcPr>
+          <w:p>
+            <w:pPr>
+              <w:jc w:val="center"/>
+              <w:textAlignment w:val="center"/>
+              <w:rPr>
+                <w:rFonts w:eastAsiaTheme="minorHAnsi" w:hint="eastAsia"/>
+                <w:color w:val="EE0000"/>
+                <w:sz w:val="24"/>
+              </w:rPr>
+            </w:pPr>
+            <w:r>
+              <w:rPr>
+                <w:color w:val="EE0000"/>
+                <w:sz w:val="24"/>
+              </w:rPr>
+              <w:t>输水管道</w:t>
+            </w:r>
+          </w:p>
+        </w:tc>
+        <w:tc>
+          <w:tcPr>
+            <w:tcW w:w="2596" w:type="pct"/>
+            <w:vAlign w:val="center"/>
+          </w:tcPr>
+          <w:p>
+            <w:pPr>
+              <w:jc w:val="center"/>
+              <w:textAlignment w:val="center"/>
+              <w:rPr>
+                <w:rFonts w:eastAsiaTheme="minorHAnsi" w:hint="eastAsia"/>
+                <w:color w:val="EE0000"/>
+                <w:sz w:val="24"/>
+              </w:rPr>
+            </w:pPr>
+            <w:r>
+              <w:rPr>
+                <w:color w:val="EE0000"/>
+                <w:sz w:val="24"/>
+              </w:rPr>
+              <w:t>镇级饮用水主管线（经大门村组）</w:t>
+            </w:r>
+          </w:p>
+        </w:tc>
+      </w:tr>
+      <w:tr>
+        <w:tc>
+          <w:tcPr>
+            <w:tcW w:w="1667" w:type="pct"/>
+          </w:tcPr>
+          <w:p>
+            <w:pPr>
+              <w:jc w:val="center"/>
+              <w:textAlignment w:val="center"/>
+              <w:rPr>
+                <w:rFonts w:eastAsiaTheme="minorHAnsi" w:hint="eastAsia"/>
+                <w:sz w:val="24"/>
+              </w:rPr>
+            </w:pPr>
+            <w:r>
+              <w:rPr>
+                <w:rFonts w:eastAsiaTheme="minorHAnsi" w:hint="eastAsia"/>
+                <w:sz w:val="24"/>
+              </w:rPr>
+              <w:t>6</w:t>
+            </w:r>
+          </w:p>
+        </w:tc>
+        <w:tc>
+          <w:tcPr>
+            <w:tcW w:w="737" w:type="pct"/>
+          </w:tcPr>
+          <w:p>
+            <w:pPr>
+              <w:jc w:val="center"/>
+              <w:textAlignment w:val="center"/>
+              <w:rPr>
+                <w:rFonts w:eastAsiaTheme="minorHAnsi" w:hint="eastAsia"/>
+                <w:color w:val="EE0000"/>
+                <w:sz w:val="24"/>
+              </w:rPr>
+            </w:pPr>
+            <w:r>
+              <w:rPr>
+                <w:rFonts w:eastAsiaTheme="minorHAnsi" w:hint="eastAsia"/>
+                <w:color w:val="EE0000"/>
+                <w:sz w:val="24"/>
+              </w:rPr>
+              <w:t>道路</w:t>
+            </w:r>
+          </w:p>
+        </w:tc>
+        <w:tc>
+          <w:tcPr>
+            <w:tcW w:w="2596" w:type="pct"/>
+          </w:tcPr>
+          <w:p>
+            <w:pPr>
+              <w:jc w:val="center"/>
+              <w:textAlignment w:val="center"/>
+              <w:rPr>
+                <w:rFonts w:eastAsiaTheme="minorHAnsi" w:hint="eastAsia"/>
+                <w:color w:val="EE0000"/>
+                <w:sz w:val="24"/>
+              </w:rPr>
+            </w:pPr>
+            <w:r>
+              <w:rPr>
+                <w:rFonts w:eastAsiaTheme="minorHAnsi"/>
+                <w:color w:val="EE0000"/>
+                <w:sz w:val="24"/>
+              </w:rPr>
+              <w:t>G108</w:t>
+            </w:r>
+            <w:r>
+              <w:rPr>
+                <w:rFonts w:eastAsiaTheme="minorHAnsi" w:hint="eastAsia"/>
+                <w:color w:val="EE0000"/>
+                <w:sz w:val="24"/>
+              </w:rPr>
+              <w:t>国道（</w:t>
+            </w:r>
+            <w:r>
+              <w:rPr>
+                <w:rFonts w:eastAsiaTheme="minorHAnsi"/>
+                <w:color w:val="EE0000"/>
+                <w:sz w:val="24"/>
+              </w:rPr>
+              <w:t>石羊坡段</w:t>
+            </w:r>
+            <w:r>
+              <w:rPr>
+                <w:rFonts w:eastAsiaTheme="minorHAnsi" w:hint="eastAsia"/>
+                <w:color w:val="EE0000"/>
+                <w:sz w:val="24"/>
+              </w:rPr>
+              <w:t>）</w:t>
+            </w:r>
+          </w:p>
+        </w:tc>
+      </w:tr>
+      <w:tr>
+        <w:tc>
+          <w:tcPr>
+            <w:tcW w:w="1667" w:type="pct"/>
+          </w:tcPr>
+          <w:p>
+            <w:pPr>
+              <w:jc w:val="center"/>
+              <w:textAlignment w:val="center"/>
+              <w:rPr>
+                <w:rFonts w:eastAsiaTheme="minorHAnsi" w:hint="eastAsia"/>
+                <w:sz w:val="24"/>
+              </w:rPr>
+            </w:pPr>
+            <w:r>
+              <w:rPr>
+                <w:rFonts w:eastAsiaTheme="minorHAnsi" w:hint="eastAsia"/>
+                <w:sz w:val="24"/>
+              </w:rPr>
+              <w:t>7</w:t>
+            </w:r>
+          </w:p>
+        </w:tc>
+        <w:tc>
+          <w:tcPr>
+            <w:tcW w:w="737" w:type="pct"/>
+          </w:tcPr>
+          <w:p>
+            <w:pPr>
+              <w:jc w:val="center"/>
+              <w:textAlignment w:val="center"/>
+              <w:rPr>
+                <w:rFonts w:eastAsiaTheme="minorHAnsi" w:hint="eastAsia"/>
+                <w:color w:val="EE0000"/>
+                <w:sz w:val="24"/>
+              </w:rPr>
+            </w:pPr>
+            <w:r>
+              <w:rPr>
+                <w:rFonts w:eastAsiaTheme="minorHAnsi" w:hint="eastAsia"/>
+                <w:color w:val="EE0000"/>
+                <w:sz w:val="24"/>
+              </w:rPr>
+              <w:t>桥梁</w:t>
+            </w:r>
+          </w:p>
+        </w:tc>
+        <w:tc>
+          <w:tcPr>
+            <w:tcW w:w="2596" w:type="pct"/>
+          </w:tcPr>
+          <w:p>
+            <w:pPr>
+              <w:jc w:val="center"/>
+              <w:textAlignment w:val="center"/>
+              <w:rPr>
+                <w:rFonts w:eastAsiaTheme="minorHAnsi" w:hint="eastAsia"/>
+                <w:color w:val="EE0000"/>
+                <w:sz w:val="24"/>
+              </w:rPr>
+            </w:pPr>
+            <w:proofErr w:type="gramStart"/>
+            <w:r>
+              <w:rPr>
+                <w:rFonts w:eastAsiaTheme="minorHAnsi"/>
+                <w:color w:val="EE0000"/>
+                <w:sz w:val="24"/>
+              </w:rPr>
+              <w:t>沣</w:t>
+            </w:r>
+            <w:proofErr w:type="gramEnd"/>
+            <w:r>
+              <w:rPr>
+                <w:rFonts w:eastAsiaTheme="minorHAnsi"/>
+                <w:color w:val="EE0000"/>
+                <w:sz w:val="24"/>
+              </w:rPr>
+              <w:t>河桥</w:t>
+            </w:r>
+            <w:r>
+              <w:rPr>
+                <w:rFonts w:eastAsiaTheme="minorHAnsi" w:hint="eastAsia"/>
+                <w:color w:val="EE0000"/>
+                <w:sz w:val="24"/>
+              </w:rPr>
+              <w:t>（</w:t>
+            </w:r>
+            <w:r>
+              <w:rPr>
+                <w:rFonts w:eastAsiaTheme="minorHAnsi"/>
+                <w:color w:val="EE0000"/>
+                <w:sz w:val="24"/>
+              </w:rPr>
+              <w:t>K1332+400鸡窝子</w:t>
+            </w:r>
+            <w:r>
+              <w:rPr>
+                <w:rFonts w:eastAsiaTheme="minorHAnsi" w:hint="eastAsia"/>
+                <w:color w:val="EE0000"/>
+                <w:sz w:val="24"/>
+              </w:rPr>
+              <w:t>段）</w:t>
+            </w:r>
+          </w:p>
+        </w:tc>
+      </w:tr>
+      <w:tr>
+        <w:tc>
+          <w:tcPr>
+            <w:tcW w:w="1667" w:type="pct"/>
+          </w:tcPr>
+          <w:p>
+            <w:pPr>
+              <w:jc w:val="center"/>
+              <w:textAlignment w:val="center"/>
+              <w:rPr>
+                <w:rFonts w:eastAsiaTheme="minorHAnsi" w:hint="eastAsia"/>
+                <w:sz w:val="24"/>
+              </w:rPr>
+            </w:pPr>
+            <w:r>
+              <w:rPr>
+                <w:rFonts w:eastAsiaTheme="minorHAnsi" w:hint="eastAsia"/>
+                <w:sz w:val="24"/>
+              </w:rPr>
+              <w:t>8</w:t>
+            </w:r>
+          </w:p>
+        </w:tc>
+        <w:tc>
+          <w:tcPr>
+            <w:tcW w:w="737" w:type="pct"/>
+          </w:tcPr>
+          <w:p>
+            <w:pPr>
+              <w:jc w:val="center"/>
+              <w:textAlignment w:val="center"/>
+              <w:rPr>
+                <w:rFonts w:eastAsiaTheme="minorHAnsi" w:hint="eastAsia"/>
+                <w:color w:val="EE0000"/>
+                <w:sz w:val="24"/>
+              </w:rPr>
+            </w:pPr>
+            <w:r>
+              <w:rPr>
+                <w:rFonts w:eastAsiaTheme="minorHAnsi" w:hint="eastAsia"/>
+                <w:color w:val="EE0000"/>
+                <w:sz w:val="24"/>
+              </w:rPr>
+              <w:t>道路</w:t>
+            </w:r>
+          </w:p>
+        </w:tc>
+        <w:tc>
+          <w:tcPr>
+            <w:tcW w:w="2596" w:type="pct"/>
+          </w:tcPr>
+          <w:p>
+            <w:pPr>
+              <w:jc w:val="center"/>
+              <w:textAlignment w:val="center"/>
+              <w:rPr>
+                <w:rFonts w:eastAsiaTheme="minorHAnsi" w:hint="eastAsia"/>
+                <w:color w:val="EE0000"/>
+                <w:sz w:val="24"/>
+              </w:rPr>
+            </w:pPr>
+            <w:r>
+              <w:rPr>
+                <w:rFonts w:eastAsiaTheme="minorHAnsi"/>
+                <w:color w:val="EE0000"/>
+                <w:sz w:val="24"/>
+              </w:rPr>
+              <w:t>G211安康旬阳段</w:t>
+            </w:r>
+          </w:p>
+        </w:tc>
+      </w:tr>
+      <w:tr>
+        <w:tc>
+          <w:tcPr>
+            <w:tcW w:w="1667" w:type="pct"/>
+          </w:tcPr>
+          <w:p>
+            <w:pPr>
+              <w:jc w:val="center"/>
+              <w:textAlignment w:val="center"/>
+              <w:rPr>
+                <w:rFonts w:eastAsiaTheme="minorHAnsi" w:hint="eastAsia"/>
+                <w:sz w:val="24"/>
+              </w:rPr>
+            </w:pPr>
+            <w:r>
+              <w:rPr>
+                <w:rFonts w:eastAsiaTheme="minorHAnsi" w:hint="eastAsia"/>
+                <w:sz w:val="24"/>
+              </w:rPr>
+              <w:t>9</w:t>
+            </w:r>
+          </w:p>
+        </w:tc>
+        <w:tc>
+          <w:tcPr>
+            <w:tcW w:w="737" w:type="pct"/>
+          </w:tcPr>
+          <w:p>
+            <w:pPr>
+              <w:jc w:val="center"/>
+              <w:textAlignment w:val="center"/>
+              <w:rPr>
+                <w:rFonts w:eastAsiaTheme="minorHAnsi" w:hint="eastAsia"/>
+                <w:color w:val="EE0000"/>
+                <w:sz w:val="24"/>
+              </w:rPr>
+            </w:pPr>
+            <w:r>
+              <w:rPr>
+                <w:rFonts w:eastAsiaTheme="minorHAnsi" w:hint="eastAsia"/>
+                <w:color w:val="EE0000"/>
+                <w:sz w:val="24"/>
+              </w:rPr>
+              <w:t>道路</w:t>
+            </w:r>
+          </w:p>
+        </w:tc>
+        <w:tc>
+          <w:tcPr>
+            <w:tcW w:w="2596" w:type="pct"/>
+          </w:tcPr>
+          <w:p>
+            <w:pPr>
+              <w:jc w:val="center"/>
+              <w:textAlignment w:val="center"/>
+              <w:rPr>
+                <w:rFonts w:eastAsiaTheme="minorHAnsi" w:hint="eastAsia"/>
+                <w:color w:val="EE0000"/>
+                <w:sz w:val="24"/>
+              </w:rPr>
+            </w:pPr>
+            <w:r>
+              <w:rPr>
+                <w:rFonts w:eastAsiaTheme="minorHAnsi"/>
+                <w:color w:val="EE0000"/>
+                <w:sz w:val="24"/>
+              </w:rPr>
+              <w:t>S101商洛商州段</w:t>
+            </w:r>
+          </w:p>
+        </w:tc>
+      </w:tr>
+      <w:tr>
+        <w:tc>
+          <w:tcPr>
+            <w:tcW w:w="1667" w:type="pct"/>
+          </w:tcPr>
+          <w:p>
+            <w:pPr>
+              <w:jc w:val="center"/>
+              <w:textAlignment w:val="center"/>
+              <w:rPr>
+                <w:rFonts w:eastAsiaTheme="minorHAnsi" w:hint="eastAsia"/>
+                <w:sz w:val="24"/>
+              </w:rPr>
+            </w:pPr>
+            <w:r>
+              <w:rPr>
+                <w:rFonts w:eastAsiaTheme="minorHAnsi" w:hint="eastAsia"/>
+                <w:sz w:val="24"/>
+              </w:rPr>
+              <w:t>10</w:t>
+            </w:r>
+          </w:p>
+        </w:tc>
+        <w:tc>
+          <w:tcPr>
+            <w:tcW w:w="737" w:type="pct"/>
+          </w:tcPr>
+          <w:p>
+            <w:pPr>
+              <w:jc w:val="center"/>
+              <w:textAlignment w:val="center"/>
+              <w:rPr>
+                <w:rFonts w:eastAsiaTheme="minorHAnsi" w:hint="eastAsia"/>
+                <w:color w:val="EE0000"/>
+                <w:sz w:val="24"/>
+              </w:rPr>
+            </w:pPr>
+            <w:r>
+              <w:rPr>
+                <w:rFonts w:eastAsiaTheme="minorHAnsi" w:hint="eastAsia"/>
+                <w:color w:val="EE0000"/>
+                <w:sz w:val="24"/>
+              </w:rPr>
+              <w:t>道路</w:t>
+            </w:r>
+          </w:p>
+        </w:tc>
+        <w:tc>
+          <w:tcPr>
+            <w:tcW w:w="2596" w:type="pct"/>
+          </w:tcPr>
+          <w:p>
+            <w:pPr>
+              <w:jc w:val="center"/>
+              <w:textAlignment w:val="center"/>
+              <w:rPr>
+                <w:rFonts w:eastAsiaTheme="minorHAnsi" w:hint="eastAsia"/>
+                <w:color w:val="EE0000"/>
+                <w:sz w:val="24"/>
+              </w:rPr>
+            </w:pPr>
+            <w:proofErr w:type="gramStart"/>
+            <w:r>
+              <w:rPr>
+                <w:rFonts w:eastAsiaTheme="minorHAnsi"/>
+                <w:color w:val="EE0000"/>
+                <w:sz w:val="24"/>
+              </w:rPr>
+              <w:t>连霍高速西宝段</w:t>
+            </w:r>
+            <w:proofErr w:type="gramEnd"/>
+          </w:p>
+        </w:tc>
+      </w:tr>
+      <w:tr>
+        <w:tc>
+          <w:tcPr>
+            <w:tcW w:w="1667" w:type="pct"/>
+          </w:tcPr>
+          <w:p>
+            <w:pPr>
+              <w:jc w:val="center"/>
+              <w:textAlignment w:val="center"/>
+              <w:rPr>
+                <w:rFonts w:eastAsiaTheme="minorHAnsi" w:hint="eastAsia"/>
+                <w:sz w:val="24"/>
+              </w:rPr>
+            </w:pPr>
+            <w:r>
+              <w:rPr>
+                <w:rFonts w:eastAsiaTheme="minorHAnsi"/>
+                <w:sz w:val="24"/>
+              </w:rPr>
+              <w:t>…</w:t>
+            </w:r>
+          </w:p>
+        </w:tc>
+        <w:tc>
+          <w:tcPr>
+            <w:tcW w:w="737" w:type="pct"/>
+          </w:tcPr>
+          <w:p>
+            <w:pPr>
+              <w:jc w:val="center"/>
+              <w:textAlignment w:val="center"/>
+              <w:rPr>
+                <w:rFonts w:eastAsiaTheme="minorHAnsi" w:hint="eastAsia"/>
+                <w:color w:val="EE0000"/>
+                <w:sz w:val="24"/>
+              </w:rPr>
+            </w:pPr>
+            <w:r>
+              <w:rPr>
+                <w:rFonts w:eastAsiaTheme="minorHAnsi"/>
+                <w:color w:val="EE0000"/>
+                <w:sz w:val="24"/>
+              </w:rPr>
+              <w:t>…</w:t>
+            </w:r>
+          </w:p>
+        </w:tc>
+        <w:tc>
+          <w:tcPr>
+            <w:tcW w:w="2596" w:type="pct"/>
+          </w:tcPr>
+          <w:p>
+            <w:pPr>
+              <w:jc w:val="center"/>
+              <w:textAlignment w:val="center"/>
+              <w:rPr>
+                <w:rFonts w:eastAsiaTheme="minorHAnsi" w:hint="eastAsia"/>
+                <w:color w:val="EE0000"/>
+                <w:sz w:val="24"/>
+              </w:rPr>
+            </w:pPr>
+            <w:r>
+              <w:rPr>
+                <w:rFonts w:eastAsiaTheme="minorHAnsi"/>
+                <w:color w:val="EE0000"/>
+                <w:sz w:val="24"/>
+              </w:rPr>
+              <w:t>…</w:t>
+            </w:r>
+          </w:p>
+        </w:tc>
+      </w:tr>
+    </w:tbl>
     <w:p>
       <w:pPr>
         <w:pStyle w:val="aa"/>
@@ -2421,6 +6109,7 @@
       <w:r>
         <w:rPr>
           <w:rFonts w:ascii="仿宋_GB2312" w:eastAsia="仿宋_GB2312" w:hAnsi="仿宋_GB2312" w:cs="仿宋_GB2312" w:hint="eastAsia"/>
+          <w:color w:val="EE0000"/>
           <w:sz w:val="32"/>
         </w:rPr>
         <w:t>D</w:t>
@@ -2428,6 +6117,7 @@
       <w:r>
         <w:rPr>
           <w:rFonts w:ascii="仿宋_GB2312" w:eastAsia="仿宋_GB2312" w:hAnsi="仿宋_GB2312" w:cs="仿宋_GB2312"/>
+          <w:color w:val="EE0000"/>
           <w:sz w:val="32"/>
         </w:rPr>
         <w:t>isposal</w:t>
@@ -2435,6 +6125,7 @@
       <w:r>
         <w:rPr>
           <w:rFonts w:ascii="仿宋_GB2312" w:eastAsia="仿宋_GB2312" w:hAnsi="仿宋_GB2312" w:cs="仿宋_GB2312" w:hint="eastAsia"/>
+          <w:color w:val="EE0000"/>
           <w:sz w:val="32"/>
         </w:rPr>
         <w:t>_</w:t>
@@ -2442,6 +6133,7 @@
       <w:r>
         <w:rPr>
           <w:rFonts w:ascii="仿宋_GB2312" w:eastAsia="仿宋_GB2312" w:hAnsi="仿宋_GB2312" w:cs="仿宋_GB2312"/>
+          <w:color w:val="EE0000"/>
           <w:sz w:val="32"/>
         </w:rPr>
         <w:t>Affected</w:t>
@@ -2449,6 +6141,7 @@
       <w:r>
         <w:rPr>
           <w:rFonts w:ascii="仿宋_GB2312" w:eastAsia="仿宋_GB2312" w:hAnsi="仿宋_GB2312" w:cs="仿宋_GB2312" w:hint="eastAsia"/>
+          <w:color w:val="EE0000"/>
           <w:sz w:val="32"/>
         </w:rPr>
         <w:t>B</w:t>
@@ -2456,6 +6149,7 @@
       <w:r>
         <w:rPr>
           <w:rFonts w:ascii="仿宋_GB2312" w:eastAsia="仿宋_GB2312" w:hAnsi="仿宋_GB2312" w:cs="仿宋_GB2312"/>
+          <w:color w:val="EE0000"/>
           <w:sz w:val="32"/>
         </w:rPr>
         <w:t>y</w:t>
@@ -2463,6 +6157,7 @@
       <w:r>
         <w:rPr>
           <w:rFonts w:ascii="仿宋_GB2312" w:eastAsia="仿宋_GB2312" w:hAnsi="仿宋_GB2312" w:cs="仿宋_GB2312" w:hint="eastAsia"/>
+          <w:color w:val="EE0000"/>
           <w:sz w:val="32"/>
         </w:rPr>
         <w:t>F</w:t>
@@ -2470,6 +6165,7 @@
       <w:r>
         <w:rPr>
           <w:rFonts w:ascii="仿宋_GB2312" w:eastAsia="仿宋_GB2312" w:hAnsi="仿宋_GB2312" w:cs="仿宋_GB2312"/>
+          <w:color w:val="EE0000"/>
           <w:sz w:val="32"/>
         </w:rPr>
         <w:t>lood</w:t>
@@ -2477,6 +6173,7 @@
       <w:r>
         <w:rPr>
           <w:rFonts w:ascii="仿宋_GB2312" w:eastAsia="仿宋_GB2312" w:hAnsi="仿宋_GB2312" w:cs="仿宋_GB2312" w:hint="eastAsia"/>
+          <w:color w:val="EE0000"/>
           <w:sz w:val="32"/>
         </w:rPr>
         <w:t>A</w:t>
@@ -2484,6 +6181,7 @@
       <w:r>
         <w:rPr>
           <w:rFonts w:ascii="仿宋_GB2312" w:eastAsia="仿宋_GB2312" w:hAnsi="仿宋_GB2312" w:cs="仿宋_GB2312"/>
+          <w:color w:val="EE0000"/>
           <w:sz w:val="32"/>
         </w:rPr>
         <w:t>nd</w:t>
@@ -2491,6 +6189,7 @@
       <w:r>
         <w:rPr>
           <w:rFonts w:ascii="仿宋_GB2312" w:eastAsia="仿宋_GB2312" w:hAnsi="仿宋_GB2312" w:cs="仿宋_GB2312" w:hint="eastAsia"/>
+          <w:color w:val="EE0000"/>
           <w:sz w:val="32"/>
         </w:rPr>
         <w:t>S</w:t>
@@ -2498,6 +6197,7 @@
       <w:r>
         <w:rPr>
           <w:rFonts w:ascii="仿宋_GB2312" w:eastAsia="仿宋_GB2312" w:hAnsi="仿宋_GB2312" w:cs="仿宋_GB2312"/>
+          <w:color w:val="EE0000"/>
           <w:sz w:val="32"/>
         </w:rPr>
         <w:t>lide</w:t>
@@ -2515,7 +6215,15 @@
           <w:rFonts w:ascii="仿宋_GB2312" w:eastAsia="仿宋_GB2312" w:hAnsi="仿宋_GB2312" w:cs="仿宋_GB2312"/>
           <w:sz w:val="32"/>
         </w:rPr>
-        <w:t>中紧邻河道的民房、农家乐等高风险区域居民转移，此类区域靠近水体，受</w:t>
+        <w:t>中紧邻河道的民房、</w:t>
+      </w:r>
+      <w:r>
+        <w:rPr>
+          <w:rFonts w:ascii="仿宋_GB2312" w:eastAsia="仿宋_GB2312" w:hAnsi="仿宋_GB2312" w:cs="仿宋_GB2312"/>
+          <w:sz w:val="32"/>
+        </w:rPr>
+        <w:lastRenderedPageBreak/>
+        <w:t>农家乐等高风险区域居民转移，此类区域靠近水体，受</w:t>
       </w:r>
       <w:r>
         <w:rPr>
@@ -2543,12 +6251,21 @@
           <w:rFonts w:ascii="仿宋_GB2312" w:eastAsia="仿宋_GB2312" w:hAnsi="仿宋_GB2312" w:cs="仿宋_GB2312" w:hint="eastAsia"/>
           <w:sz w:val="32"/>
         </w:rPr>
-        <w:t>{{</w:t>
+        <w:t>{</w:t>
+      </w:r>
+      <w:r>
+        <w:rPr>
+          <w:rFonts w:ascii="仿宋_GB2312" w:eastAsia="仿宋_GB2312" w:hAnsi="仿宋_GB2312" w:cs="仿宋_GB2312" w:hint="eastAsia"/>
+          <w:color w:val="EE0000"/>
+          <w:sz w:val="32"/>
+        </w:rPr>
+        <w:t>{</w:t>
       </w:r>
       <w:proofErr w:type="spellStart"/>
       <w:r>
         <w:rPr>
           <w:rFonts w:ascii="仿宋_GB2312" w:eastAsia="仿宋_GB2312" w:hAnsi="仿宋_GB2312" w:cs="仿宋_GB2312" w:hint="eastAsia"/>
+          <w:color w:val="EE0000"/>
           <w:sz w:val="32"/>
         </w:rPr>
         <w:t>D</w:t>
@@ -2556,6 +6273,7 @@
       <w:r>
         <w:rPr>
           <w:rFonts w:ascii="仿宋_GB2312" w:eastAsia="仿宋_GB2312" w:hAnsi="仿宋_GB2312" w:cs="仿宋_GB2312"/>
+          <w:color w:val="EE0000"/>
           <w:sz w:val="32"/>
         </w:rPr>
         <w:t>isposal</w:t>
@@ -2563,6 +6281,7 @@
       <w:r>
         <w:rPr>
           <w:rFonts w:ascii="仿宋_GB2312" w:eastAsia="仿宋_GB2312" w:hAnsi="仿宋_GB2312" w:cs="仿宋_GB2312" w:hint="eastAsia"/>
+          <w:color w:val="EE0000"/>
           <w:sz w:val="32"/>
         </w:rPr>
         <w:t>_</w:t>
@@ -2570,6 +6289,7 @@
       <w:r>
         <w:rPr>
           <w:rFonts w:ascii="仿宋_GB2312" w:eastAsia="仿宋_GB2312" w:hAnsi="仿宋_GB2312" w:cs="仿宋_GB2312"/>
+          <w:color w:val="EE0000"/>
           <w:sz w:val="32"/>
         </w:rPr>
         <w:t>Affected</w:t>
@@ -2577,6 +6297,7 @@
       <w:r>
         <w:rPr>
           <w:rFonts w:ascii="仿宋_GB2312" w:eastAsia="仿宋_GB2312" w:hAnsi="仿宋_GB2312" w:cs="仿宋_GB2312" w:hint="eastAsia"/>
+          <w:color w:val="EE0000"/>
           <w:sz w:val="32"/>
         </w:rPr>
         <w:t>B</w:t>
@@ -2584,6 +6305,7 @@
       <w:r>
         <w:rPr>
           <w:rFonts w:ascii="仿宋_GB2312" w:eastAsia="仿宋_GB2312" w:hAnsi="仿宋_GB2312" w:cs="仿宋_GB2312"/>
+          <w:color w:val="EE0000"/>
           <w:sz w:val="32"/>
         </w:rPr>
         <w:t>y</w:t>
@@ -2591,6 +6313,7 @@
       <w:r>
         <w:rPr>
           <w:rFonts w:ascii="仿宋_GB2312" w:eastAsia="仿宋_GB2312" w:hAnsi="仿宋_GB2312" w:cs="仿宋_GB2312" w:hint="eastAsia"/>
+          <w:color w:val="EE0000"/>
           <w:sz w:val="32"/>
         </w:rPr>
         <w:t>UrbanFlood</w:t>
@@ -2608,15 +6331,7 @@
           <w:rFonts w:ascii="仿宋_GB2312" w:eastAsia="仿宋_GB2312" w:hAnsi="仿宋_GB2312" w:cs="仿宋_GB2312"/>
           <w:sz w:val="32"/>
         </w:rPr>
-        <w:t>城市内涝易发的低洼积</w:t>
-      </w:r>
-      <w:r>
-        <w:rPr>
-          <w:rFonts w:ascii="仿宋_GB2312" w:eastAsia="仿宋_GB2312" w:hAnsi="仿宋_GB2312" w:cs="仿宋_GB2312"/>
-          <w:sz w:val="32"/>
-        </w:rPr>
-        <w:lastRenderedPageBreak/>
-        <w:t>水区域</w:t>
+        <w:t>城市内涝易发的低洼积水区域</w:t>
       </w:r>
       <w:r>
         <w:rPr>
@@ -2668,7 +6383,7 @@
           <w:rFonts w:ascii="仿宋_GB2312" w:eastAsia="仿宋_GB2312" w:hAnsi="仿宋_GB2312" w:cs="仿宋_GB2312"/>
           <w:sz w:val="32"/>
         </w:rPr>
-        <w:t>救援队伍准备方面，建议提前组建消防、交通和医疗三类专业救援力量。消防救援队可部署在重点隐患区域，确保灾害发生后能迅速向核心受灾区推进，必要时可徒步进入开展应急救援。交通抢险队预置挖掘机、装载机和道路抢修车，并布设便携抢修小组，熟悉乡村道路结构，提升道路应急抢通能力。医疗救援队建议依托村委会、学校等临时安置点，组织具备外科、内科、急救能力的医疗人员，配备急救箱、除颤仪、清创</w:t>
+        <w:t>救援队伍准备方面，建议提前组建消防、交通和医疗三类专业救援力量。消防救援队可部署在重点隐患区域，确保灾害发生后能迅速向核心受灾区推进，必要时可徒步进入开展应急救援。交通抢险队预置挖掘机、装载机和道路抢修车，并布设</w:t>
       </w:r>
       <w:r>
         <w:rPr>
@@ -2676,7 +6391,7 @@
           <w:sz w:val="32"/>
         </w:rPr>
         <w:lastRenderedPageBreak/>
-        <w:t>包及应急药物等装备。同时，</w:t>
+        <w:t>便携抢修小组，熟悉乡村道路结构，提升道路应急抢通能力。医疗救援队建议依托村委会、学校等临时安置点，组织具备外科、内科、急救能力的医疗人员，配备急救箱、除颤仪、清创包及应急药物等装备。同时，</w:t>
       </w:r>
       <w:r>
         <w:rPr>
@@ -2730,7 +6445,15 @@
           <w:rFonts w:ascii="仿宋_GB2312" w:eastAsia="仿宋_GB2312" w:hAnsi="仿宋_GB2312" w:cs="仿宋_GB2312"/>
           <w:sz w:val="32"/>
         </w:rPr>
-        <w:t>等。救灾帐篷应按照需要配置普通救灾帐篷、医疗专用帐篷和指挥帐篷，满足临时居住、救治和指挥调度的使用要求。</w:t>
+        <w:t>等。救灾帐篷应按照需要配置</w:t>
+      </w:r>
+      <w:r>
+        <w:rPr>
+          <w:rFonts w:ascii="仿宋_GB2312" w:eastAsia="仿宋_GB2312" w:hAnsi="仿宋_GB2312" w:cs="仿宋_GB2312"/>
+          <w:sz w:val="32"/>
+        </w:rPr>
+        <w:lastRenderedPageBreak/>
+        <w:t>普通救灾帐篷、医疗专用帐篷和指挥帐篷，满足临时居住、救治和指挥调度的使用要求。</w:t>
       </w:r>
     </w:p>
     <w:sectPr>

--- a/ruoyi-admin/src/main/resources/reportTemplate/暴雨应急预评估报告模板.docx
+++ b/ruoyi-admin/src/main/resources/reportTemplate/暴雨应急预评估报告模板.docx
@@ -260,14 +260,7 @@
           <w:rFonts w:ascii="仿宋_GB2312" w:eastAsia="仿宋_GB2312" w:hAnsi="仿宋_GB2312" w:cs="仿宋_GB2312" w:hint="eastAsia"/>
           <w:sz w:val="32"/>
         </w:rPr>
-        <w:t>OverView_R</w:t>
-      </w:r>
-      <w:r>
-        <w:rPr>
-          <w:rFonts w:ascii="仿宋_GB2312" w:eastAsia="仿宋_GB2312" w:hAnsi="仿宋_GB2312" w:cs="仿宋_GB2312"/>
-          <w:sz w:val="32"/>
-        </w:rPr>
-        <w:t>eportDate</w:t>
+        <w:t>OverView</w:t>
       </w:r>
       <w:proofErr w:type="spellEnd"/>
       <w:r>
@@ -276,164 +269,6 @@
           <w:sz w:val="32"/>
         </w:rPr>
         <w:t>}}</w:t>
-      </w:r>
-      <w:r>
-        <w:rPr>
-          <w:rFonts w:ascii="仿宋_GB2312" w:eastAsia="仿宋_GB2312" w:hAnsi="仿宋_GB2312" w:cs="仿宋_GB2312"/>
-          <w:sz w:val="32"/>
-        </w:rPr>
-        <w:t>，西安市部分区域（包括</w:t>
-      </w:r>
-      <w:r>
-        <w:rPr>
-          <w:rFonts w:ascii="仿宋_GB2312" w:eastAsia="仿宋_GB2312" w:hAnsi="仿宋_GB2312" w:cs="仿宋_GB2312"/>
-          <w:sz w:val="32"/>
-        </w:rPr>
-        <w:t>{{</w:t>
-      </w:r>
-      <w:proofErr w:type="spellStart"/>
-      <w:r>
-        <w:rPr>
-          <w:rFonts w:ascii="仿宋_GB2312" w:eastAsia="仿宋_GB2312" w:hAnsi="仿宋_GB2312" w:cs="仿宋_GB2312" w:hint="eastAsia"/>
-          <w:sz w:val="32"/>
-        </w:rPr>
-        <w:t>OverView_R</w:t>
-      </w:r>
-      <w:r>
-        <w:rPr>
-          <w:rFonts w:ascii="仿宋_GB2312" w:eastAsia="仿宋_GB2312" w:hAnsi="仿宋_GB2312" w:cs="仿宋_GB2312"/>
-          <w:sz w:val="32"/>
-        </w:rPr>
-        <w:t>ainCovered</w:t>
-      </w:r>
-      <w:r>
-        <w:rPr>
-          <w:rFonts w:ascii="仿宋_GB2312" w:eastAsia="仿宋_GB2312" w:hAnsi="仿宋_GB2312" w:cs="仿宋_GB2312" w:hint="eastAsia"/>
-          <w:sz w:val="32"/>
-        </w:rPr>
-        <w:t>QuXian</w:t>
-      </w:r>
-      <w:proofErr w:type="spellEnd"/>
-      <w:r>
-        <w:rPr>
-          <w:rFonts w:ascii="仿宋_GB2312" w:eastAsia="仿宋_GB2312" w:hAnsi="仿宋_GB2312" w:cs="仿宋_GB2312"/>
-          <w:sz w:val="32"/>
-        </w:rPr>
-        <w:t>}}</w:t>
-      </w:r>
-      <w:r>
-        <w:rPr>
-          <w:rFonts w:ascii="仿宋_GB2312" w:eastAsia="仿宋_GB2312" w:hAnsi="仿宋_GB2312" w:cs="仿宋_GB2312"/>
-          <w:sz w:val="32"/>
-        </w:rPr>
-        <w:t>）已出现50毫米以上降水</w:t>
-      </w:r>
-      <w:r>
-        <w:rPr>
-          <w:rFonts w:ascii="仿宋_GB2312" w:eastAsia="仿宋_GB2312" w:hAnsi="仿宋_GB2312" w:cs="仿宋_GB2312" w:hint="eastAsia"/>
-          <w:sz w:val="32"/>
-        </w:rPr>
-        <w:t>。</w:t>
-      </w:r>
-      <w:r>
-        <w:rPr>
-          <w:rFonts w:ascii="仿宋_GB2312" w:eastAsia="仿宋_GB2312" w:hAnsi="仿宋_GB2312" w:cs="仿宋_GB2312"/>
-          <w:sz w:val="32"/>
-        </w:rPr>
-        <w:t>根据最新气象监测数据，</w:t>
-      </w:r>
-      <w:r>
-        <w:rPr>
-          <w:rFonts w:ascii="仿宋_GB2312" w:eastAsia="仿宋_GB2312" w:hAnsi="仿宋_GB2312" w:cs="仿宋_GB2312" w:hint="eastAsia"/>
-          <w:sz w:val="32"/>
-        </w:rPr>
-        <w:t>暴</w:t>
-      </w:r>
-      <w:r>
-        <w:rPr>
-          <w:rFonts w:ascii="仿宋_GB2312" w:eastAsia="仿宋_GB2312" w:hAnsi="仿宋_GB2312" w:cs="仿宋_GB2312"/>
-          <w:sz w:val="32"/>
-        </w:rPr>
-        <w:t>雨主要集中在</w:t>
-      </w:r>
-      <w:r>
-        <w:rPr>
-          <w:rFonts w:ascii="仿宋_GB2312" w:eastAsia="仿宋_GB2312" w:hAnsi="仿宋_GB2312" w:cs="仿宋_GB2312" w:hint="eastAsia"/>
-          <w:sz w:val="32"/>
-        </w:rPr>
-        <w:t>{{</w:t>
-      </w:r>
-      <w:proofErr w:type="spellStart"/>
-      <w:r>
-        <w:rPr>
-          <w:rFonts w:ascii="仿宋_GB2312" w:eastAsia="仿宋_GB2312" w:hAnsi="仿宋_GB2312" w:cs="仿宋_GB2312" w:hint="eastAsia"/>
-          <w:sz w:val="32"/>
-        </w:rPr>
-        <w:t>OverView_</w:t>
-      </w:r>
-      <w:r>
-        <w:rPr>
-          <w:rFonts w:ascii="仿宋_GB2312" w:eastAsia="仿宋_GB2312" w:hAnsi="仿宋_GB2312" w:cs="仿宋_GB2312" w:hint="eastAsia"/>
-          <w:sz w:val="32"/>
-        </w:rPr>
-        <w:t>mainRain</w:t>
-      </w:r>
-      <w:r>
-        <w:rPr>
-          <w:rFonts w:ascii="仿宋_GB2312" w:eastAsia="仿宋_GB2312" w:hAnsi="仿宋_GB2312" w:cs="仿宋_GB2312" w:hint="eastAsia"/>
-          <w:sz w:val="32"/>
-        </w:rPr>
-        <w:t>QuXian</w:t>
-      </w:r>
-      <w:proofErr w:type="spellEnd"/>
-      <w:r>
-        <w:rPr>
-          <w:rFonts w:ascii="仿宋_GB2312" w:eastAsia="仿宋_GB2312" w:hAnsi="仿宋_GB2312" w:cs="仿宋_GB2312" w:hint="eastAsia"/>
-          <w:sz w:val="32"/>
-        </w:rPr>
-        <w:t>}}</w:t>
-      </w:r>
-      <w:r>
-        <w:rPr>
-          <w:rFonts w:ascii="仿宋_GB2312" w:eastAsia="仿宋_GB2312" w:hAnsi="仿宋_GB2312" w:cs="仿宋_GB2312" w:hint="eastAsia"/>
-          <w:sz w:val="32"/>
-        </w:rPr>
-        <w:t>一带</w:t>
-      </w:r>
-      <w:r>
-        <w:rPr>
-          <w:rFonts w:ascii="仿宋_GB2312" w:eastAsia="仿宋_GB2312" w:hAnsi="仿宋_GB2312" w:cs="仿宋_GB2312"/>
-          <w:sz w:val="32"/>
-        </w:rPr>
-        <w:t>，</w:t>
-      </w:r>
-      <w:r>
-        <w:rPr>
-          <w:rFonts w:ascii="仿宋_GB2312" w:eastAsia="仿宋_GB2312" w:hAnsi="仿宋_GB2312" w:cs="仿宋_GB2312"/>
-          <w:sz w:val="32"/>
-        </w:rPr>
-        <w:t>区域内山体含水饱和风险增加</w:t>
-      </w:r>
-      <w:r>
-        <w:rPr>
-          <w:rFonts w:ascii="仿宋_GB2312" w:eastAsia="仿宋_GB2312" w:hAnsi="仿宋_GB2312" w:cs="仿宋_GB2312" w:hint="eastAsia"/>
-          <w:sz w:val="32"/>
-        </w:rPr>
-        <w:t>，</w:t>
-      </w:r>
-      <w:r>
-        <w:rPr>
-          <w:rFonts w:ascii="仿宋_GB2312" w:eastAsia="仿宋_GB2312" w:hAnsi="仿宋_GB2312" w:cs="仿宋_GB2312"/>
-          <w:sz w:val="32"/>
-        </w:rPr>
-        <w:t>具备诱发滑坡、泥石流、山洪和</w:t>
-      </w:r>
-      <w:r>
-        <w:rPr>
-          <w:rFonts w:ascii="仿宋_GB2312" w:eastAsia="仿宋_GB2312" w:hAnsi="仿宋_GB2312" w:cs="仿宋_GB2312"/>
-          <w:sz w:val="32"/>
-        </w:rPr>
-        <w:t>城市内涝等次生灾害的典型触发条件。</w:t>
       </w:r>
     </w:p>
     <w:p>
@@ -480,14 +315,6 @@
       </w:pPr>
       <w:r>
         <w:rPr>
-          <w:rFonts w:ascii="仿宋_GB2312" w:eastAsia="仿宋_GB2312" w:hAnsi="仿宋_GB2312" w:cs="仿宋_GB2312"/>
-          <w:sz w:val="32"/>
-        </w:rPr>
-        <w:lastRenderedPageBreak/>
-        <w:t>受持续强降雨影响，根据灾害风险评估模型测算结果，</w:t>
-      </w:r>
-      <w:r>
-        <w:rPr>
           <w:rFonts w:ascii="仿宋_GB2312" w:eastAsia="仿宋_GB2312" w:hAnsi="仿宋_GB2312" w:cs="仿宋_GB2312" w:hint="eastAsia"/>
           <w:sz w:val="32"/>
         </w:rPr>
@@ -496,31 +323,24 @@
       <w:proofErr w:type="spellStart"/>
       <w:r>
         <w:rPr>
-          <w:rFonts w:ascii="仿宋_GB2312" w:eastAsia="仿宋_GB2312" w:hAnsi="仿宋_GB2312" w:cs="仿宋_GB2312"/>
-          <w:sz w:val="32"/>
-        </w:rPr>
-        <w:t>Disaster</w:t>
-      </w:r>
-      <w:r>
-        <w:rPr>
-          <w:rFonts w:ascii="仿宋_GB2312" w:eastAsia="仿宋_GB2312" w:hAnsi="仿宋_GB2312" w:cs="仿宋_GB2312" w:hint="eastAsia"/>
-          <w:sz w:val="32"/>
-        </w:rPr>
-        <w:t>_M</w:t>
-      </w:r>
-      <w:r>
-        <w:rPr>
-          <w:rFonts w:ascii="仿宋_GB2312" w:eastAsia="仿宋_GB2312" w:hAnsi="仿宋_GB2312" w:cs="仿宋_GB2312" w:hint="eastAsia"/>
-          <w:sz w:val="32"/>
-        </w:rPr>
-        <w:t>ainRain</w:t>
-      </w:r>
-      <w:r>
-        <w:rPr>
-          <w:rFonts w:ascii="仿宋_GB2312" w:eastAsia="仿宋_GB2312" w:hAnsi="仿宋_GB2312" w:cs="仿宋_GB2312" w:hint="eastAsia"/>
-          <w:sz w:val="32"/>
-        </w:rPr>
-        <w:t>QuXian</w:t>
+          <w:rFonts w:ascii="仿宋_GB2312" w:eastAsia="仿宋_GB2312" w:hAnsi="仿宋_GB2312" w:cs="仿宋_GB2312" w:hint="eastAsia"/>
+          <w:sz w:val="32"/>
+        </w:rPr>
+        <w:t>D</w:t>
+      </w:r>
+      <w:r>
+        <w:rPr>
+          <w:rFonts w:ascii="仿宋_GB2312" w:eastAsia="仿宋_GB2312" w:hAnsi="仿宋_GB2312" w:cs="仿宋_GB2312"/>
+          <w:sz w:val="32"/>
+        </w:rPr>
+        <w:t>isaster</w:t>
+      </w:r>
+      <w:r>
+        <w:rPr>
+          <w:rFonts w:ascii="仿宋_GB2312" w:eastAsia="仿宋_GB2312" w:hAnsi="仿宋_GB2312" w:cs="仿宋_GB2312" w:hint="eastAsia"/>
+          <w:sz w:val="32"/>
+        </w:rPr>
+        <w:t>_OverAll</w:t>
       </w:r>
       <w:proofErr w:type="spellEnd"/>
       <w:r>
@@ -529,13 +349,6 @@
           <w:sz w:val="32"/>
         </w:rPr>
         <w:t>}}</w:t>
-      </w:r>
-      <w:r>
-        <w:rPr>
-          <w:rFonts w:ascii="仿宋_GB2312" w:eastAsia="仿宋_GB2312" w:hAnsi="仿宋_GB2312" w:cs="仿宋_GB2312"/>
-          <w:sz w:val="32"/>
-        </w:rPr>
-        <w:t>多个村（组）地质灾害风险显著上升，需高度警惕滑坡、泥石流等次生灾害发生可能。</w:t>
       </w:r>
     </w:p>
     <w:p>
@@ -550,13 +363,6 @@
       </w:pPr>
       <w:r>
         <w:rPr>
-          <w:rFonts w:ascii="仿宋_GB2312" w:eastAsia="仿宋_GB2312" w:hAnsi="仿宋_GB2312" w:cs="仿宋_GB2312"/>
-          <w:sz w:val="32"/>
-        </w:rPr>
-        <w:t>其中，</w:t>
-      </w:r>
-      <w:r>
-        <w:rPr>
           <w:rFonts w:ascii="仿宋_GB2312" w:eastAsia="仿宋_GB2312" w:hAnsi="仿宋_GB2312" w:cs="仿宋_GB2312" w:hint="eastAsia"/>
           <w:sz w:val="32"/>
         </w:rPr>
@@ -565,10 +371,17 @@
       <w:proofErr w:type="spellStart"/>
       <w:r>
         <w:rPr>
-          <w:rFonts w:ascii="仿宋_GB2312" w:eastAsia="仿宋_GB2312" w:hAnsi="仿宋_GB2312" w:cs="仿宋_GB2312"/>
-          <w:sz w:val="32"/>
-        </w:rPr>
-        <w:t>Disaster</w:t>
+          <w:rFonts w:ascii="仿宋_GB2312" w:eastAsia="仿宋_GB2312" w:hAnsi="仿宋_GB2312" w:cs="仿宋_GB2312" w:hint="eastAsia"/>
+          <w:sz w:val="32"/>
+        </w:rPr>
+        <w:t>D</w:t>
+      </w:r>
+      <w:r>
+        <w:rPr>
+          <w:rFonts w:ascii="仿宋_GB2312" w:eastAsia="仿宋_GB2312" w:hAnsi="仿宋_GB2312" w:cs="仿宋_GB2312"/>
+          <w:sz w:val="32"/>
+        </w:rPr>
+        <w:t>isaster</w:t>
       </w:r>
       <w:r>
         <w:rPr>
@@ -582,28 +395,14 @@
           <w:rFonts w:ascii="仿宋_GB2312" w:eastAsia="仿宋_GB2312" w:hAnsi="仿宋_GB2312" w:cs="仿宋_GB2312" w:hint="eastAsia"/>
           <w:sz w:val="32"/>
         </w:rPr>
-        <w:t>Landslid</w:t>
-      </w:r>
-      <w:r>
-        <w:rPr>
-          <w:rFonts w:ascii="仿宋_GB2312" w:eastAsia="仿宋_GB2312" w:hAnsi="仿宋_GB2312" w:cs="仿宋_GB2312" w:hint="eastAsia"/>
-          <w:sz w:val="32"/>
-        </w:rPr>
-        <w:t>eM</w:t>
-      </w:r>
-      <w:r>
-        <w:rPr>
-          <w:rFonts w:ascii="仿宋_GB2312" w:eastAsia="仿宋_GB2312" w:hAnsi="仿宋_GB2312" w:cs="仿宋_GB2312" w:hint="eastAsia"/>
-          <w:sz w:val="32"/>
-        </w:rPr>
-        <w:t>ain</w:t>
-      </w:r>
-      <w:r>
-        <w:rPr>
-          <w:rFonts w:ascii="仿宋_GB2312" w:eastAsia="仿宋_GB2312" w:hAnsi="仿宋_GB2312" w:cs="仿宋_GB2312" w:hint="eastAsia"/>
-          <w:sz w:val="32"/>
-        </w:rPr>
-        <w:t>Cun</w:t>
+        <w:t>Landslide</w:t>
+      </w:r>
+      <w:r>
+        <w:rPr>
+          <w:rFonts w:ascii="仿宋_GB2312" w:eastAsia="仿宋_GB2312" w:hAnsi="仿宋_GB2312" w:cs="仿宋_GB2312"/>
+          <w:sz w:val="32"/>
+        </w:rPr>
+        <w:t>Describe</w:t>
       </w:r>
       <w:proofErr w:type="spellEnd"/>
       <w:r>
@@ -612,222 +411,6 @@
           <w:sz w:val="32"/>
         </w:rPr>
         <w:t>}}</w:t>
-      </w:r>
-      <w:r>
-        <w:rPr>
-          <w:rFonts w:ascii="仿宋_GB2312" w:eastAsia="仿宋_GB2312" w:hAnsi="仿宋_GB2312" w:cs="仿宋_GB2312"/>
-          <w:sz w:val="32"/>
-        </w:rPr>
-        <w:t>为滑坡高风险区域。</w:t>
-      </w:r>
-      <w:r>
-        <w:rPr>
-          <w:rFonts w:ascii="仿宋_GB2312" w:eastAsia="仿宋_GB2312" w:hAnsi="仿宋_GB2312" w:cs="仿宋_GB2312" w:hint="eastAsia"/>
-          <w:sz w:val="32"/>
-        </w:rPr>
-        <w:t>{{</w:t>
-      </w:r>
-      <w:proofErr w:type="spellStart"/>
-      <w:r>
-        <w:rPr>
-          <w:rFonts w:ascii="仿宋_GB2312" w:eastAsia="仿宋_GB2312" w:hAnsi="仿宋_GB2312" w:cs="仿宋_GB2312"/>
-          <w:sz w:val="32"/>
-        </w:rPr>
-        <w:t>Disaster</w:t>
-      </w:r>
-      <w:r>
-        <w:rPr>
-          <w:rFonts w:ascii="仿宋_GB2312" w:eastAsia="仿宋_GB2312" w:hAnsi="仿宋_GB2312" w:cs="仿宋_GB2312" w:hint="eastAsia"/>
-          <w:sz w:val="32"/>
-        </w:rPr>
-        <w:t>_</w:t>
-      </w:r>
-      <w:r>
-        <w:rPr>
-          <w:rFonts w:ascii="仿宋_GB2312" w:eastAsia="仿宋_GB2312" w:hAnsi="仿宋_GB2312" w:cs="仿宋_GB2312" w:hint="eastAsia"/>
-          <w:sz w:val="32"/>
-        </w:rPr>
-        <w:t>Landslid</w:t>
-      </w:r>
-      <w:r>
-        <w:rPr>
-          <w:rFonts w:ascii="仿宋_GB2312" w:eastAsia="仿宋_GB2312" w:hAnsi="仿宋_GB2312" w:cs="仿宋_GB2312" w:hint="eastAsia"/>
-          <w:sz w:val="32"/>
-        </w:rPr>
-        <w:t>e</w:t>
-      </w:r>
-      <w:r>
-        <w:rPr>
-          <w:rFonts w:ascii="仿宋_GB2312" w:eastAsia="仿宋_GB2312" w:hAnsi="仿宋_GB2312" w:cs="仿宋_GB2312" w:hint="eastAsia"/>
-          <w:sz w:val="32"/>
-        </w:rPr>
-        <w:t>MostHigh</w:t>
-      </w:r>
-      <w:proofErr w:type="spellEnd"/>
-      <w:r>
-        <w:rPr>
-          <w:rFonts w:ascii="仿宋_GB2312" w:eastAsia="仿宋_GB2312" w:hAnsi="仿宋_GB2312" w:cs="仿宋_GB2312" w:hint="eastAsia"/>
-          <w:sz w:val="32"/>
-        </w:rPr>
-        <w:t>}}</w:t>
-      </w:r>
-      <w:r>
-        <w:rPr>
-          <w:rFonts w:ascii="仿宋_GB2312" w:eastAsia="仿宋_GB2312" w:hAnsi="仿宋_GB2312" w:cs="仿宋_GB2312"/>
-          <w:sz w:val="32"/>
-        </w:rPr>
-        <w:t>滑坡概率达</w:t>
-      </w:r>
-      <w:r>
-        <w:rPr>
-          <w:rFonts w:ascii="仿宋_GB2312" w:eastAsia="仿宋_GB2312" w:hAnsi="仿宋_GB2312" w:cs="仿宋_GB2312" w:hint="eastAsia"/>
-          <w:sz w:val="32"/>
-        </w:rPr>
-        <w:t>{{</w:t>
-      </w:r>
-      <w:proofErr w:type="spellStart"/>
-      <w:r>
-        <w:rPr>
-          <w:rFonts w:ascii="仿宋_GB2312" w:eastAsia="仿宋_GB2312" w:hAnsi="仿宋_GB2312" w:cs="仿宋_GB2312"/>
-          <w:sz w:val="32"/>
-        </w:rPr>
-        <w:t>Disaster</w:t>
-      </w:r>
-      <w:r>
-        <w:rPr>
-          <w:rFonts w:ascii="仿宋_GB2312" w:eastAsia="仿宋_GB2312" w:hAnsi="仿宋_GB2312" w:cs="仿宋_GB2312" w:hint="eastAsia"/>
-          <w:sz w:val="32"/>
-        </w:rPr>
-        <w:t>_</w:t>
-      </w:r>
-      <w:r>
-        <w:rPr>
-          <w:rFonts w:ascii="仿宋_GB2312" w:eastAsia="仿宋_GB2312" w:hAnsi="仿宋_GB2312" w:cs="仿宋_GB2312" w:hint="eastAsia"/>
-          <w:sz w:val="32"/>
-        </w:rPr>
-        <w:t>Landslid</w:t>
-      </w:r>
-      <w:r>
-        <w:rPr>
-          <w:rFonts w:ascii="仿宋_GB2312" w:eastAsia="仿宋_GB2312" w:hAnsi="仿宋_GB2312" w:cs="仿宋_GB2312" w:hint="eastAsia"/>
-          <w:sz w:val="32"/>
-        </w:rPr>
-        <w:t>e</w:t>
-      </w:r>
-      <w:r>
-        <w:rPr>
-          <w:rFonts w:ascii="仿宋_GB2312" w:eastAsia="仿宋_GB2312" w:hAnsi="仿宋_GB2312" w:cs="仿宋_GB2312" w:hint="eastAsia"/>
-          <w:sz w:val="32"/>
-        </w:rPr>
-        <w:t>MostHigh</w:t>
-      </w:r>
-      <w:r>
-        <w:rPr>
-          <w:rFonts w:ascii="仿宋_GB2312" w:eastAsia="仿宋_GB2312" w:hAnsi="仿宋_GB2312" w:cs="仿宋_GB2312" w:hint="eastAsia"/>
-          <w:sz w:val="32"/>
-        </w:rPr>
-        <w:t>P</w:t>
-      </w:r>
-      <w:r>
-        <w:rPr>
-          <w:rFonts w:ascii="仿宋_GB2312" w:eastAsia="仿宋_GB2312" w:hAnsi="仿宋_GB2312" w:cs="仿宋_GB2312"/>
-          <w:sz w:val="32"/>
-        </w:rPr>
-        <w:t>robability</w:t>
-      </w:r>
-      <w:proofErr w:type="spellEnd"/>
-      <w:r>
-        <w:rPr>
-          <w:rFonts w:ascii="仿宋_GB2312" w:eastAsia="仿宋_GB2312" w:hAnsi="仿宋_GB2312" w:cs="仿宋_GB2312" w:hint="eastAsia"/>
-          <w:sz w:val="32"/>
-        </w:rPr>
-        <w:t>}}</w:t>
-      </w:r>
-      <w:r>
-        <w:rPr>
-          <w:rFonts w:ascii="仿宋_GB2312" w:eastAsia="仿宋_GB2312" w:hAnsi="仿宋_GB2312" w:cs="仿宋_GB2312"/>
-          <w:sz w:val="32"/>
-        </w:rPr>
-        <w:t>，为当前评估区域内</w:t>
-      </w:r>
-      <w:r>
-        <w:rPr>
-          <w:rFonts w:ascii="仿宋_GB2312" w:eastAsia="仿宋_GB2312" w:hAnsi="仿宋_GB2312" w:cs="仿宋_GB2312" w:hint="eastAsia"/>
-          <w:sz w:val="32"/>
-        </w:rPr>
-        <w:t>滑坡</w:t>
-      </w:r>
-      <w:r>
-        <w:rPr>
-          <w:rFonts w:ascii="仿宋_GB2312" w:eastAsia="仿宋_GB2312" w:hAnsi="仿宋_GB2312" w:cs="仿宋_GB2312"/>
-          <w:sz w:val="32"/>
-        </w:rPr>
-        <w:t>风险最高点</w:t>
-      </w:r>
-      <w:r>
-        <w:rPr>
-          <w:rFonts w:ascii="仿宋_GB2312" w:eastAsia="仿宋_GB2312" w:hAnsi="仿宋_GB2312" w:cs="仿宋_GB2312" w:hint="eastAsia"/>
-          <w:sz w:val="32"/>
-        </w:rPr>
-        <w:t>。</w:t>
-      </w:r>
-      <w:r>
-        <w:rPr>
-          <w:rFonts w:ascii="仿宋_GB2312" w:eastAsia="仿宋_GB2312" w:hAnsi="仿宋_GB2312" w:cs="仿宋_GB2312" w:hint="eastAsia"/>
-          <w:sz w:val="32"/>
-        </w:rPr>
-        <w:t>在本轮强降雨影响下，共有</w:t>
-      </w:r>
-      <w:r>
-        <w:rPr>
-          <w:rFonts w:ascii="仿宋_GB2312" w:eastAsia="仿宋_GB2312" w:hAnsi="仿宋_GB2312" w:cs="仿宋_GB2312" w:hint="eastAsia"/>
-          <w:sz w:val="32"/>
-        </w:rPr>
-        <w:t>{{</w:t>
-      </w:r>
-      <w:proofErr w:type="spellStart"/>
-      <w:r>
-        <w:rPr>
-          <w:rFonts w:ascii="仿宋_GB2312" w:eastAsia="仿宋_GB2312" w:hAnsi="仿宋_GB2312" w:cs="仿宋_GB2312"/>
-          <w:sz w:val="32"/>
-        </w:rPr>
-        <w:t>Disaster</w:t>
-      </w:r>
-      <w:r>
-        <w:rPr>
-          <w:rFonts w:ascii="仿宋_GB2312" w:eastAsia="仿宋_GB2312" w:hAnsi="仿宋_GB2312" w:cs="仿宋_GB2312" w:hint="eastAsia"/>
-          <w:sz w:val="32"/>
-        </w:rPr>
-        <w:t>_</w:t>
-      </w:r>
-      <w:r>
-        <w:rPr>
-          <w:rFonts w:ascii="仿宋_GB2312" w:eastAsia="仿宋_GB2312" w:hAnsi="仿宋_GB2312" w:cs="仿宋_GB2312" w:hint="eastAsia"/>
-          <w:sz w:val="32"/>
-        </w:rPr>
-        <w:t>NumOf</w:t>
-      </w:r>
-      <w:r>
-        <w:rPr>
-          <w:rFonts w:ascii="仿宋_GB2312" w:eastAsia="仿宋_GB2312" w:hAnsi="仿宋_GB2312" w:cs="仿宋_GB2312" w:hint="eastAsia"/>
-          <w:sz w:val="32"/>
-        </w:rPr>
-        <w:t>Landslide</w:t>
-      </w:r>
-      <w:proofErr w:type="spellEnd"/>
-      <w:r>
-        <w:rPr>
-          <w:rFonts w:ascii="仿宋_GB2312" w:eastAsia="仿宋_GB2312" w:hAnsi="仿宋_GB2312" w:cs="仿宋_GB2312" w:hint="eastAsia"/>
-          <w:sz w:val="32"/>
-        </w:rPr>
-        <w:t>}}</w:t>
-      </w:r>
-      <w:r>
-        <w:rPr>
-          <w:rFonts w:ascii="仿宋_GB2312" w:eastAsia="仿宋_GB2312" w:hAnsi="仿宋_GB2312" w:cs="仿宋_GB2312" w:hint="eastAsia"/>
-          <w:sz w:val="32"/>
-        </w:rPr>
-        <w:t>处滑坡隐患点被评估为高风险，存在失稳可能，需立即加强防范。</w:t>
       </w:r>
     </w:p>
     <w:p>
@@ -868,22 +451,22 @@
           <w:rFonts w:ascii="仿宋_GB2312" w:eastAsia="仿宋_GB2312" w:hAnsi="仿宋_GB2312" w:cs="仿宋_GB2312" w:hint="eastAsia"/>
           <w:sz w:val="32"/>
         </w:rPr>
-        <w:t>泥石流风险主要集中在</w:t>
-      </w:r>
-      <w:r>
-        <w:rPr>
-          <w:rFonts w:ascii="仿宋_GB2312" w:eastAsia="仿宋_GB2312" w:hAnsi="仿宋_GB2312" w:cs="仿宋_GB2312" w:hint="eastAsia"/>
-          <w:sz w:val="32"/>
-        </w:rPr>
         <w:t>{{</w:t>
       </w:r>
       <w:proofErr w:type="spellStart"/>
       <w:r>
         <w:rPr>
-          <w:rFonts w:ascii="仿宋_GB2312" w:eastAsia="仿宋_GB2312" w:hAnsi="仿宋_GB2312" w:cs="仿宋_GB2312"/>
-          <w:sz w:val="32"/>
-        </w:rPr>
-        <w:t>Disaster</w:t>
+          <w:rFonts w:ascii="仿宋_GB2312" w:eastAsia="仿宋_GB2312" w:hAnsi="仿宋_GB2312" w:cs="仿宋_GB2312" w:hint="eastAsia"/>
+          <w:sz w:val="32"/>
+        </w:rPr>
+        <w:t>D</w:t>
+      </w:r>
+      <w:r>
+        <w:rPr>
+          <w:rFonts w:ascii="仿宋_GB2312" w:eastAsia="仿宋_GB2312" w:hAnsi="仿宋_GB2312" w:cs="仿宋_GB2312"/>
+          <w:sz w:val="32"/>
+        </w:rPr>
+        <w:t>isaster</w:t>
       </w:r>
       <w:r>
         <w:rPr>
@@ -901,24 +484,10 @@
       </w:r>
       <w:r>
         <w:rPr>
-          <w:rFonts w:ascii="仿宋_GB2312" w:eastAsia="仿宋_GB2312" w:hAnsi="仿宋_GB2312" w:cs="仿宋_GB2312" w:hint="eastAsia"/>
-          <w:sz w:val="32"/>
-        </w:rPr>
-        <w:t>M</w:t>
-      </w:r>
-      <w:r>
-        <w:rPr>
-          <w:rFonts w:ascii="仿宋_GB2312" w:eastAsia="仿宋_GB2312" w:hAnsi="仿宋_GB2312" w:cs="仿宋_GB2312" w:hint="eastAsia"/>
-          <w:sz w:val="32"/>
-        </w:rPr>
-        <w:t>ain</w:t>
-      </w:r>
-      <w:r>
-        <w:rPr>
-          <w:rFonts w:ascii="仿宋_GB2312" w:eastAsia="仿宋_GB2312" w:hAnsi="仿宋_GB2312" w:cs="仿宋_GB2312" w:hint="eastAsia"/>
-          <w:sz w:val="32"/>
-        </w:rPr>
-        <w:t>Cun</w:t>
+          <w:rFonts w:ascii="仿宋_GB2312" w:eastAsia="仿宋_GB2312" w:hAnsi="仿宋_GB2312" w:cs="仿宋_GB2312"/>
+          <w:sz w:val="32"/>
+        </w:rPr>
+        <w:t>Describe</w:t>
       </w:r>
       <w:proofErr w:type="spellEnd"/>
       <w:r>
@@ -927,222 +496,6 @@
           <w:sz w:val="32"/>
         </w:rPr>
         <w:t>}}</w:t>
-      </w:r>
-      <w:r>
-        <w:rPr>
-          <w:rFonts w:ascii="仿宋_GB2312" w:eastAsia="仿宋_GB2312" w:hAnsi="仿宋_GB2312" w:cs="仿宋_GB2312" w:hint="eastAsia"/>
-          <w:sz w:val="32"/>
-        </w:rPr>
-        <w:t>一带</w:t>
-      </w:r>
-      <w:r>
-        <w:rPr>
-          <w:rFonts w:ascii="仿宋_GB2312" w:eastAsia="仿宋_GB2312" w:hAnsi="仿宋_GB2312" w:cs="仿宋_GB2312"/>
-          <w:sz w:val="32"/>
-        </w:rPr>
-        <w:t>。</w:t>
-      </w:r>
-      <w:r>
-        <w:rPr>
-          <w:rFonts w:ascii="仿宋_GB2312" w:eastAsia="仿宋_GB2312" w:hAnsi="仿宋_GB2312" w:cs="仿宋_GB2312" w:hint="eastAsia"/>
-          <w:sz w:val="32"/>
-        </w:rPr>
-        <w:t>其中</w:t>
-      </w:r>
-      <w:r>
-        <w:rPr>
-          <w:rFonts w:ascii="仿宋_GB2312" w:eastAsia="仿宋_GB2312" w:hAnsi="仿宋_GB2312" w:cs="仿宋_GB2312" w:hint="eastAsia"/>
-          <w:sz w:val="32"/>
-        </w:rPr>
-        <w:t>{{</w:t>
-      </w:r>
-      <w:proofErr w:type="spellStart"/>
-      <w:r>
-        <w:rPr>
-          <w:rFonts w:ascii="仿宋_GB2312" w:eastAsia="仿宋_GB2312" w:hAnsi="仿宋_GB2312" w:cs="仿宋_GB2312"/>
-          <w:sz w:val="32"/>
-        </w:rPr>
-        <w:t>Disaster</w:t>
-      </w:r>
-      <w:r>
-        <w:rPr>
-          <w:rFonts w:ascii="仿宋_GB2312" w:eastAsia="仿宋_GB2312" w:hAnsi="仿宋_GB2312" w:cs="仿宋_GB2312" w:hint="eastAsia"/>
-          <w:sz w:val="32"/>
-        </w:rPr>
-        <w:t>_</w:t>
-      </w:r>
-      <w:r>
-        <w:rPr>
-          <w:rFonts w:ascii="仿宋_GB2312" w:eastAsia="仿宋_GB2312" w:hAnsi="仿宋_GB2312" w:cs="仿宋_GB2312" w:hint="eastAsia"/>
-          <w:sz w:val="32"/>
-        </w:rPr>
-        <w:t>Mudslide</w:t>
-      </w:r>
-      <w:r>
-        <w:rPr>
-          <w:rFonts w:ascii="仿宋_GB2312" w:eastAsia="仿宋_GB2312" w:hAnsi="仿宋_GB2312" w:cs="仿宋_GB2312" w:hint="eastAsia"/>
-          <w:sz w:val="32"/>
-        </w:rPr>
-        <w:t>MostHigh</w:t>
-      </w:r>
-      <w:proofErr w:type="spellEnd"/>
-      <w:r>
-        <w:rPr>
-          <w:rFonts w:ascii="仿宋_GB2312" w:eastAsia="仿宋_GB2312" w:hAnsi="仿宋_GB2312" w:cs="仿宋_GB2312" w:hint="eastAsia"/>
-          <w:sz w:val="32"/>
-        </w:rPr>
-        <w:t>}}</w:t>
-      </w:r>
-      <w:r>
-        <w:rPr>
-          <w:rFonts w:ascii="仿宋_GB2312" w:eastAsia="仿宋_GB2312" w:hAnsi="仿宋_GB2312" w:cs="仿宋_GB2312" w:hint="eastAsia"/>
-          <w:sz w:val="32"/>
-        </w:rPr>
-        <w:t>点位泥石流发生概率高达</w:t>
-      </w:r>
-      <w:r>
-        <w:rPr>
-          <w:rFonts w:ascii="仿宋_GB2312" w:eastAsia="仿宋_GB2312" w:hAnsi="仿宋_GB2312" w:cs="仿宋_GB2312" w:hint="eastAsia"/>
-          <w:sz w:val="32"/>
-        </w:rPr>
-        <w:t>{{</w:t>
-      </w:r>
-      <w:proofErr w:type="spellStart"/>
-      <w:r>
-        <w:rPr>
-          <w:rFonts w:ascii="仿宋_GB2312" w:eastAsia="仿宋_GB2312" w:hAnsi="仿宋_GB2312" w:cs="仿宋_GB2312"/>
-          <w:sz w:val="32"/>
-        </w:rPr>
-        <w:t>Disaster</w:t>
-      </w:r>
-      <w:r>
-        <w:rPr>
-          <w:rFonts w:ascii="仿宋_GB2312" w:eastAsia="仿宋_GB2312" w:hAnsi="仿宋_GB2312" w:cs="仿宋_GB2312" w:hint="eastAsia"/>
-          <w:sz w:val="32"/>
-        </w:rPr>
-        <w:t>_</w:t>
-      </w:r>
-      <w:r>
-        <w:rPr>
-          <w:rFonts w:ascii="仿宋_GB2312" w:eastAsia="仿宋_GB2312" w:hAnsi="仿宋_GB2312" w:cs="仿宋_GB2312" w:hint="eastAsia"/>
-          <w:sz w:val="32"/>
-        </w:rPr>
-        <w:t>Mudslide</w:t>
-      </w:r>
-      <w:r>
-        <w:rPr>
-          <w:rFonts w:ascii="仿宋_GB2312" w:eastAsia="仿宋_GB2312" w:hAnsi="仿宋_GB2312" w:cs="仿宋_GB2312" w:hint="eastAsia"/>
-          <w:sz w:val="32"/>
-        </w:rPr>
-        <w:t>MostHigh</w:t>
-      </w:r>
-      <w:r>
-        <w:rPr>
-          <w:rFonts w:ascii="仿宋_GB2312" w:eastAsia="仿宋_GB2312" w:hAnsi="仿宋_GB2312" w:cs="仿宋_GB2312" w:hint="eastAsia"/>
-          <w:sz w:val="32"/>
-        </w:rPr>
-        <w:t>P</w:t>
-      </w:r>
-      <w:r>
-        <w:rPr>
-          <w:rFonts w:ascii="仿宋_GB2312" w:eastAsia="仿宋_GB2312" w:hAnsi="仿宋_GB2312" w:cs="仿宋_GB2312"/>
-          <w:sz w:val="32"/>
-        </w:rPr>
-        <w:t>robability</w:t>
-      </w:r>
-      <w:proofErr w:type="spellEnd"/>
-      <w:r>
-        <w:rPr>
-          <w:rFonts w:ascii="仿宋_GB2312" w:eastAsia="仿宋_GB2312" w:hAnsi="仿宋_GB2312" w:cs="仿宋_GB2312" w:hint="eastAsia"/>
-          <w:sz w:val="32"/>
-        </w:rPr>
-        <w:t>}}</w:t>
-      </w:r>
-      <w:r>
-        <w:rPr>
-          <w:rFonts w:ascii="仿宋_GB2312" w:eastAsia="仿宋_GB2312" w:hAnsi="仿宋_GB2312" w:cs="仿宋_GB2312" w:hint="eastAsia"/>
-          <w:sz w:val="32"/>
-        </w:rPr>
-        <w:t>，为目前模型评估中泥石流风险最高区域</w:t>
-      </w:r>
-      <w:r>
-        <w:rPr>
-          <w:rFonts w:ascii="仿宋_GB2312" w:eastAsia="仿宋_GB2312" w:hAnsi="仿宋_GB2312" w:cs="仿宋_GB2312" w:hint="eastAsia"/>
-          <w:sz w:val="32"/>
-        </w:rPr>
-        <w:t>。</w:t>
-      </w:r>
-      <w:r>
-        <w:rPr>
-          <w:rFonts w:ascii="仿宋_GB2312" w:eastAsia="仿宋_GB2312" w:hAnsi="仿宋_GB2312" w:cs="仿宋_GB2312" w:hint="eastAsia"/>
-          <w:sz w:val="32"/>
-        </w:rPr>
-        <w:t>在持续强降雨影响下，</w:t>
-      </w:r>
-      <w:r>
-        <w:rPr>
-          <w:rFonts w:ascii="仿宋_GB2312" w:eastAsia="仿宋_GB2312" w:hAnsi="仿宋_GB2312" w:cs="仿宋_GB2312" w:hint="eastAsia"/>
-          <w:sz w:val="32"/>
-        </w:rPr>
-        <w:t>共有</w:t>
-      </w:r>
-      <w:r>
-        <w:rPr>
-          <w:rFonts w:ascii="仿宋_GB2312" w:eastAsia="仿宋_GB2312" w:hAnsi="仿宋_GB2312" w:cs="仿宋_GB2312" w:hint="eastAsia"/>
-          <w:sz w:val="32"/>
-        </w:rPr>
-        <w:t>{{</w:t>
-      </w:r>
-      <w:proofErr w:type="spellStart"/>
-      <w:r>
-        <w:rPr>
-          <w:rFonts w:ascii="仿宋_GB2312" w:eastAsia="仿宋_GB2312" w:hAnsi="仿宋_GB2312" w:cs="仿宋_GB2312"/>
-          <w:sz w:val="32"/>
-        </w:rPr>
-        <w:t>Disaster</w:t>
-      </w:r>
-      <w:r>
-        <w:rPr>
-          <w:rFonts w:ascii="仿宋_GB2312" w:eastAsia="仿宋_GB2312" w:hAnsi="仿宋_GB2312" w:cs="仿宋_GB2312" w:hint="eastAsia"/>
-          <w:sz w:val="32"/>
-        </w:rPr>
-        <w:t>_</w:t>
-      </w:r>
-      <w:r>
-        <w:rPr>
-          <w:rFonts w:ascii="仿宋_GB2312" w:eastAsia="仿宋_GB2312" w:hAnsi="仿宋_GB2312" w:cs="仿宋_GB2312" w:hint="eastAsia"/>
-          <w:sz w:val="32"/>
-        </w:rPr>
-        <w:t>NumOf</w:t>
-      </w:r>
-      <w:r>
-        <w:rPr>
-          <w:rFonts w:ascii="仿宋_GB2312" w:eastAsia="仿宋_GB2312" w:hAnsi="仿宋_GB2312" w:cs="仿宋_GB2312" w:hint="eastAsia"/>
-          <w:sz w:val="32"/>
-        </w:rPr>
-        <w:t>Mudslide</w:t>
-      </w:r>
-      <w:proofErr w:type="spellEnd"/>
-      <w:r>
-        <w:rPr>
-          <w:rFonts w:ascii="仿宋_GB2312" w:eastAsia="仿宋_GB2312" w:hAnsi="仿宋_GB2312" w:cs="仿宋_GB2312" w:hint="eastAsia"/>
-          <w:sz w:val="32"/>
-        </w:rPr>
-        <w:t>}}</w:t>
-      </w:r>
-      <w:r>
-        <w:rPr>
-          <w:rFonts w:ascii="仿宋_GB2312" w:eastAsia="仿宋_GB2312" w:hAnsi="仿宋_GB2312" w:cs="仿宋_GB2312" w:hint="eastAsia"/>
-          <w:sz w:val="32"/>
-        </w:rPr>
-        <w:t>处</w:t>
-      </w:r>
-      <w:r>
-        <w:rPr>
-          <w:rFonts w:ascii="仿宋_GB2312" w:eastAsia="仿宋_GB2312" w:hAnsi="仿宋_GB2312" w:cs="仿宋_GB2312" w:hint="eastAsia"/>
-          <w:sz w:val="32"/>
-        </w:rPr>
-        <w:t>存在较高的泥石流触发风险。</w:t>
       </w:r>
     </w:p>
     <w:p>
@@ -1189,13 +542,6 @@
       </w:pPr>
       <w:r>
         <w:rPr>
-          <w:rFonts w:ascii="仿宋_GB2312" w:eastAsia="仿宋_GB2312" w:hAnsi="仿宋_GB2312" w:cs="仿宋_GB2312"/>
-          <w:sz w:val="32"/>
-        </w:rPr>
-        <w:t>山洪风险主要集中在</w:t>
-      </w:r>
-      <w:r>
-        <w:rPr>
           <w:rFonts w:ascii="仿宋_GB2312" w:eastAsia="仿宋_GB2312" w:hAnsi="仿宋_GB2312" w:cs="仿宋_GB2312" w:hint="eastAsia"/>
           <w:sz w:val="32"/>
         </w:rPr>
@@ -1204,10 +550,17 @@
       <w:proofErr w:type="spellStart"/>
       <w:r>
         <w:rPr>
-          <w:rFonts w:ascii="仿宋_GB2312" w:eastAsia="仿宋_GB2312" w:hAnsi="仿宋_GB2312" w:cs="仿宋_GB2312"/>
-          <w:sz w:val="32"/>
-        </w:rPr>
-        <w:t>Disaster</w:t>
+          <w:rFonts w:ascii="仿宋_GB2312" w:eastAsia="仿宋_GB2312" w:hAnsi="仿宋_GB2312" w:cs="仿宋_GB2312" w:hint="eastAsia"/>
+          <w:sz w:val="32"/>
+        </w:rPr>
+        <w:t>D</w:t>
+      </w:r>
+      <w:r>
+        <w:rPr>
+          <w:rFonts w:ascii="仿宋_GB2312" w:eastAsia="仿宋_GB2312" w:hAnsi="仿宋_GB2312" w:cs="仿宋_GB2312"/>
+          <w:sz w:val="32"/>
+        </w:rPr>
+        <w:t>isaster</w:t>
       </w:r>
       <w:r>
         <w:rPr>
@@ -1246,17 +599,10 @@
       </w:r>
       <w:r>
         <w:rPr>
-          <w:rFonts w:ascii="仿宋_GB2312" w:eastAsia="仿宋_GB2312" w:hAnsi="仿宋_GB2312" w:cs="仿宋_GB2312" w:hint="eastAsia"/>
-          <w:sz w:val="32"/>
-        </w:rPr>
-        <w:t>Main</w:t>
-      </w:r>
-      <w:r>
-        <w:rPr>
-          <w:rFonts w:ascii="仿宋_GB2312" w:eastAsia="仿宋_GB2312" w:hAnsi="仿宋_GB2312" w:cs="仿宋_GB2312" w:hint="eastAsia"/>
-          <w:sz w:val="32"/>
-        </w:rPr>
-        <w:t>Cun</w:t>
+          <w:rFonts w:ascii="仿宋_GB2312" w:eastAsia="仿宋_GB2312" w:hAnsi="仿宋_GB2312" w:cs="仿宋_GB2312"/>
+          <w:sz w:val="32"/>
+        </w:rPr>
+        <w:t>Describe</w:t>
       </w:r>
       <w:proofErr w:type="spellEnd"/>
       <w:r>
@@ -1265,306 +611,6 @@
           <w:sz w:val="32"/>
         </w:rPr>
         <w:t>}}</w:t>
-      </w:r>
-      <w:r>
-        <w:rPr>
-          <w:rFonts w:ascii="仿宋_GB2312" w:eastAsia="仿宋_GB2312" w:hAnsi="仿宋_GB2312" w:cs="仿宋_GB2312" w:hint="eastAsia"/>
-          <w:sz w:val="32"/>
-        </w:rPr>
-        <w:t>附近</w:t>
-      </w:r>
-      <w:r>
-        <w:rPr>
-          <w:rFonts w:ascii="仿宋_GB2312" w:eastAsia="仿宋_GB2312" w:hAnsi="仿宋_GB2312" w:cs="仿宋_GB2312"/>
-          <w:sz w:val="32"/>
-        </w:rPr>
-        <w:t>区域</w:t>
-      </w:r>
-      <w:r>
-        <w:rPr>
-          <w:rFonts w:ascii="仿宋_GB2312" w:eastAsia="仿宋_GB2312" w:hAnsi="仿宋_GB2312" w:cs="仿宋_GB2312" w:hint="eastAsia"/>
-          <w:sz w:val="32"/>
-        </w:rPr>
-        <w:t>。</w:t>
-      </w:r>
-      <w:r>
-        <w:rPr>
-          <w:rFonts w:ascii="仿宋_GB2312" w:eastAsia="仿宋_GB2312" w:hAnsi="仿宋_GB2312" w:cs="仿宋_GB2312"/>
-          <w:sz w:val="32"/>
-        </w:rPr>
-        <w:t>其中</w:t>
-      </w:r>
-      <w:r>
-        <w:rPr>
-          <w:rFonts w:ascii="仿宋_GB2312" w:eastAsia="仿宋_GB2312" w:hAnsi="仿宋_GB2312" w:cs="仿宋_GB2312" w:hint="eastAsia"/>
-          <w:sz w:val="32"/>
-        </w:rPr>
-        <w:t>{{</w:t>
-      </w:r>
-      <w:proofErr w:type="spellStart"/>
-      <w:r>
-        <w:rPr>
-          <w:rFonts w:ascii="仿宋_GB2312" w:eastAsia="仿宋_GB2312" w:hAnsi="仿宋_GB2312" w:cs="仿宋_GB2312"/>
-          <w:sz w:val="32"/>
-        </w:rPr>
-        <w:t>Disaster</w:t>
-      </w:r>
-      <w:r>
-        <w:rPr>
-          <w:rFonts w:ascii="仿宋_GB2312" w:eastAsia="仿宋_GB2312" w:hAnsi="仿宋_GB2312" w:cs="仿宋_GB2312" w:hint="eastAsia"/>
-          <w:sz w:val="32"/>
-        </w:rPr>
-        <w:t>_</w:t>
-      </w:r>
-      <w:r>
-        <w:rPr>
-          <w:rFonts w:ascii="仿宋_GB2312" w:eastAsia="仿宋_GB2312" w:hAnsi="仿宋_GB2312" w:cs="仿宋_GB2312" w:hint="eastAsia"/>
-          <w:sz w:val="32"/>
-        </w:rPr>
-        <w:t>M</w:t>
-      </w:r>
-      <w:r>
-        <w:rPr>
-          <w:rFonts w:ascii="仿宋_GB2312" w:eastAsia="仿宋_GB2312" w:hAnsi="仿宋_GB2312" w:cs="仿宋_GB2312"/>
-          <w:sz w:val="32"/>
-        </w:rPr>
-        <w:t>ountain</w:t>
-      </w:r>
-      <w:r>
-        <w:rPr>
-          <w:rFonts w:ascii="仿宋_GB2312" w:eastAsia="仿宋_GB2312" w:hAnsi="仿宋_GB2312" w:cs="仿宋_GB2312" w:hint="eastAsia"/>
-          <w:sz w:val="32"/>
-        </w:rPr>
-        <w:t>T</w:t>
-      </w:r>
-      <w:r>
-        <w:rPr>
-          <w:rFonts w:ascii="仿宋_GB2312" w:eastAsia="仿宋_GB2312" w:hAnsi="仿宋_GB2312" w:cs="仿宋_GB2312"/>
-          <w:sz w:val="32"/>
-        </w:rPr>
-        <w:t>orrent</w:t>
-      </w:r>
-      <w:r>
-        <w:rPr>
-          <w:rFonts w:ascii="仿宋_GB2312" w:eastAsia="仿宋_GB2312" w:hAnsi="仿宋_GB2312" w:cs="仿宋_GB2312" w:hint="eastAsia"/>
-          <w:sz w:val="32"/>
-        </w:rPr>
-        <w:t>MostHigh</w:t>
-      </w:r>
-      <w:proofErr w:type="spellEnd"/>
-      <w:r>
-        <w:rPr>
-          <w:rFonts w:ascii="仿宋_GB2312" w:eastAsia="仿宋_GB2312" w:hAnsi="仿宋_GB2312" w:cs="仿宋_GB2312" w:hint="eastAsia"/>
-          <w:sz w:val="32"/>
-        </w:rPr>
-        <w:t>}}</w:t>
-      </w:r>
-      <w:r>
-        <w:rPr>
-          <w:rFonts w:ascii="仿宋_GB2312" w:eastAsia="仿宋_GB2312" w:hAnsi="仿宋_GB2312" w:cs="仿宋_GB2312" w:hint="eastAsia"/>
-          <w:sz w:val="32"/>
-        </w:rPr>
-        <w:t>点位</w:t>
-      </w:r>
-      <w:r>
-        <w:rPr>
-          <w:rFonts w:ascii="仿宋_GB2312" w:eastAsia="仿宋_GB2312" w:hAnsi="仿宋_GB2312" w:cs="仿宋_GB2312"/>
-          <w:sz w:val="32"/>
-        </w:rPr>
-        <w:t>山洪发生概率达</w:t>
-      </w:r>
-      <w:r>
-        <w:rPr>
-          <w:rFonts w:ascii="仿宋_GB2312" w:eastAsia="仿宋_GB2312" w:hAnsi="仿宋_GB2312" w:cs="仿宋_GB2312" w:hint="eastAsia"/>
-          <w:sz w:val="32"/>
-        </w:rPr>
-        <w:t>{{</w:t>
-      </w:r>
-      <w:proofErr w:type="spellStart"/>
-      <w:r>
-        <w:rPr>
-          <w:rFonts w:ascii="仿宋_GB2312" w:eastAsia="仿宋_GB2312" w:hAnsi="仿宋_GB2312" w:cs="仿宋_GB2312"/>
-          <w:sz w:val="32"/>
-        </w:rPr>
-        <w:t>Disaster</w:t>
-      </w:r>
-      <w:r>
-        <w:rPr>
-          <w:rFonts w:ascii="仿宋_GB2312" w:eastAsia="仿宋_GB2312" w:hAnsi="仿宋_GB2312" w:cs="仿宋_GB2312" w:hint="eastAsia"/>
-          <w:sz w:val="32"/>
-        </w:rPr>
-        <w:t>_</w:t>
-      </w:r>
-      <w:r>
-        <w:rPr>
-          <w:rFonts w:ascii="仿宋_GB2312" w:eastAsia="仿宋_GB2312" w:hAnsi="仿宋_GB2312" w:cs="仿宋_GB2312" w:hint="eastAsia"/>
-          <w:sz w:val="32"/>
-        </w:rPr>
-        <w:t>M</w:t>
-      </w:r>
-      <w:r>
-        <w:rPr>
-          <w:rFonts w:ascii="仿宋_GB2312" w:eastAsia="仿宋_GB2312" w:hAnsi="仿宋_GB2312" w:cs="仿宋_GB2312"/>
-          <w:sz w:val="32"/>
-        </w:rPr>
-        <w:t>ountain</w:t>
-      </w:r>
-      <w:r>
-        <w:rPr>
-          <w:rFonts w:ascii="仿宋_GB2312" w:eastAsia="仿宋_GB2312" w:hAnsi="仿宋_GB2312" w:cs="仿宋_GB2312" w:hint="eastAsia"/>
-          <w:sz w:val="32"/>
-        </w:rPr>
-        <w:t>T</w:t>
-      </w:r>
-      <w:r>
-        <w:rPr>
-          <w:rFonts w:ascii="仿宋_GB2312" w:eastAsia="仿宋_GB2312" w:hAnsi="仿宋_GB2312" w:cs="仿宋_GB2312"/>
-          <w:sz w:val="32"/>
-        </w:rPr>
-        <w:t>orrent</w:t>
-      </w:r>
-      <w:r>
-        <w:rPr>
-          <w:rFonts w:ascii="仿宋_GB2312" w:eastAsia="仿宋_GB2312" w:hAnsi="仿宋_GB2312" w:cs="仿宋_GB2312" w:hint="eastAsia"/>
-          <w:sz w:val="32"/>
-        </w:rPr>
-        <w:t>MostHigh</w:t>
-      </w:r>
-      <w:r>
-        <w:rPr>
-          <w:rFonts w:ascii="仿宋_GB2312" w:eastAsia="仿宋_GB2312" w:hAnsi="仿宋_GB2312" w:cs="仿宋_GB2312" w:hint="eastAsia"/>
-          <w:sz w:val="32"/>
-        </w:rPr>
-        <w:t>P</w:t>
-      </w:r>
-      <w:r>
-        <w:rPr>
-          <w:rFonts w:ascii="仿宋_GB2312" w:eastAsia="仿宋_GB2312" w:hAnsi="仿宋_GB2312" w:cs="仿宋_GB2312"/>
-          <w:sz w:val="32"/>
-        </w:rPr>
-        <w:t>robability</w:t>
-      </w:r>
-      <w:proofErr w:type="spellEnd"/>
-      <w:r>
-        <w:rPr>
-          <w:rFonts w:ascii="仿宋_GB2312" w:eastAsia="仿宋_GB2312" w:hAnsi="仿宋_GB2312" w:cs="仿宋_GB2312" w:hint="eastAsia"/>
-          <w:sz w:val="32"/>
-        </w:rPr>
-        <w:t>}}</w:t>
-      </w:r>
-      <w:r>
-        <w:rPr>
-          <w:rFonts w:ascii="仿宋_GB2312" w:eastAsia="仿宋_GB2312" w:hAnsi="仿宋_GB2312" w:cs="仿宋_GB2312"/>
-          <w:sz w:val="32"/>
-        </w:rPr>
-        <w:t>，为本轮强降雨期间山洪风险最高区域</w:t>
-      </w:r>
-      <w:r>
-        <w:rPr>
-          <w:rFonts w:ascii="仿宋_GB2312" w:eastAsia="仿宋_GB2312" w:hAnsi="仿宋_GB2312" w:cs="仿宋_GB2312" w:hint="eastAsia"/>
-          <w:sz w:val="32"/>
-        </w:rPr>
-        <w:t>。</w:t>
-      </w:r>
-      <w:r>
-        <w:rPr>
-          <w:rFonts w:ascii="仿宋_GB2312" w:eastAsia="仿宋_GB2312" w:hAnsi="仿宋_GB2312" w:cs="仿宋_GB2312"/>
-          <w:sz w:val="32"/>
-        </w:rPr>
-        <w:t>在持续降雨背景下</w:t>
-      </w:r>
-      <w:r>
-        <w:rPr>
-          <w:rFonts w:ascii="仿宋_GB2312" w:eastAsia="仿宋_GB2312" w:hAnsi="仿宋_GB2312" w:cs="仿宋_GB2312" w:hint="eastAsia"/>
-          <w:sz w:val="32"/>
-        </w:rPr>
-        <w:t>共有</w:t>
-      </w:r>
-      <w:r>
-        <w:rPr>
-          <w:rFonts w:ascii="仿宋_GB2312" w:eastAsia="仿宋_GB2312" w:hAnsi="仿宋_GB2312" w:cs="仿宋_GB2312" w:hint="eastAsia"/>
-          <w:sz w:val="32"/>
-        </w:rPr>
-        <w:t>{{</w:t>
-      </w:r>
-      <w:proofErr w:type="spellStart"/>
-      <w:r>
-        <w:rPr>
-          <w:rFonts w:ascii="仿宋_GB2312" w:eastAsia="仿宋_GB2312" w:hAnsi="仿宋_GB2312" w:cs="仿宋_GB2312"/>
-          <w:sz w:val="32"/>
-        </w:rPr>
-        <w:t>Disaster</w:t>
-      </w:r>
-      <w:r>
-        <w:rPr>
-          <w:rFonts w:ascii="仿宋_GB2312" w:eastAsia="仿宋_GB2312" w:hAnsi="仿宋_GB2312" w:cs="仿宋_GB2312" w:hint="eastAsia"/>
-          <w:sz w:val="32"/>
-        </w:rPr>
-        <w:t>_</w:t>
-      </w:r>
-      <w:r>
-        <w:rPr>
-          <w:rFonts w:ascii="仿宋_GB2312" w:eastAsia="仿宋_GB2312" w:hAnsi="仿宋_GB2312" w:cs="仿宋_GB2312" w:hint="eastAsia"/>
-          <w:sz w:val="32"/>
-        </w:rPr>
-        <w:t>NumOf</w:t>
-      </w:r>
-      <w:r>
-        <w:rPr>
-          <w:rFonts w:ascii="仿宋_GB2312" w:eastAsia="仿宋_GB2312" w:hAnsi="仿宋_GB2312" w:cs="仿宋_GB2312" w:hint="eastAsia"/>
-          <w:sz w:val="32"/>
-        </w:rPr>
-        <w:t>M</w:t>
-      </w:r>
-      <w:r>
-        <w:rPr>
-          <w:rFonts w:ascii="仿宋_GB2312" w:eastAsia="仿宋_GB2312" w:hAnsi="仿宋_GB2312" w:cs="仿宋_GB2312"/>
-          <w:sz w:val="32"/>
-        </w:rPr>
-        <w:t>ountain</w:t>
-      </w:r>
-      <w:r>
-        <w:rPr>
-          <w:rFonts w:ascii="仿宋_GB2312" w:eastAsia="仿宋_GB2312" w:hAnsi="仿宋_GB2312" w:cs="仿宋_GB2312" w:hint="eastAsia"/>
-          <w:sz w:val="32"/>
-        </w:rPr>
-        <w:t>T</w:t>
-      </w:r>
-      <w:r>
-        <w:rPr>
-          <w:rFonts w:ascii="仿宋_GB2312" w:eastAsia="仿宋_GB2312" w:hAnsi="仿宋_GB2312" w:cs="仿宋_GB2312"/>
-          <w:sz w:val="32"/>
-        </w:rPr>
-        <w:t>orrent</w:t>
-      </w:r>
-      <w:r>
-        <w:rPr>
-          <w:rFonts w:ascii="仿宋_GB2312" w:eastAsia="仿宋_GB2312" w:hAnsi="仿宋_GB2312" w:cs="仿宋_GB2312" w:hint="eastAsia"/>
-          <w:sz w:val="32"/>
-        </w:rPr>
-        <w:t>e</w:t>
-      </w:r>
-      <w:proofErr w:type="spellEnd"/>
-      <w:r>
-        <w:rPr>
-          <w:rFonts w:ascii="仿宋_GB2312" w:eastAsia="仿宋_GB2312" w:hAnsi="仿宋_GB2312" w:cs="仿宋_GB2312" w:hint="eastAsia"/>
-          <w:sz w:val="32"/>
-        </w:rPr>
-        <w:t>}}</w:t>
-      </w:r>
-      <w:r>
-        <w:rPr>
-          <w:rFonts w:ascii="仿宋_GB2312" w:eastAsia="仿宋_GB2312" w:hAnsi="仿宋_GB2312" w:cs="仿宋_GB2312" w:hint="eastAsia"/>
-          <w:sz w:val="32"/>
-        </w:rPr>
-        <w:t>处</w:t>
-      </w:r>
-      <w:r>
-        <w:rPr>
-          <w:rFonts w:ascii="仿宋_GB2312" w:eastAsia="仿宋_GB2312" w:hAnsi="仿宋_GB2312" w:cs="仿宋_GB2312"/>
-          <w:sz w:val="32"/>
-        </w:rPr>
-        <w:t>存在山洪骤发风险，需加强预警与应急准备。</w:t>
       </w:r>
     </w:p>
     <w:p>
@@ -1607,22 +653,22 @@
           <w:rFonts w:ascii="仿宋_GB2312" w:eastAsia="仿宋_GB2312" w:hAnsi="仿宋_GB2312" w:cs="仿宋_GB2312"/>
           <w:sz w:val="32"/>
         </w:rPr>
-        <w:t>城市内涝风险主要集中在</w:t>
-      </w:r>
-      <w:r>
-        <w:rPr>
-          <w:rFonts w:ascii="仿宋_GB2312" w:eastAsia="仿宋_GB2312" w:hAnsi="仿宋_GB2312" w:cs="仿宋_GB2312" w:hint="eastAsia"/>
-          <w:sz w:val="32"/>
-        </w:rPr>
         <w:t>{{</w:t>
       </w:r>
       <w:proofErr w:type="spellStart"/>
       <w:r>
         <w:rPr>
-          <w:rFonts w:ascii="仿宋_GB2312" w:eastAsia="仿宋_GB2312" w:hAnsi="仿宋_GB2312" w:cs="仿宋_GB2312"/>
-          <w:sz w:val="32"/>
-        </w:rPr>
-        <w:t>Disaster</w:t>
+          <w:rFonts w:ascii="仿宋_GB2312" w:eastAsia="仿宋_GB2312" w:hAnsi="仿宋_GB2312" w:cs="仿宋_GB2312" w:hint="eastAsia"/>
+          <w:sz w:val="32"/>
+        </w:rPr>
+        <w:t>D</w:t>
+      </w:r>
+      <w:r>
+        <w:rPr>
+          <w:rFonts w:ascii="仿宋_GB2312" w:eastAsia="仿宋_GB2312" w:hAnsi="仿宋_GB2312" w:cs="仿宋_GB2312"/>
+          <w:sz w:val="32"/>
+        </w:rPr>
+        <w:t>isaster</w:t>
       </w:r>
       <w:r>
         <w:rPr>
@@ -1636,295 +682,15 @@
           <w:rFonts w:ascii="仿宋_GB2312" w:eastAsia="仿宋_GB2312" w:hAnsi="仿宋_GB2312" w:cs="仿宋_GB2312"/>
           <w:sz w:val="32"/>
         </w:rPr>
-        <w:t>Urban</w:t>
-      </w:r>
-      <w:r>
-        <w:rPr>
-          <w:rFonts w:ascii="仿宋_GB2312" w:eastAsia="仿宋_GB2312" w:hAnsi="仿宋_GB2312" w:cs="仿宋_GB2312" w:hint="eastAsia"/>
-          <w:sz w:val="32"/>
-        </w:rPr>
-        <w:t>F</w:t>
-      </w:r>
-      <w:r>
-        <w:rPr>
-          <w:rFonts w:ascii="仿宋_GB2312" w:eastAsia="仿宋_GB2312" w:hAnsi="仿宋_GB2312" w:cs="仿宋_GB2312"/>
-          <w:sz w:val="32"/>
-        </w:rPr>
-        <w:t>lood</w:t>
-      </w:r>
-      <w:r>
-        <w:rPr>
-          <w:rFonts w:ascii="仿宋_GB2312" w:eastAsia="仿宋_GB2312" w:hAnsi="仿宋_GB2312" w:cs="仿宋_GB2312" w:hint="eastAsia"/>
-          <w:sz w:val="32"/>
-        </w:rPr>
-        <w:t>MainCun</w:t>
+        <w:t>UrbanFloodDescribe</w:t>
       </w:r>
       <w:proofErr w:type="spellEnd"/>
       <w:r>
         <w:rPr>
-          <w:rFonts w:ascii="仿宋_GB2312" w:eastAsia="仿宋_GB2312" w:hAnsi="仿宋_GB2312" w:cs="仿宋_GB2312" w:hint="eastAsia"/>
+          <w:rFonts w:ascii="仿宋_GB2312" w:eastAsia="仿宋_GB2312" w:hAnsi="仿宋_GB2312" w:cs="仿宋_GB2312"/>
           <w:sz w:val="32"/>
         </w:rPr>
         <w:t>}}</w:t>
-      </w:r>
-      <w:r>
-        <w:rPr>
-          <w:rFonts w:ascii="仿宋_GB2312" w:eastAsia="仿宋_GB2312" w:hAnsi="仿宋_GB2312" w:cs="仿宋_GB2312"/>
-          <w:sz w:val="32"/>
-        </w:rPr>
-        <w:t>低洼区域及部分老旧排水片区，其中</w:t>
-      </w:r>
-      <w:r>
-        <w:rPr>
-          <w:rFonts w:ascii="仿宋_GB2312" w:eastAsia="仿宋_GB2312" w:hAnsi="仿宋_GB2312" w:cs="仿宋_GB2312" w:hint="eastAsia"/>
-          <w:sz w:val="32"/>
-        </w:rPr>
-        <w:t>{{</w:t>
-      </w:r>
-      <w:proofErr w:type="spellStart"/>
-      <w:r>
-        <w:rPr>
-          <w:rFonts w:ascii="仿宋_GB2312" w:eastAsia="仿宋_GB2312" w:hAnsi="仿宋_GB2312" w:cs="仿宋_GB2312"/>
-          <w:sz w:val="32"/>
-        </w:rPr>
-        <w:t>Disaster</w:t>
-      </w:r>
-      <w:r>
-        <w:rPr>
-          <w:rFonts w:ascii="仿宋_GB2312" w:eastAsia="仿宋_GB2312" w:hAnsi="仿宋_GB2312" w:cs="仿宋_GB2312" w:hint="eastAsia"/>
-          <w:sz w:val="32"/>
-        </w:rPr>
-        <w:t>_</w:t>
-      </w:r>
-      <w:r>
-        <w:rPr>
-          <w:rFonts w:ascii="仿宋_GB2312" w:eastAsia="仿宋_GB2312" w:hAnsi="仿宋_GB2312" w:cs="仿宋_GB2312"/>
-          <w:sz w:val="32"/>
-        </w:rPr>
-        <w:t>Urban</w:t>
-      </w:r>
-      <w:r>
-        <w:rPr>
-          <w:rFonts w:ascii="仿宋_GB2312" w:eastAsia="仿宋_GB2312" w:hAnsi="仿宋_GB2312" w:cs="仿宋_GB2312" w:hint="eastAsia"/>
-          <w:sz w:val="32"/>
-        </w:rPr>
-        <w:t>F</w:t>
-      </w:r>
-      <w:r>
-        <w:rPr>
-          <w:rFonts w:ascii="仿宋_GB2312" w:eastAsia="仿宋_GB2312" w:hAnsi="仿宋_GB2312" w:cs="仿宋_GB2312"/>
-          <w:sz w:val="32"/>
-        </w:rPr>
-        <w:t>lood</w:t>
-      </w:r>
-      <w:r>
-        <w:rPr>
-          <w:rFonts w:ascii="仿宋_GB2312" w:eastAsia="仿宋_GB2312" w:hAnsi="仿宋_GB2312" w:cs="仿宋_GB2312" w:hint="eastAsia"/>
-          <w:sz w:val="32"/>
-        </w:rPr>
-        <w:t>MostHigh</w:t>
-      </w:r>
-      <w:proofErr w:type="spellEnd"/>
-      <w:r>
-        <w:rPr>
-          <w:rFonts w:ascii="仿宋_GB2312" w:eastAsia="仿宋_GB2312" w:hAnsi="仿宋_GB2312" w:cs="仿宋_GB2312" w:hint="eastAsia"/>
-          <w:sz w:val="32"/>
-        </w:rPr>
-        <w:t>}}</w:t>
-      </w:r>
-      <w:r>
-        <w:rPr>
-          <w:rFonts w:ascii="仿宋_GB2312" w:eastAsia="仿宋_GB2312" w:hAnsi="仿宋_GB2312" w:cs="仿宋_GB2312" w:hint="eastAsia"/>
-          <w:sz w:val="32"/>
-        </w:rPr>
-        <w:t>内涝发生概率为</w:t>
-      </w:r>
-      <w:r>
-        <w:rPr>
-          <w:rFonts w:ascii="仿宋_GB2312" w:eastAsia="仿宋_GB2312" w:hAnsi="仿宋_GB2312" w:cs="仿宋_GB2312" w:hint="eastAsia"/>
-          <w:sz w:val="32"/>
-        </w:rPr>
-        <w:t>{{</w:t>
-      </w:r>
-      <w:proofErr w:type="spellStart"/>
-      <w:r>
-        <w:rPr>
-          <w:rFonts w:ascii="仿宋_GB2312" w:eastAsia="仿宋_GB2312" w:hAnsi="仿宋_GB2312" w:cs="仿宋_GB2312"/>
-          <w:sz w:val="32"/>
-        </w:rPr>
-        <w:t>Disaster</w:t>
-      </w:r>
-      <w:r>
-        <w:rPr>
-          <w:rFonts w:ascii="仿宋_GB2312" w:eastAsia="仿宋_GB2312" w:hAnsi="仿宋_GB2312" w:cs="仿宋_GB2312" w:hint="eastAsia"/>
-          <w:sz w:val="32"/>
-        </w:rPr>
-        <w:t>_</w:t>
-      </w:r>
-      <w:r>
-        <w:rPr>
-          <w:rFonts w:ascii="仿宋_GB2312" w:eastAsia="仿宋_GB2312" w:hAnsi="仿宋_GB2312" w:cs="仿宋_GB2312"/>
-          <w:sz w:val="32"/>
-        </w:rPr>
-        <w:t>Urban</w:t>
-      </w:r>
-      <w:r>
-        <w:rPr>
-          <w:rFonts w:ascii="仿宋_GB2312" w:eastAsia="仿宋_GB2312" w:hAnsi="仿宋_GB2312" w:cs="仿宋_GB2312" w:hint="eastAsia"/>
-          <w:sz w:val="32"/>
-        </w:rPr>
-        <w:t>F</w:t>
-      </w:r>
-      <w:r>
-        <w:rPr>
-          <w:rFonts w:ascii="仿宋_GB2312" w:eastAsia="仿宋_GB2312" w:hAnsi="仿宋_GB2312" w:cs="仿宋_GB2312"/>
-          <w:sz w:val="32"/>
-        </w:rPr>
-        <w:t>lood</w:t>
-      </w:r>
-      <w:r>
-        <w:rPr>
-          <w:rFonts w:ascii="仿宋_GB2312" w:eastAsia="仿宋_GB2312" w:hAnsi="仿宋_GB2312" w:cs="仿宋_GB2312" w:hint="eastAsia"/>
-          <w:sz w:val="32"/>
-        </w:rPr>
-        <w:t>MostHighP</w:t>
-      </w:r>
-      <w:r>
-        <w:rPr>
-          <w:rFonts w:ascii="仿宋_GB2312" w:eastAsia="仿宋_GB2312" w:hAnsi="仿宋_GB2312" w:cs="仿宋_GB2312"/>
-          <w:sz w:val="32"/>
-        </w:rPr>
-        <w:t>robability</w:t>
-      </w:r>
-      <w:proofErr w:type="spellEnd"/>
-      <w:r>
-        <w:rPr>
-          <w:rFonts w:ascii="仿宋_GB2312" w:eastAsia="仿宋_GB2312" w:hAnsi="仿宋_GB2312" w:cs="仿宋_GB2312" w:hint="eastAsia"/>
-          <w:sz w:val="32"/>
-        </w:rPr>
-        <w:t>}}</w:t>
-      </w:r>
-      <w:r>
-        <w:rPr>
-          <w:rFonts w:ascii="仿宋_GB2312" w:eastAsia="仿宋_GB2312" w:hAnsi="仿宋_GB2312" w:cs="仿宋_GB2312" w:hint="eastAsia"/>
-          <w:sz w:val="32"/>
-        </w:rPr>
-        <w:t>，</w:t>
-      </w:r>
-      <w:r>
-        <w:rPr>
-          <w:rFonts w:ascii="仿宋_GB2312" w:eastAsia="仿宋_GB2312" w:hAnsi="仿宋_GB2312" w:cs="仿宋_GB2312"/>
-          <w:sz w:val="32"/>
-        </w:rPr>
-        <w:t>为本轮强降雨期间</w:t>
-      </w:r>
-      <w:r>
-        <w:rPr>
-          <w:rFonts w:ascii="仿宋_GB2312" w:eastAsia="仿宋_GB2312" w:hAnsi="仿宋_GB2312" w:cs="仿宋_GB2312" w:hint="eastAsia"/>
-          <w:sz w:val="32"/>
-        </w:rPr>
-        <w:t>城市内涝</w:t>
-      </w:r>
-      <w:r>
-        <w:rPr>
-          <w:rFonts w:ascii="仿宋_GB2312" w:eastAsia="仿宋_GB2312" w:hAnsi="仿宋_GB2312" w:cs="仿宋_GB2312"/>
-          <w:sz w:val="32"/>
-        </w:rPr>
-        <w:t>风险最高区域</w:t>
-      </w:r>
-      <w:r>
-        <w:rPr>
-          <w:rFonts w:ascii="仿宋_GB2312" w:eastAsia="仿宋_GB2312" w:hAnsi="仿宋_GB2312" w:cs="仿宋_GB2312" w:hint="eastAsia"/>
-          <w:sz w:val="32"/>
-        </w:rPr>
-        <w:t>。</w:t>
-      </w:r>
-      <w:r>
-        <w:rPr>
-          <w:rFonts w:ascii="仿宋_GB2312" w:eastAsia="仿宋_GB2312" w:hAnsi="仿宋_GB2312" w:cs="仿宋_GB2312"/>
-          <w:sz w:val="32"/>
-        </w:rPr>
-        <w:t>短时强降雨下</w:t>
-      </w:r>
-      <w:r>
-        <w:rPr>
-          <w:rFonts w:ascii="仿宋_GB2312" w:eastAsia="仿宋_GB2312" w:hAnsi="仿宋_GB2312" w:cs="仿宋_GB2312" w:hint="eastAsia"/>
-          <w:sz w:val="32"/>
-        </w:rPr>
-        <w:t>共有</w:t>
-      </w:r>
-      <w:r>
-        <w:rPr>
-          <w:rFonts w:ascii="仿宋_GB2312" w:eastAsia="仿宋_GB2312" w:hAnsi="仿宋_GB2312" w:cs="仿宋_GB2312" w:hint="eastAsia"/>
-          <w:sz w:val="32"/>
-        </w:rPr>
-        <w:lastRenderedPageBreak/>
-        <w:t>{{</w:t>
-      </w:r>
-      <w:proofErr w:type="spellStart"/>
-      <w:r>
-        <w:rPr>
-          <w:rFonts w:ascii="仿宋_GB2312" w:eastAsia="仿宋_GB2312" w:hAnsi="仿宋_GB2312" w:cs="仿宋_GB2312"/>
-          <w:sz w:val="32"/>
-        </w:rPr>
-        <w:t>Disaster</w:t>
-      </w:r>
-      <w:r>
-        <w:rPr>
-          <w:rFonts w:ascii="仿宋_GB2312" w:eastAsia="仿宋_GB2312" w:hAnsi="仿宋_GB2312" w:cs="仿宋_GB2312" w:hint="eastAsia"/>
-          <w:sz w:val="32"/>
-        </w:rPr>
-        <w:t>_</w:t>
-      </w:r>
-      <w:r>
-        <w:rPr>
-          <w:rFonts w:ascii="仿宋_GB2312" w:eastAsia="仿宋_GB2312" w:hAnsi="仿宋_GB2312" w:cs="仿宋_GB2312" w:hint="eastAsia"/>
-          <w:sz w:val="32"/>
-        </w:rPr>
-        <w:t>NumOf</w:t>
-      </w:r>
-      <w:r>
-        <w:rPr>
-          <w:rFonts w:ascii="仿宋_GB2312" w:eastAsia="仿宋_GB2312" w:hAnsi="仿宋_GB2312" w:cs="仿宋_GB2312"/>
-          <w:sz w:val="32"/>
-        </w:rPr>
-        <w:t>Urban</w:t>
-      </w:r>
-      <w:r>
-        <w:rPr>
-          <w:rFonts w:ascii="仿宋_GB2312" w:eastAsia="仿宋_GB2312" w:hAnsi="仿宋_GB2312" w:cs="仿宋_GB2312" w:hint="eastAsia"/>
-          <w:sz w:val="32"/>
-        </w:rPr>
-        <w:t>F</w:t>
-      </w:r>
-      <w:r>
-        <w:rPr>
-          <w:rFonts w:ascii="仿宋_GB2312" w:eastAsia="仿宋_GB2312" w:hAnsi="仿宋_GB2312" w:cs="仿宋_GB2312"/>
-          <w:sz w:val="32"/>
-        </w:rPr>
-        <w:t>lood</w:t>
-      </w:r>
-      <w:proofErr w:type="spellEnd"/>
-      <w:r>
-        <w:rPr>
-          <w:rFonts w:ascii="仿宋_GB2312" w:eastAsia="仿宋_GB2312" w:hAnsi="仿宋_GB2312" w:cs="仿宋_GB2312" w:hint="eastAsia"/>
-          <w:sz w:val="32"/>
-        </w:rPr>
-        <w:t>}}</w:t>
-      </w:r>
-      <w:r>
-        <w:rPr>
-          <w:rFonts w:ascii="仿宋_GB2312" w:eastAsia="仿宋_GB2312" w:hAnsi="仿宋_GB2312" w:cs="仿宋_GB2312" w:hint="eastAsia"/>
-          <w:sz w:val="32"/>
-        </w:rPr>
-        <w:t>处</w:t>
-      </w:r>
-      <w:r>
-        <w:rPr>
-          <w:rFonts w:ascii="仿宋_GB2312" w:eastAsia="仿宋_GB2312" w:hAnsi="仿宋_GB2312" w:cs="仿宋_GB2312"/>
-          <w:sz w:val="32"/>
-        </w:rPr>
-        <w:t>易出现道路积水和排涝不畅等问题，需提前做好排水疏导和交通应对措施。</w:t>
       </w:r>
     </w:p>
     <w:p>
@@ -1964,13 +730,6 @@
       </w:pPr>
       <w:r>
         <w:rPr>
-          <w:rFonts w:ascii="仿宋_GB2312" w:eastAsia="仿宋_GB2312" w:hAnsi="仿宋_GB2312" w:cs="仿宋_GB2312"/>
-          <w:sz w:val="32"/>
-        </w:rPr>
-        <w:t>综合研判，</w:t>
-      </w:r>
-      <w:r>
-        <w:rPr>
           <w:rFonts w:ascii="仿宋_GB2312" w:eastAsia="仿宋_GB2312" w:hAnsi="仿宋_GB2312" w:cs="仿宋_GB2312" w:hint="eastAsia"/>
           <w:sz w:val="32"/>
         </w:rPr>
@@ -1989,14 +748,7 @@
           <w:rFonts w:ascii="仿宋_GB2312" w:eastAsia="仿宋_GB2312" w:hAnsi="仿宋_GB2312" w:cs="仿宋_GB2312" w:hint="eastAsia"/>
           <w:sz w:val="32"/>
         </w:rPr>
-        <w:t>_</w:t>
-      </w:r>
-      <w:r>
-        <w:rPr>
-          <w:rFonts w:ascii="仿宋_GB2312" w:eastAsia="仿宋_GB2312" w:hAnsi="仿宋_GB2312" w:cs="仿宋_GB2312" w:hint="eastAsia"/>
-          <w:sz w:val="32"/>
-        </w:rPr>
-        <w:t>ProtectAreas</w:t>
+        <w:t>_AllInAll</w:t>
       </w:r>
       <w:proofErr w:type="spellEnd"/>
       <w:r>
@@ -2005,13 +757,6 @@
           <w:sz w:val="32"/>
         </w:rPr>
         <w:t>}}</w:t>
-      </w:r>
-      <w:r>
-        <w:rPr>
-          <w:rFonts w:ascii="仿宋_GB2312" w:eastAsia="仿宋_GB2312" w:hAnsi="仿宋_GB2312" w:cs="仿宋_GB2312"/>
-          <w:sz w:val="32"/>
-        </w:rPr>
-        <w:t>周边等地为本轮强降雨期间次生灾害重点防范区域。建议有关单位强化动态监测和预警信息发布，提前做好人员转移安置及应急物资准备，切实提升应对突发地质灾害的处置能力。</w:t>
       </w:r>
     </w:p>
     <w:p>
@@ -2026,27 +771,6 @@
       </w:pPr>
       <w:r>
         <w:rPr>
-          <w:rFonts w:ascii="仿宋_GB2312" w:eastAsia="仿宋_GB2312" w:hAnsi="仿宋_GB2312" w:cs="仿宋_GB2312"/>
-          <w:sz w:val="32"/>
-        </w:rPr>
-        <w:t>根据滑坡破裂角模型计算结果，结合区域地形坡向与沟谷汇水条件综合分析，当前在持续强降雨影响下，一旦发生</w:t>
-      </w:r>
-      <w:r>
-        <w:rPr>
-          <w:rFonts w:ascii="仿宋_GB2312" w:eastAsia="仿宋_GB2312" w:hAnsi="仿宋_GB2312" w:cs="仿宋_GB2312" w:hint="eastAsia"/>
-          <w:sz w:val="32"/>
-        </w:rPr>
-        <w:t>次生</w:t>
-      </w:r>
-      <w:r>
-        <w:rPr>
-          <w:rFonts w:ascii="仿宋_GB2312" w:eastAsia="仿宋_GB2312" w:hAnsi="仿宋_GB2312" w:cs="仿宋_GB2312"/>
-          <w:sz w:val="32"/>
-        </w:rPr>
-        <w:t>灾害，初步预测其可能影响范围在</w:t>
-      </w:r>
-      <w:r>
-        <w:rPr>
           <w:rFonts w:ascii="仿宋_GB2312" w:eastAsia="仿宋_GB2312" w:hAnsi="仿宋_GB2312" w:cs="仿宋_GB2312" w:hint="eastAsia"/>
           <w:sz w:val="32"/>
         </w:rPr>
@@ -2093,7 +817,7 @@
           <w:rFonts w:ascii="仿宋_GB2312" w:eastAsia="仿宋_GB2312" w:hAnsi="仿宋_GB2312" w:cs="仿宋_GB2312" w:hint="eastAsia"/>
           <w:sz w:val="32"/>
         </w:rPr>
-        <w:t>Low</w:t>
+        <w:t>AndPeople</w:t>
       </w:r>
       <w:proofErr w:type="spellEnd"/>
       <w:r>
@@ -2102,181 +826,6 @@
           <w:sz w:val="32"/>
         </w:rPr>
         <w:t>}}</w:t>
-      </w:r>
-      <w:r>
-        <w:rPr>
-          <w:rFonts w:ascii="仿宋_GB2312" w:eastAsia="仿宋_GB2312" w:hAnsi="仿宋_GB2312" w:cs="仿宋_GB2312"/>
-          <w:sz w:val="32"/>
-        </w:rPr>
-        <w:t>至</w:t>
-      </w:r>
-      <w:r>
-        <w:rPr>
-          <w:rFonts w:ascii="仿宋_GB2312" w:eastAsia="仿宋_GB2312" w:hAnsi="仿宋_GB2312" w:cs="仿宋_GB2312" w:hint="eastAsia"/>
-          <w:sz w:val="32"/>
-        </w:rPr>
-        <w:t>{{</w:t>
-      </w:r>
-      <w:proofErr w:type="spellStart"/>
-      <w:r>
-        <w:rPr>
-          <w:rFonts w:ascii="仿宋_GB2312" w:eastAsia="仿宋_GB2312" w:hAnsi="仿宋_GB2312" w:cs="仿宋_GB2312"/>
-          <w:sz w:val="32"/>
-        </w:rPr>
-        <w:t>Disaster</w:t>
-      </w:r>
-      <w:r>
-        <w:rPr>
-          <w:rFonts w:ascii="仿宋_GB2312" w:eastAsia="仿宋_GB2312" w:hAnsi="仿宋_GB2312" w:cs="仿宋_GB2312" w:hint="eastAsia"/>
-          <w:sz w:val="32"/>
-        </w:rPr>
-        <w:t>_</w:t>
-      </w:r>
-      <w:r>
-        <w:rPr>
-          <w:rFonts w:ascii="仿宋_GB2312" w:eastAsia="仿宋_GB2312" w:hAnsi="仿宋_GB2312" w:cs="仿宋_GB2312"/>
-          <w:sz w:val="32"/>
-        </w:rPr>
-        <w:t>Affected</w:t>
-      </w:r>
-      <w:r>
-        <w:rPr>
-          <w:rFonts w:ascii="仿宋_GB2312" w:eastAsia="仿宋_GB2312" w:hAnsi="仿宋_GB2312" w:cs="仿宋_GB2312" w:hint="eastAsia"/>
-          <w:sz w:val="32"/>
-        </w:rPr>
-        <w:t>A</w:t>
-      </w:r>
-      <w:r>
-        <w:rPr>
-          <w:rFonts w:ascii="仿宋_GB2312" w:eastAsia="仿宋_GB2312" w:hAnsi="仿宋_GB2312" w:cs="仿宋_GB2312"/>
-          <w:sz w:val="32"/>
-        </w:rPr>
-        <w:t>rea</w:t>
-      </w:r>
-      <w:r>
-        <w:rPr>
-          <w:rFonts w:ascii="仿宋_GB2312" w:eastAsia="仿宋_GB2312" w:hAnsi="仿宋_GB2312" w:cs="仿宋_GB2312" w:hint="eastAsia"/>
-          <w:sz w:val="32"/>
-        </w:rPr>
-        <w:t>High</w:t>
-      </w:r>
-      <w:proofErr w:type="spellEnd"/>
-      <w:r>
-        <w:rPr>
-          <w:rFonts w:ascii="仿宋_GB2312" w:eastAsia="仿宋_GB2312" w:hAnsi="仿宋_GB2312" w:cs="仿宋_GB2312" w:hint="eastAsia"/>
-          <w:sz w:val="32"/>
-        </w:rPr>
-        <w:t>}}</w:t>
-      </w:r>
-      <w:r>
-        <w:rPr>
-          <w:rFonts w:ascii="仿宋_GB2312" w:eastAsia="仿宋_GB2312" w:hAnsi="仿宋_GB2312" w:cs="仿宋_GB2312"/>
-          <w:sz w:val="32"/>
-        </w:rPr>
-        <w:t>平方公里之间。经对区域建筑密度与人口分布数据进行叠加分析，预计受影响人口在</w:t>
-      </w:r>
-      <w:r>
-        <w:rPr>
-          <w:rFonts w:ascii="仿宋_GB2312" w:eastAsia="仿宋_GB2312" w:hAnsi="仿宋_GB2312" w:cs="仿宋_GB2312" w:hint="eastAsia"/>
-          <w:sz w:val="32"/>
-        </w:rPr>
-        <w:t>{{</w:t>
-      </w:r>
-      <w:proofErr w:type="spellStart"/>
-      <w:r>
-        <w:rPr>
-          <w:rFonts w:ascii="仿宋_GB2312" w:eastAsia="仿宋_GB2312" w:hAnsi="仿宋_GB2312" w:cs="仿宋_GB2312"/>
-          <w:sz w:val="32"/>
-        </w:rPr>
-        <w:t>Disaster</w:t>
-      </w:r>
-      <w:r>
-        <w:rPr>
-          <w:rFonts w:ascii="仿宋_GB2312" w:eastAsia="仿宋_GB2312" w:hAnsi="仿宋_GB2312" w:cs="仿宋_GB2312" w:hint="eastAsia"/>
-          <w:sz w:val="32"/>
-        </w:rPr>
-        <w:t>_</w:t>
-      </w:r>
-      <w:r>
-        <w:rPr>
-          <w:rFonts w:ascii="仿宋_GB2312" w:eastAsia="仿宋_GB2312" w:hAnsi="仿宋_GB2312" w:cs="仿宋_GB2312"/>
-          <w:sz w:val="32"/>
-        </w:rPr>
-        <w:t>Affected</w:t>
-      </w:r>
-      <w:r>
-        <w:rPr>
-          <w:rFonts w:ascii="仿宋_GB2312" w:eastAsia="仿宋_GB2312" w:hAnsi="仿宋_GB2312" w:cs="仿宋_GB2312" w:hint="eastAsia"/>
-          <w:sz w:val="32"/>
-        </w:rPr>
-        <w:t>PeopleLow</w:t>
-      </w:r>
-      <w:proofErr w:type="spellEnd"/>
-      <w:r>
-        <w:rPr>
-          <w:rFonts w:ascii="仿宋_GB2312" w:eastAsia="仿宋_GB2312" w:hAnsi="仿宋_GB2312" w:cs="仿宋_GB2312" w:hint="eastAsia"/>
-          <w:sz w:val="32"/>
-        </w:rPr>
-        <w:t>}}</w:t>
-      </w:r>
-      <w:r>
-        <w:rPr>
-          <w:rFonts w:ascii="仿宋_GB2312" w:eastAsia="仿宋_GB2312" w:hAnsi="仿宋_GB2312" w:cs="仿宋_GB2312"/>
-          <w:sz w:val="32"/>
-        </w:rPr>
-        <w:t>至</w:t>
-      </w:r>
-      <w:r>
-        <w:rPr>
-          <w:rFonts w:ascii="仿宋_GB2312" w:eastAsia="仿宋_GB2312" w:hAnsi="仿宋_GB2312" w:cs="仿宋_GB2312" w:hint="eastAsia"/>
-          <w:sz w:val="32"/>
-        </w:rPr>
-        <w:lastRenderedPageBreak/>
-        <w:t>{{</w:t>
-      </w:r>
-      <w:proofErr w:type="spellStart"/>
-      <w:r>
-        <w:rPr>
-          <w:rFonts w:ascii="仿宋_GB2312" w:eastAsia="仿宋_GB2312" w:hAnsi="仿宋_GB2312" w:cs="仿宋_GB2312"/>
-          <w:sz w:val="32"/>
-        </w:rPr>
-        <w:t>Disaster</w:t>
-      </w:r>
-      <w:r>
-        <w:rPr>
-          <w:rFonts w:ascii="仿宋_GB2312" w:eastAsia="仿宋_GB2312" w:hAnsi="仿宋_GB2312" w:cs="仿宋_GB2312" w:hint="eastAsia"/>
-          <w:sz w:val="32"/>
-        </w:rPr>
-        <w:t>_</w:t>
-      </w:r>
-      <w:r>
-        <w:rPr>
-          <w:rFonts w:ascii="仿宋_GB2312" w:eastAsia="仿宋_GB2312" w:hAnsi="仿宋_GB2312" w:cs="仿宋_GB2312"/>
-          <w:sz w:val="32"/>
-        </w:rPr>
-        <w:t>Affected</w:t>
-      </w:r>
-      <w:r>
-        <w:rPr>
-          <w:rFonts w:ascii="仿宋_GB2312" w:eastAsia="仿宋_GB2312" w:hAnsi="仿宋_GB2312" w:cs="仿宋_GB2312" w:hint="eastAsia"/>
-          <w:sz w:val="32"/>
-        </w:rPr>
-        <w:t>PeopleHigh</w:t>
-      </w:r>
-      <w:proofErr w:type="spellEnd"/>
-      <w:r>
-        <w:rPr>
-          <w:rFonts w:ascii="仿宋_GB2312" w:eastAsia="仿宋_GB2312" w:hAnsi="仿宋_GB2312" w:cs="仿宋_GB2312" w:hint="eastAsia"/>
-          <w:sz w:val="32"/>
-        </w:rPr>
-        <w:t>}}</w:t>
-      </w:r>
-      <w:r>
-        <w:rPr>
-          <w:rFonts w:ascii="仿宋_GB2312" w:eastAsia="仿宋_GB2312" w:hAnsi="仿宋_GB2312" w:cs="仿宋_GB2312"/>
-          <w:sz w:val="32"/>
-        </w:rPr>
-        <w:t>人之间，主要集中在地势低洼、沟谷下游及滑坡堆积方向所覆盖区域。</w:t>
       </w:r>
     </w:p>
     <w:p>
@@ -2291,31 +840,33 @@
       </w:pPr>
       <w:r>
         <w:rPr>
-          <w:rFonts w:ascii="仿宋_GB2312" w:eastAsia="仿宋_GB2312" w:hAnsi="仿宋_GB2312" w:cs="仿宋_GB2312"/>
-          <w:sz w:val="32"/>
-        </w:rPr>
-        <w:t>其中</w:t>
-      </w:r>
-      <w:r>
-        <w:rPr>
-          <w:rFonts w:ascii="仿宋_GB2312" w:eastAsia="仿宋_GB2312" w:hAnsi="仿宋_GB2312" w:cs="仿宋_GB2312" w:hint="eastAsia"/>
-          <w:sz w:val="32"/>
-        </w:rPr>
-        <w:t>，</w:t>
-      </w:r>
-      <w:r>
-        <w:rPr>
-          <w:rFonts w:ascii="仿宋_GB2312" w:eastAsia="仿宋_GB2312" w:hAnsi="仿宋_GB2312" w:cs="仿宋_GB2312" w:hint="eastAsia"/>
-          <w:sz w:val="32"/>
-        </w:rPr>
-        <w:t>多处</w:t>
-      </w:r>
-      <w:r>
-        <w:rPr>
-          <w:rFonts w:ascii="仿宋_GB2312" w:eastAsia="仿宋_GB2312" w:hAnsi="仿宋_GB2312" w:cs="仿宋_GB2312"/>
-          <w:sz w:val="32"/>
-        </w:rPr>
-        <w:t>道路存在中断风险，沿线输电线路和通信基站可能受损，导致局部供电和通信中断；下游加油站及部分工业厂房等重点危险源或引发燃气泄漏和火灾爆炸等次生灾害。</w:t>
+          <w:rFonts w:ascii="仿宋_GB2312" w:eastAsia="仿宋_GB2312" w:hAnsi="仿宋_GB2312" w:cs="仿宋_GB2312" w:hint="eastAsia"/>
+          <w:sz w:val="32"/>
+        </w:rPr>
+        <w:t>{{</w:t>
+      </w:r>
+      <w:proofErr w:type="spellStart"/>
+      <w:r>
+        <w:rPr>
+          <w:rFonts w:ascii="仿宋_GB2312" w:eastAsia="仿宋_GB2312" w:hAnsi="仿宋_GB2312" w:cs="仿宋_GB2312"/>
+          <w:sz w:val="32"/>
+        </w:rPr>
+        <w:t>Disaster</w:t>
+      </w:r>
+      <w:r>
+        <w:rPr>
+          <w:rFonts w:ascii="仿宋_GB2312" w:eastAsia="仿宋_GB2312" w:hAnsi="仿宋_GB2312" w:cs="仿宋_GB2312" w:hint="eastAsia"/>
+          <w:sz w:val="32"/>
+        </w:rPr>
+        <w:t>_LifeLine</w:t>
+      </w:r>
+      <w:proofErr w:type="spellEnd"/>
+      <w:r>
+        <w:rPr>
+          <w:rFonts w:ascii="仿宋_GB2312" w:eastAsia="仿宋_GB2312" w:hAnsi="仿宋_GB2312" w:cs="仿宋_GB2312" w:hint="eastAsia"/>
+          <w:sz w:val="32"/>
+        </w:rPr>
+        <w:t>}}</w:t>
       </w:r>
     </w:p>
     <w:p>
@@ -2405,16 +956,10 @@
       </w:pPr>
       <w:r>
         <w:rPr>
-          <w:rFonts w:ascii="仿宋_GB2312" w:eastAsia="仿宋_GB2312" w:hAnsi="仿宋_GB2312" w:cs="仿宋_GB2312"/>
-          <w:sz w:val="32"/>
-        </w:rPr>
-        <w:t>人员疏散方面，建议优先组织</w:t>
-      </w:r>
-      <w:r>
-        <w:rPr>
-          <w:rFonts w:ascii="仿宋_GB2312" w:eastAsia="仿宋_GB2312" w:hAnsi="仿宋_GB2312" w:cs="仿宋_GB2312" w:hint="eastAsia"/>
-          <w:sz w:val="32"/>
-        </w:rPr>
+          <w:rFonts w:ascii="仿宋_GB2312" w:eastAsia="仿宋_GB2312" w:hAnsi="仿宋_GB2312" w:cs="仿宋_GB2312" w:hint="eastAsia"/>
+          <w:sz w:val="32"/>
+        </w:rPr>
+        <w:lastRenderedPageBreak/>
         <w:t>{{</w:t>
       </w:r>
       <w:proofErr w:type="spellStart"/>
@@ -2441,66 +986,10 @@
       </w:r>
       <w:r>
         <w:rPr>
-          <w:rFonts w:ascii="仿宋_GB2312" w:eastAsia="仿宋_GB2312" w:hAnsi="仿宋_GB2312" w:cs="仿宋_GB2312"/>
-          <w:sz w:val="32"/>
-        </w:rPr>
-        <w:t>Affected</w:t>
-      </w:r>
-      <w:r>
-        <w:rPr>
-          <w:rFonts w:ascii="仿宋_GB2312" w:eastAsia="仿宋_GB2312" w:hAnsi="仿宋_GB2312" w:cs="仿宋_GB2312" w:hint="eastAsia"/>
-          <w:sz w:val="32"/>
-        </w:rPr>
-        <w:t>B</w:t>
-      </w:r>
-      <w:r>
-        <w:rPr>
-          <w:rFonts w:ascii="仿宋_GB2312" w:eastAsia="仿宋_GB2312" w:hAnsi="仿宋_GB2312" w:cs="仿宋_GB2312"/>
-          <w:sz w:val="32"/>
-        </w:rPr>
-        <w:t>y</w:t>
-      </w:r>
-      <w:r>
-        <w:rPr>
-          <w:rFonts w:ascii="仿宋_GB2312" w:eastAsia="仿宋_GB2312" w:hAnsi="仿宋_GB2312" w:cs="仿宋_GB2312" w:hint="eastAsia"/>
-          <w:sz w:val="32"/>
-        </w:rPr>
-        <w:t>F</w:t>
-      </w:r>
-      <w:r>
-        <w:rPr>
-          <w:rFonts w:ascii="仿宋_GB2312" w:eastAsia="仿宋_GB2312" w:hAnsi="仿宋_GB2312" w:cs="仿宋_GB2312"/>
-          <w:sz w:val="32"/>
-        </w:rPr>
-        <w:t>lood</w:t>
-      </w:r>
-      <w:r>
-        <w:rPr>
-          <w:rFonts w:ascii="仿宋_GB2312" w:eastAsia="仿宋_GB2312" w:hAnsi="仿宋_GB2312" w:cs="仿宋_GB2312" w:hint="eastAsia"/>
-          <w:sz w:val="32"/>
-        </w:rPr>
-        <w:t>A</w:t>
-      </w:r>
-      <w:r>
-        <w:rPr>
-          <w:rFonts w:ascii="仿宋_GB2312" w:eastAsia="仿宋_GB2312" w:hAnsi="仿宋_GB2312" w:cs="仿宋_GB2312"/>
-          <w:sz w:val="32"/>
-        </w:rPr>
-        <w:t>nd</w:t>
-      </w:r>
-      <w:r>
-        <w:rPr>
-          <w:rFonts w:ascii="仿宋_GB2312" w:eastAsia="仿宋_GB2312" w:hAnsi="仿宋_GB2312" w:cs="仿宋_GB2312" w:hint="eastAsia"/>
-          <w:sz w:val="32"/>
-        </w:rPr>
-        <w:t>S</w:t>
-      </w:r>
-      <w:r>
-        <w:rPr>
-          <w:rFonts w:ascii="仿宋_GB2312" w:eastAsia="仿宋_GB2312" w:hAnsi="仿宋_GB2312" w:cs="仿宋_GB2312"/>
-          <w:sz w:val="32"/>
-        </w:rPr>
-        <w:t>lide</w:t>
+          <w:rFonts w:ascii="仿宋_GB2312" w:eastAsia="仿宋_GB2312" w:hAnsi="仿宋_GB2312" w:cs="仿宋_GB2312" w:hint="eastAsia"/>
+          <w:sz w:val="32"/>
+        </w:rPr>
+        <w:t>Evacuation</w:t>
       </w:r>
       <w:proofErr w:type="spellEnd"/>
       <w:r>
@@ -2509,128 +998,6 @@
           <w:sz w:val="32"/>
         </w:rPr>
         <w:t>}}</w:t>
-      </w:r>
-      <w:r>
-        <w:rPr>
-          <w:rFonts w:ascii="仿宋_GB2312" w:eastAsia="仿宋_GB2312" w:hAnsi="仿宋_GB2312" w:cs="仿宋_GB2312"/>
-          <w:sz w:val="32"/>
-        </w:rPr>
-        <w:t>中紧邻河道的民房、农家乐等高风险区域居民转移，此类区域靠近水体，受</w:t>
-      </w:r>
-      <w:r>
-        <w:rPr>
-          <w:rFonts w:ascii="仿宋_GB2312" w:eastAsia="仿宋_GB2312" w:hAnsi="仿宋_GB2312" w:cs="仿宋_GB2312" w:hint="eastAsia"/>
-          <w:sz w:val="32"/>
-        </w:rPr>
-        <w:t>山洪和</w:t>
-      </w:r>
-      <w:r>
-        <w:rPr>
-          <w:rFonts w:ascii="仿宋_GB2312" w:eastAsia="仿宋_GB2312" w:hAnsi="仿宋_GB2312" w:cs="仿宋_GB2312" w:hint="eastAsia"/>
-          <w:sz w:val="32"/>
-        </w:rPr>
-        <w:t>泥石流</w:t>
-      </w:r>
-      <w:r>
-        <w:rPr>
-          <w:rFonts w:ascii="仿宋_GB2312" w:eastAsia="仿宋_GB2312" w:hAnsi="仿宋_GB2312" w:cs="仿宋_GB2312"/>
-          <w:sz w:val="32"/>
-        </w:rPr>
-        <w:t>突发影响最为显著。同时，应重点关注</w:t>
-      </w:r>
-      <w:r>
-        <w:rPr>
-          <w:rFonts w:ascii="仿宋_GB2312" w:eastAsia="仿宋_GB2312" w:hAnsi="仿宋_GB2312" w:cs="仿宋_GB2312" w:hint="eastAsia"/>
-          <w:sz w:val="32"/>
-        </w:rPr>
-        <w:t>{{</w:t>
-      </w:r>
-      <w:proofErr w:type="spellStart"/>
-      <w:r>
-        <w:rPr>
-          <w:rFonts w:ascii="仿宋_GB2312" w:eastAsia="仿宋_GB2312" w:hAnsi="仿宋_GB2312" w:cs="仿宋_GB2312" w:hint="eastAsia"/>
-          <w:sz w:val="32"/>
-        </w:rPr>
-        <w:t>D</w:t>
-      </w:r>
-      <w:r>
-        <w:rPr>
-          <w:rFonts w:ascii="仿宋_GB2312" w:eastAsia="仿宋_GB2312" w:hAnsi="仿宋_GB2312" w:cs="仿宋_GB2312"/>
-          <w:sz w:val="32"/>
-        </w:rPr>
-        <w:t>isposal</w:t>
-      </w:r>
-      <w:r>
-        <w:rPr>
-          <w:rFonts w:ascii="仿宋_GB2312" w:eastAsia="仿宋_GB2312" w:hAnsi="仿宋_GB2312" w:cs="仿宋_GB2312" w:hint="eastAsia"/>
-          <w:sz w:val="32"/>
-        </w:rPr>
-        <w:t>_</w:t>
-      </w:r>
-      <w:r>
-        <w:rPr>
-          <w:rFonts w:ascii="仿宋_GB2312" w:eastAsia="仿宋_GB2312" w:hAnsi="仿宋_GB2312" w:cs="仿宋_GB2312"/>
-          <w:sz w:val="32"/>
-        </w:rPr>
-        <w:t>Affected</w:t>
-      </w:r>
-      <w:r>
-        <w:rPr>
-          <w:rFonts w:ascii="仿宋_GB2312" w:eastAsia="仿宋_GB2312" w:hAnsi="仿宋_GB2312" w:cs="仿宋_GB2312" w:hint="eastAsia"/>
-          <w:sz w:val="32"/>
-        </w:rPr>
-        <w:t>B</w:t>
-      </w:r>
-      <w:r>
-        <w:rPr>
-          <w:rFonts w:ascii="仿宋_GB2312" w:eastAsia="仿宋_GB2312" w:hAnsi="仿宋_GB2312" w:cs="仿宋_GB2312"/>
-          <w:sz w:val="32"/>
-        </w:rPr>
-        <w:t>y</w:t>
-      </w:r>
-      <w:r>
-        <w:rPr>
-          <w:rFonts w:ascii="仿宋_GB2312" w:eastAsia="仿宋_GB2312" w:hAnsi="仿宋_GB2312" w:cs="仿宋_GB2312" w:hint="eastAsia"/>
-          <w:sz w:val="32"/>
-        </w:rPr>
-        <w:t>UrbanFlood</w:t>
-      </w:r>
-      <w:proofErr w:type="spellEnd"/>
-      <w:r>
-        <w:rPr>
-          <w:rFonts w:ascii="仿宋_GB2312" w:eastAsia="仿宋_GB2312" w:hAnsi="仿宋_GB2312" w:cs="仿宋_GB2312" w:hint="eastAsia"/>
-          <w:sz w:val="32"/>
-        </w:rPr>
-        <w:t>}}</w:t>
-      </w:r>
-      <w:r>
-        <w:rPr>
-          <w:rFonts w:ascii="仿宋_GB2312" w:eastAsia="仿宋_GB2312" w:hAnsi="仿宋_GB2312" w:cs="仿宋_GB2312"/>
-          <w:sz w:val="32"/>
-        </w:rPr>
-        <w:t>城市内涝易发的低洼积</w:t>
-      </w:r>
-      <w:r>
-        <w:rPr>
-          <w:rFonts w:ascii="仿宋_GB2312" w:eastAsia="仿宋_GB2312" w:hAnsi="仿宋_GB2312" w:cs="仿宋_GB2312"/>
-          <w:sz w:val="32"/>
-        </w:rPr>
-        <w:lastRenderedPageBreak/>
-        <w:t>水区域</w:t>
-      </w:r>
-      <w:r>
-        <w:rPr>
-          <w:rFonts w:ascii="仿宋_GB2312" w:eastAsia="仿宋_GB2312" w:hAnsi="仿宋_GB2312" w:cs="仿宋_GB2312" w:hint="eastAsia"/>
-          <w:sz w:val="32"/>
-        </w:rPr>
-        <w:t>，</w:t>
-      </w:r>
-      <w:r>
-        <w:rPr>
-          <w:rFonts w:ascii="仿宋_GB2312" w:eastAsia="仿宋_GB2312" w:hAnsi="仿宋_GB2312" w:cs="仿宋_GB2312"/>
-          <w:sz w:val="32"/>
-        </w:rPr>
-        <w:t>确保上述重点区域人员能够及时、安全撤离，最大限度保障群众生命安全。</w:t>
       </w:r>
     </w:p>
     <w:p>
@@ -2668,29 +1035,42 @@
           <w:rFonts w:ascii="仿宋_GB2312" w:eastAsia="仿宋_GB2312" w:hAnsi="仿宋_GB2312" w:cs="仿宋_GB2312"/>
           <w:sz w:val="32"/>
         </w:rPr>
-        <w:t>救援队伍准备方面，建议提前组建消防、交通和医疗三类专业救援力量。消防救援队可部署在重点隐患区域，确保灾害发生后能迅速向核心受灾区推进，必要时可徒步进入开展应急救援。交通抢险队预置挖掘机、装载机和道路抢修车，并布设便携抢修小组，熟悉乡村道路结构，提升道路应急抢通能力。医疗救援队建议依托村委会、学校等临时安置点，组织具备外科、内科、急救能力的医疗人员，配备急救箱、除颤仪、清创</w:t>
-      </w:r>
-      <w:r>
-        <w:rPr>
-          <w:rFonts w:ascii="仿宋_GB2312" w:eastAsia="仿宋_GB2312" w:hAnsi="仿宋_GB2312" w:cs="仿宋_GB2312"/>
-          <w:sz w:val="32"/>
-        </w:rPr>
-        <w:lastRenderedPageBreak/>
-        <w:t>包及应急药物等装备。同时，</w:t>
-      </w:r>
-      <w:r>
-        <w:rPr>
-          <w:rFonts w:ascii="仿宋_GB2312" w:eastAsia="仿宋_GB2312" w:hAnsi="仿宋_GB2312" w:cs="仿宋_GB2312" w:hint="eastAsia"/>
-          <w:sz w:val="32"/>
-        </w:rPr>
-        <w:t>受灾点附近的</w:t>
-      </w:r>
-      <w:r>
-        <w:rPr>
-          <w:rFonts w:ascii="仿宋_GB2312" w:eastAsia="仿宋_GB2312" w:hAnsi="仿宋_GB2312" w:cs="仿宋_GB2312"/>
-          <w:sz w:val="32"/>
-        </w:rPr>
-        <w:t>卫生院应预留应急床位及诊疗资源，建立伤员转运通道，确保重伤人员及时得到救治。</w:t>
+        <w:t>救援队伍准备方面</w:t>
+      </w:r>
+      <w:r>
+        <w:rPr>
+          <w:rFonts w:ascii="仿宋_GB2312" w:eastAsia="仿宋_GB2312" w:hAnsi="仿宋_GB2312" w:cs="仿宋_GB2312" w:hint="eastAsia"/>
+          <w:sz w:val="32"/>
+        </w:rPr>
+        <w:t>：</w:t>
+      </w:r>
+      <w:r>
+        <w:rPr>
+          <w:rFonts w:ascii="仿宋_GB2312" w:eastAsia="仿宋_GB2312" w:hAnsi="仿宋_GB2312" w:cs="仿宋_GB2312"/>
+          <w:sz w:val="32"/>
+        </w:rPr>
+        <w:t>建议提前</w:t>
+      </w:r>
+      <w:r>
+        <w:rPr>
+          <w:rFonts w:ascii="仿宋_GB2312" w:eastAsia="仿宋_GB2312" w:hAnsi="仿宋_GB2312" w:cs="仿宋_GB2312" w:hint="eastAsia"/>
+          <w:sz w:val="32"/>
+        </w:rPr>
+        <w:t>联系</w:t>
+      </w:r>
+      <w:r>
+        <w:rPr>
+          <w:rFonts w:ascii="仿宋_GB2312" w:eastAsia="仿宋_GB2312" w:hAnsi="仿宋_GB2312" w:cs="仿宋_GB2312"/>
+          <w:sz w:val="32"/>
+        </w:rPr>
+        <w:t>消防、交通和医疗三类专业救援力量</w:t>
+      </w:r>
+      <w:r>
+        <w:rPr>
+          <w:rFonts w:ascii="仿宋_GB2312" w:eastAsia="仿宋_GB2312" w:hAnsi="仿宋_GB2312" w:cs="仿宋_GB2312" w:hint="eastAsia"/>
+          <w:sz w:val="32"/>
+        </w:rPr>
+        <w:t>：</w:t>
       </w:r>
     </w:p>
     <w:p>
@@ -2709,7 +1089,109 @@
           <w:rFonts w:ascii="仿宋_GB2312" w:eastAsia="仿宋_GB2312" w:hAnsi="仿宋_GB2312" w:cs="仿宋_GB2312"/>
           <w:sz w:val="32"/>
         </w:rPr>
-        <w:t>救援物资准备方面，应根据预测影响人口数量，提前储备食品、生活用品、医疗物资和应急装备等物资。食品类应包括方便面、面包等即食食品，饮用水及净水设备，并适量储备大米、食用油等副食品。生活用品类应保障被褥、衣物、洗漱用品等基本生活所需，同时配备妇女儿童专用卫生用品。医疗救援方面需配备基本急救药品和医疗器械，满足突发伤病应急处置需求。救援装备应包括生命探测仪、挖掘设备、照明灯具</w:t>
+        <w:t>消防救援队</w:t>
+      </w:r>
+      <w:r>
+        <w:rPr>
+          <w:rFonts w:ascii="仿宋_GB2312" w:eastAsia="仿宋_GB2312" w:hAnsi="仿宋_GB2312" w:cs="仿宋_GB2312" w:hint="eastAsia"/>
+          <w:sz w:val="32"/>
+        </w:rPr>
+        <w:t>准备生命探测设备、环境探测设备和</w:t>
+      </w:r>
+      <w:r>
+        <w:rPr>
+          <w:rFonts w:ascii="仿宋_GB2312" w:eastAsia="仿宋_GB2312" w:hAnsi="仿宋_GB2312" w:cs="仿宋_GB2312"/>
+          <w:sz w:val="32"/>
+        </w:rPr>
+        <w:t>破拆工具</w:t>
+      </w:r>
+      <w:r>
+        <w:rPr>
+          <w:rFonts w:ascii="仿宋_GB2312" w:eastAsia="仿宋_GB2312" w:hAnsi="仿宋_GB2312" w:cs="仿宋_GB2312" w:hint="eastAsia"/>
+          <w:sz w:val="32"/>
+        </w:rPr>
+        <w:t>等，可以及时定位被困人员，评估现场环境。</w:t>
+      </w:r>
+    </w:p>
+    <w:p>
+      <w:pPr>
+        <w:widowControl/>
+        <w:spacing w:after="0" w:line="360" w:lineRule="auto"/>
+        <w:ind w:firstLineChars="200" w:firstLine="640"/>
+        <w:jc w:val="both"/>
+        <w:rPr>
+          <w:rFonts w:ascii="仿宋_GB2312" w:eastAsia="仿宋_GB2312" w:hAnsi="仿宋_GB2312" w:cs="仿宋_GB2312" w:hint="eastAsia"/>
+          <w:sz w:val="32"/>
+        </w:rPr>
+      </w:pPr>
+      <w:r>
+        <w:rPr>
+          <w:rFonts w:ascii="仿宋_GB2312" w:eastAsia="仿宋_GB2312" w:hAnsi="仿宋_GB2312" w:cs="仿宋_GB2312"/>
+          <w:sz w:val="32"/>
+        </w:rPr>
+        <w:t>交通</w:t>
+      </w:r>
+      <w:r>
+        <w:rPr>
+          <w:rFonts w:ascii="仿宋_GB2312" w:eastAsia="仿宋_GB2312" w:hAnsi="仿宋_GB2312" w:cs="仿宋_GB2312" w:hint="eastAsia"/>
+          <w:sz w:val="32"/>
+        </w:rPr>
+        <w:t>救援</w:t>
+      </w:r>
+      <w:r>
+        <w:rPr>
+          <w:rFonts w:ascii="仿宋_GB2312" w:eastAsia="仿宋_GB2312" w:hAnsi="仿宋_GB2312" w:cs="仿宋_GB2312"/>
+          <w:sz w:val="32"/>
+        </w:rPr>
+        <w:t>队预置挖掘机、装载机和道路抢修车</w:t>
+      </w:r>
+      <w:r>
+        <w:rPr>
+          <w:rFonts w:ascii="仿宋_GB2312" w:eastAsia="仿宋_GB2312" w:hAnsi="仿宋_GB2312" w:cs="仿宋_GB2312" w:hint="eastAsia"/>
+          <w:sz w:val="32"/>
+        </w:rPr>
+        <w:t>等</w:t>
+      </w:r>
+      <w:r>
+        <w:rPr>
+          <w:rFonts w:ascii="仿宋_GB2312" w:eastAsia="仿宋_GB2312" w:hAnsi="仿宋_GB2312" w:cs="仿宋_GB2312"/>
+          <w:sz w:val="32"/>
+        </w:rPr>
+        <w:t>，开辟抗震救灾绿色通道。</w:t>
+      </w:r>
+    </w:p>
+    <w:p>
+      <w:pPr>
+        <w:widowControl/>
+        <w:spacing w:after="0" w:line="360" w:lineRule="auto"/>
+        <w:ind w:firstLineChars="200" w:firstLine="640"/>
+        <w:jc w:val="both"/>
+        <w:rPr>
+          <w:rFonts w:ascii="仿宋_GB2312" w:eastAsia="仿宋_GB2312" w:hAnsi="仿宋_GB2312" w:cs="仿宋_GB2312" w:hint="eastAsia"/>
+          <w:sz w:val="32"/>
+        </w:rPr>
+      </w:pPr>
+      <w:r>
+        <w:rPr>
+          <w:rFonts w:ascii="仿宋_GB2312" w:eastAsia="仿宋_GB2312" w:hAnsi="仿宋_GB2312" w:cs="仿宋_GB2312"/>
+          <w:sz w:val="32"/>
+        </w:rPr>
+        <w:lastRenderedPageBreak/>
+        <w:t>医疗救援队组织具备外科、内科、急救能力的医疗人员，配备心肺复苏仪、骨折固定夹板</w:t>
+      </w:r>
+      <w:r>
+        <w:rPr>
+          <w:rFonts w:ascii="仿宋_GB2312" w:eastAsia="仿宋_GB2312" w:hAnsi="仿宋_GB2312" w:cs="仿宋_GB2312" w:hint="eastAsia"/>
+          <w:sz w:val="32"/>
+        </w:rPr>
+        <w:t>、担架</w:t>
+      </w:r>
+      <w:r>
+        <w:rPr>
+          <w:rFonts w:ascii="仿宋_GB2312" w:eastAsia="仿宋_GB2312" w:hAnsi="仿宋_GB2312" w:cs="仿宋_GB2312"/>
+          <w:sz w:val="32"/>
+        </w:rPr>
+        <w:t>等装备及绷带</w:t>
       </w:r>
       <w:r>
         <w:rPr>
@@ -2723,15 +1205,585 @@
           <w:rFonts w:ascii="仿宋_GB2312" w:eastAsia="仿宋_GB2312" w:hAnsi="仿宋_GB2312" w:cs="仿宋_GB2312"/>
           <w:sz w:val="32"/>
         </w:rPr>
-        <w:t>防水衣物、救生衣及充气救生设</w:t>
-      </w:r>
-      <w:r>
-        <w:rPr>
-          <w:rFonts w:ascii="仿宋_GB2312" w:eastAsia="仿宋_GB2312" w:hAnsi="仿宋_GB2312" w:cs="仿宋_GB2312"/>
-          <w:sz w:val="32"/>
-        </w:rPr>
-        <w:t>等。救灾帐篷应按照需要配置普通救灾帐篷、医疗专用帐篷和指挥帐篷，满足临时居住、救治和指挥调度的使用要求。</w:t>
-      </w:r>
+        <w:t>消炎药</w:t>
+      </w:r>
+      <w:r>
+        <w:rPr>
+          <w:rFonts w:ascii="仿宋_GB2312" w:eastAsia="仿宋_GB2312" w:hAnsi="仿宋_GB2312" w:cs="仿宋_GB2312" w:hint="eastAsia"/>
+          <w:sz w:val="32"/>
+        </w:rPr>
+        <w:t>、</w:t>
+      </w:r>
+      <w:r>
+        <w:rPr>
+          <w:rFonts w:ascii="仿宋_GB2312" w:eastAsia="仿宋_GB2312" w:hAnsi="仿宋_GB2312" w:cs="仿宋_GB2312"/>
+          <w:sz w:val="32"/>
+        </w:rPr>
+        <w:t>止痛药</w:t>
+      </w:r>
+      <w:r>
+        <w:rPr>
+          <w:rFonts w:ascii="仿宋_GB2312" w:eastAsia="仿宋_GB2312" w:hAnsi="仿宋_GB2312" w:cs="仿宋_GB2312" w:hint="eastAsia"/>
+          <w:sz w:val="32"/>
+        </w:rPr>
+        <w:t>等</w:t>
+      </w:r>
+      <w:r>
+        <w:rPr>
+          <w:rFonts w:ascii="仿宋_GB2312" w:eastAsia="仿宋_GB2312" w:hAnsi="仿宋_GB2312" w:cs="仿宋_GB2312"/>
+          <w:sz w:val="32"/>
+        </w:rPr>
+        <w:t>应急药物。</w:t>
+      </w:r>
+    </w:p>
+    <w:p>
+      <w:pPr>
+        <w:widowControl/>
+        <w:spacing w:after="0" w:line="360" w:lineRule="auto"/>
+        <w:ind w:firstLineChars="200" w:firstLine="640"/>
+        <w:jc w:val="both"/>
+        <w:rPr>
+          <w:rFonts w:ascii="仿宋_GB2312" w:eastAsia="仿宋_GB2312" w:hAnsi="仿宋_GB2312" w:cs="仿宋_GB2312" w:hint="eastAsia"/>
+          <w:sz w:val="32"/>
+        </w:rPr>
+      </w:pPr>
+      <w:r>
+        <w:rPr>
+          <w:rFonts w:ascii="仿宋_GB2312" w:eastAsia="仿宋_GB2312" w:hAnsi="仿宋_GB2312" w:cs="仿宋_GB2312"/>
+          <w:sz w:val="32"/>
+        </w:rPr>
+        <w:t>救援物资准备方面，应根据预测</w:t>
+      </w:r>
+      <w:r>
+        <w:rPr>
+          <w:rFonts w:ascii="仿宋_GB2312" w:eastAsia="仿宋_GB2312" w:hAnsi="仿宋_GB2312" w:cs="仿宋_GB2312" w:hint="eastAsia"/>
+          <w:sz w:val="32"/>
+        </w:rPr>
+        <w:t>受灾</w:t>
+      </w:r>
+      <w:r>
+        <w:rPr>
+          <w:rFonts w:ascii="仿宋_GB2312" w:eastAsia="仿宋_GB2312" w:hAnsi="仿宋_GB2312" w:cs="仿宋_GB2312"/>
+          <w:sz w:val="32"/>
+        </w:rPr>
+        <w:t>人口数量，提前</w:t>
+      </w:r>
+      <w:r>
+        <w:rPr>
+          <w:rFonts w:ascii="仿宋_GB2312" w:eastAsia="仿宋_GB2312" w:hAnsi="仿宋_GB2312" w:cs="仿宋_GB2312" w:hint="eastAsia"/>
+          <w:sz w:val="32"/>
+        </w:rPr>
+        <w:t>调配各类救援物资：</w:t>
+      </w:r>
+    </w:p>
+    <w:tbl>
+      <w:tblPr>
+        <w:tblStyle w:val="ad"/>
+        <w:tblW w:w="5000" w:type="pct"/>
+        <w:tblLook w:val="04A0" w:firstRow="1" w:lastRow="0" w:firstColumn="1" w:lastColumn="0" w:noHBand="0" w:noVBand="1"/>
+      </w:tblPr>
+      <w:tblGrid>
+        <w:gridCol w:w="988"/>
+        <w:gridCol w:w="1841"/>
+        <w:gridCol w:w="6007"/>
+      </w:tblGrid>
+      <w:tr>
+        <w:trPr>
+          <w:trHeight w:val="601"/>
+        </w:trPr>
+        <w:tc>
+          <w:tcPr>
+            <w:tcW w:w="559" w:type="pct"/>
+            <w:vAlign w:val="center"/>
+          </w:tcPr>
+          <w:p>
+            <w:pPr>
+              <w:jc w:val="center"/>
+              <w:textAlignment w:val="center"/>
+              <w:rPr>
+                <w:rFonts w:ascii="仿宋_GB2312" w:eastAsia="仿宋_GB2312" w:hAnsi="仿宋_GB2312" w:cs="仿宋_GB2312" w:hint="eastAsia"/>
+                <w:b/>
+                <w:sz w:val="24"/>
+                <w:szCs w:val="22"/>
+              </w:rPr>
+            </w:pPr>
+            <w:r>
+              <w:rPr>
+                <w:b/>
+                <w:bCs/>
+              </w:rPr>
+              <w:t>序号</w:t>
+            </w:r>
+          </w:p>
+        </w:tc>
+        <w:tc>
+          <w:tcPr>
+            <w:tcW w:w="1042" w:type="pct"/>
+            <w:vAlign w:val="center"/>
+          </w:tcPr>
+          <w:p>
+            <w:pPr>
+              <w:jc w:val="center"/>
+              <w:textAlignment w:val="center"/>
+              <w:rPr>
+                <w:rFonts w:ascii="仿宋_GB2312" w:eastAsia="仿宋_GB2312" w:hAnsi="仿宋_GB2312" w:cs="仿宋_GB2312" w:hint="eastAsia"/>
+                <w:b/>
+                <w:sz w:val="24"/>
+                <w:szCs w:val="22"/>
+              </w:rPr>
+            </w:pPr>
+            <w:r>
+              <w:rPr>
+                <w:b/>
+                <w:bCs/>
+              </w:rPr>
+              <w:t>类型</w:t>
+            </w:r>
+          </w:p>
+        </w:tc>
+        <w:tc>
+          <w:tcPr>
+            <w:tcW w:w="3399" w:type="pct"/>
+            <w:vAlign w:val="center"/>
+          </w:tcPr>
+          <w:p>
+            <w:pPr>
+              <w:jc w:val="center"/>
+              <w:textAlignment w:val="center"/>
+              <w:rPr>
+                <w:rFonts w:ascii="仿宋_GB2312" w:eastAsia="仿宋_GB2312" w:hAnsi="仿宋_GB2312" w:cs="仿宋_GB2312" w:hint="eastAsia"/>
+                <w:b/>
+                <w:sz w:val="24"/>
+                <w:szCs w:val="22"/>
+              </w:rPr>
+            </w:pPr>
+            <w:r>
+              <w:rPr>
+                <w:rFonts w:hint="eastAsia"/>
+                <w:b/>
+                <w:bCs/>
+              </w:rPr>
+              <w:t>具体物品</w:t>
+            </w:r>
+          </w:p>
+        </w:tc>
+      </w:tr>
+      <w:tr>
+        <w:trPr>
+          <w:trHeight w:val="601"/>
+        </w:trPr>
+        <w:tc>
+          <w:tcPr>
+            <w:tcW w:w="559" w:type="pct"/>
+            <w:vAlign w:val="center"/>
+          </w:tcPr>
+          <w:p>
+            <w:pPr>
+              <w:jc w:val="center"/>
+              <w:textAlignment w:val="center"/>
+              <w:rPr>
+                <w:rFonts w:eastAsiaTheme="minorHAnsi" w:hint="eastAsia"/>
+                <w:sz w:val="24"/>
+                <w:szCs w:val="22"/>
+              </w:rPr>
+            </w:pPr>
+            <w:r>
+              <w:t>1</w:t>
+            </w:r>
+          </w:p>
+        </w:tc>
+        <w:tc>
+          <w:tcPr>
+            <w:tcW w:w="1042" w:type="pct"/>
+            <w:vAlign w:val="center"/>
+          </w:tcPr>
+          <w:p>
+            <w:pPr>
+              <w:jc w:val="center"/>
+              <w:textAlignment w:val="center"/>
+              <w:rPr>
+                <w:rFonts w:eastAsiaTheme="minorHAnsi" w:hint="eastAsia"/>
+                <w:szCs w:val="22"/>
+              </w:rPr>
+            </w:pPr>
+            <w:r>
+              <w:rPr>
+                <w:rFonts w:eastAsiaTheme="minorHAnsi" w:hint="eastAsia"/>
+                <w:szCs w:val="22"/>
+              </w:rPr>
+              <w:t>食品</w:t>
+            </w:r>
+          </w:p>
+        </w:tc>
+        <w:tc>
+          <w:tcPr>
+            <w:tcW w:w="3399" w:type="pct"/>
+            <w:vAlign w:val="center"/>
+          </w:tcPr>
+          <w:p>
+            <w:pPr>
+              <w:pStyle w:val="ae"/>
+              <w:ind w:left="360" w:firstLineChars="0" w:firstLine="0"/>
+              <w:jc w:val="center"/>
+              <w:textAlignment w:val="center"/>
+              <w:rPr>
+                <w:rFonts w:hint="eastAsia"/>
+                <w:szCs w:val="22"/>
+              </w:rPr>
+            </w:pPr>
+            <w:r>
+              <w:rPr>
+                <w:rFonts w:hint="eastAsia"/>
+                <w:szCs w:val="22"/>
+              </w:rPr>
+              <w:t>饮用水</w:t>
+            </w:r>
+            <w:r>
+              <w:rPr>
+                <w:rFonts w:hint="eastAsia"/>
+                <w:szCs w:val="22"/>
+              </w:rPr>
+              <w:t>、</w:t>
+            </w:r>
+            <w:r>
+              <w:rPr>
+                <w:rFonts w:eastAsiaTheme="minorHAnsi" w:hint="eastAsia"/>
+                <w:szCs w:val="22"/>
+              </w:rPr>
+              <w:t>方便面、火腿肠等</w:t>
+            </w:r>
+            <w:r>
+              <w:rPr>
+                <w:rFonts w:eastAsiaTheme="minorHAnsi"/>
+                <w:szCs w:val="22"/>
+              </w:rPr>
+              <w:t>食品</w:t>
+            </w:r>
+          </w:p>
+        </w:tc>
+      </w:tr>
+      <w:tr>
+        <w:trPr>
+          <w:trHeight w:val="601"/>
+        </w:trPr>
+        <w:tc>
+          <w:tcPr>
+            <w:tcW w:w="559" w:type="pct"/>
+            <w:vAlign w:val="center"/>
+          </w:tcPr>
+          <w:p>
+            <w:pPr>
+              <w:jc w:val="center"/>
+              <w:textAlignment w:val="center"/>
+              <w:rPr>
+                <w:rFonts w:eastAsiaTheme="minorHAnsi" w:hint="eastAsia"/>
+                <w:sz w:val="24"/>
+                <w:szCs w:val="22"/>
+              </w:rPr>
+            </w:pPr>
+            <w:r>
+              <w:t>2</w:t>
+            </w:r>
+          </w:p>
+        </w:tc>
+        <w:tc>
+          <w:tcPr>
+            <w:tcW w:w="1042" w:type="pct"/>
+            <w:vAlign w:val="center"/>
+          </w:tcPr>
+          <w:p>
+            <w:pPr>
+              <w:jc w:val="center"/>
+              <w:textAlignment w:val="center"/>
+              <w:rPr>
+                <w:rFonts w:eastAsiaTheme="minorHAnsi" w:hint="eastAsia"/>
+                <w:sz w:val="24"/>
+                <w:szCs w:val="22"/>
+              </w:rPr>
+            </w:pPr>
+            <w:r>
+              <w:rPr>
+                <w:rFonts w:hint="eastAsia"/>
+              </w:rPr>
+              <w:t>生活用品</w:t>
+            </w:r>
+          </w:p>
+        </w:tc>
+        <w:tc>
+          <w:tcPr>
+            <w:tcW w:w="3399" w:type="pct"/>
+            <w:vAlign w:val="center"/>
+          </w:tcPr>
+          <w:p>
+            <w:pPr>
+              <w:jc w:val="center"/>
+              <w:textAlignment w:val="center"/>
+              <w:rPr>
+                <w:rFonts w:eastAsiaTheme="minorHAnsi" w:hint="eastAsia"/>
+                <w:sz w:val="24"/>
+                <w:szCs w:val="22"/>
+              </w:rPr>
+            </w:pPr>
+            <w:r>
+              <w:t>被褥、衣物、洗漱用品</w:t>
+            </w:r>
+            <w:r>
+              <w:rPr>
+                <w:rFonts w:hint="eastAsia"/>
+              </w:rPr>
+              <w:t>等基本生活用品</w:t>
+            </w:r>
+          </w:p>
+        </w:tc>
+      </w:tr>
+      <w:tr>
+        <w:trPr>
+          <w:trHeight w:val="601"/>
+        </w:trPr>
+        <w:tc>
+          <w:tcPr>
+            <w:tcW w:w="559" w:type="pct"/>
+            <w:vAlign w:val="center"/>
+          </w:tcPr>
+          <w:p>
+            <w:pPr>
+              <w:jc w:val="center"/>
+              <w:textAlignment w:val="center"/>
+              <w:rPr>
+                <w:rFonts w:eastAsiaTheme="minorHAnsi" w:hint="eastAsia"/>
+                <w:sz w:val="24"/>
+                <w:szCs w:val="22"/>
+              </w:rPr>
+            </w:pPr>
+            <w:r>
+              <w:t>3</w:t>
+            </w:r>
+          </w:p>
+        </w:tc>
+        <w:tc>
+          <w:tcPr>
+            <w:tcW w:w="1042" w:type="pct"/>
+            <w:vAlign w:val="center"/>
+          </w:tcPr>
+          <w:p>
+            <w:pPr>
+              <w:jc w:val="center"/>
+              <w:textAlignment w:val="center"/>
+              <w:rPr>
+                <w:rFonts w:eastAsiaTheme="minorHAnsi" w:hint="eastAsia"/>
+                <w:sz w:val="24"/>
+                <w:szCs w:val="22"/>
+              </w:rPr>
+            </w:pPr>
+            <w:r>
+              <w:rPr>
+                <w:rFonts w:hint="eastAsia"/>
+              </w:rPr>
+              <w:t>临时住所</w:t>
+            </w:r>
+          </w:p>
+        </w:tc>
+        <w:tc>
+          <w:tcPr>
+            <w:tcW w:w="3399" w:type="pct"/>
+            <w:vAlign w:val="center"/>
+          </w:tcPr>
+          <w:p>
+            <w:pPr>
+              <w:jc w:val="center"/>
+              <w:textAlignment w:val="center"/>
+              <w:rPr>
+                <w:rFonts w:eastAsiaTheme="minorHAnsi" w:hint="eastAsia"/>
+                <w:sz w:val="24"/>
+                <w:szCs w:val="22"/>
+              </w:rPr>
+            </w:pPr>
+            <w:r>
+              <w:rPr>
+                <w:rFonts w:hint="eastAsia"/>
+              </w:rPr>
+              <w:t>帐篷、移动桌椅等</w:t>
+            </w:r>
+          </w:p>
+        </w:tc>
+      </w:tr>
+      <w:tr>
+        <w:trPr>
+          <w:trHeight w:val="601"/>
+        </w:trPr>
+        <w:tc>
+          <w:tcPr>
+            <w:tcW w:w="559" w:type="pct"/>
+            <w:vAlign w:val="center"/>
+          </w:tcPr>
+          <w:p>
+            <w:pPr>
+              <w:jc w:val="center"/>
+              <w:textAlignment w:val="center"/>
+              <w:rPr>
+                <w:rFonts w:eastAsiaTheme="minorHAnsi" w:hint="eastAsia"/>
+                <w:sz w:val="24"/>
+                <w:szCs w:val="22"/>
+              </w:rPr>
+            </w:pPr>
+            <w:r>
+              <w:t>4</w:t>
+            </w:r>
+          </w:p>
+        </w:tc>
+        <w:tc>
+          <w:tcPr>
+            <w:tcW w:w="1042" w:type="pct"/>
+            <w:vAlign w:val="center"/>
+          </w:tcPr>
+          <w:p>
+            <w:pPr>
+              <w:jc w:val="center"/>
+              <w:textAlignment w:val="center"/>
+              <w:rPr>
+                <w:rFonts w:eastAsiaTheme="minorHAnsi" w:hint="eastAsia"/>
+                <w:sz w:val="24"/>
+                <w:szCs w:val="22"/>
+              </w:rPr>
+            </w:pPr>
+            <w:r>
+              <w:rPr>
+                <w:rFonts w:hint="eastAsia"/>
+              </w:rPr>
+              <w:t>照明</w:t>
+            </w:r>
+          </w:p>
+        </w:tc>
+        <w:tc>
+          <w:tcPr>
+            <w:tcW w:w="3399" w:type="pct"/>
+            <w:vAlign w:val="center"/>
+          </w:tcPr>
+          <w:p>
+            <w:pPr>
+              <w:jc w:val="center"/>
+              <w:textAlignment w:val="center"/>
+              <w:rPr>
+                <w:rFonts w:eastAsiaTheme="minorHAnsi" w:hint="eastAsia"/>
+                <w:sz w:val="24"/>
+                <w:szCs w:val="22"/>
+              </w:rPr>
+            </w:pPr>
+            <w:r>
+              <w:rPr>
+                <w:rFonts w:hint="eastAsia"/>
+              </w:rPr>
+              <w:t>应急灯</w:t>
+            </w:r>
+            <w:r>
+              <w:rPr>
+                <w:rFonts w:hint="eastAsia"/>
+              </w:rPr>
+              <w:t>、</w:t>
+            </w:r>
+            <w:r>
+              <w:rPr>
+                <w:rFonts w:hint="eastAsia"/>
+              </w:rPr>
+              <w:t>电源插座</w:t>
+            </w:r>
+            <w:r>
+              <w:rPr>
+                <w:rFonts w:hint="eastAsia"/>
+              </w:rPr>
+              <w:t>等</w:t>
+            </w:r>
+          </w:p>
+        </w:tc>
+      </w:tr>
+      <w:tr>
+        <w:trPr>
+          <w:trHeight w:val="601"/>
+        </w:trPr>
+        <w:tc>
+          <w:tcPr>
+            <w:tcW w:w="559" w:type="pct"/>
+          </w:tcPr>
+          <w:p>
+            <w:pPr>
+              <w:jc w:val="center"/>
+              <w:textAlignment w:val="center"/>
+              <w:rPr>
+                <w:rFonts w:eastAsiaTheme="minorHAnsi" w:hint="eastAsia"/>
+                <w:sz w:val="24"/>
+                <w:szCs w:val="22"/>
+              </w:rPr>
+            </w:pPr>
+            <w:r>
+              <w:rPr>
+                <w:rFonts w:eastAsiaTheme="minorHAnsi"/>
+                <w:sz w:val="24"/>
+                <w:szCs w:val="22"/>
+              </w:rPr>
+              <w:t>…</w:t>
+            </w:r>
+          </w:p>
+        </w:tc>
+        <w:tc>
+          <w:tcPr>
+            <w:tcW w:w="1042" w:type="pct"/>
+          </w:tcPr>
+          <w:p>
+            <w:pPr>
+              <w:jc w:val="center"/>
+              <w:textAlignment w:val="center"/>
+              <w:rPr>
+                <w:rFonts w:eastAsiaTheme="minorHAnsi" w:hint="eastAsia"/>
+                <w:sz w:val="24"/>
+                <w:szCs w:val="22"/>
+              </w:rPr>
+            </w:pPr>
+            <w:r>
+              <w:rPr>
+                <w:rFonts w:eastAsiaTheme="minorHAnsi"/>
+                <w:sz w:val="24"/>
+                <w:szCs w:val="22"/>
+              </w:rPr>
+              <w:t>…</w:t>
+            </w:r>
+          </w:p>
+        </w:tc>
+        <w:tc>
+          <w:tcPr>
+            <w:tcW w:w="3399" w:type="pct"/>
+          </w:tcPr>
+          <w:p>
+            <w:pPr>
+              <w:jc w:val="center"/>
+              <w:textAlignment w:val="center"/>
+              <w:rPr>
+                <w:rFonts w:eastAsiaTheme="minorHAnsi" w:hint="eastAsia"/>
+                <w:sz w:val="24"/>
+                <w:szCs w:val="22"/>
+              </w:rPr>
+            </w:pPr>
+            <w:r>
+              <w:rPr>
+                <w:rFonts w:eastAsiaTheme="minorHAnsi"/>
+                <w:sz w:val="24"/>
+                <w:szCs w:val="22"/>
+              </w:rPr>
+              <w:t>…</w:t>
+            </w:r>
+          </w:p>
+        </w:tc>
+      </w:tr>
+    </w:tbl>
+    <w:p>
+      <w:pPr>
+        <w:widowControl/>
+        <w:spacing w:after="0" w:line="360" w:lineRule="auto"/>
+        <w:jc w:val="both"/>
+        <w:rPr>
+          <w:rFonts w:ascii="仿宋_GB2312" w:eastAsia="仿宋_GB2312" w:hAnsi="仿宋_GB2312" w:cs="仿宋_GB2312" w:hint="eastAsia"/>
+          <w:sz w:val="32"/>
+        </w:rPr>
+      </w:pPr>
     </w:p>
     <w:sectPr>
       <w:pgSz w:w="11907" w:h="16839"/>
@@ -3204,7 +2256,7 @@
   <w:style w:type="paragraph" w:default="1" w:styleId="a">
     <w:name w:val="Normal"/>
     <w:qFormat/>
-    <w:rsid w:val="00A52481"/>
+    <w:rsid w:val="00554DBE"/>
     <w:pPr>
       <w:widowControl w:val="0"/>
     </w:pPr>
@@ -3491,6 +2543,16 @@
       <w:sz w:val="20"/>
       <w:szCs w:val="20"/>
     </w:rPr>
+  </w:style>
+  <w:style w:type="paragraph" w:styleId="ae">
+    <w:name w:val="List Paragraph"/>
+    <w:basedOn w:val="a"/>
+    <w:uiPriority w:val="34"/>
+    <w:qFormat/>
+    <w:rsid w:val="00F21E55"/>
+    <w:pPr>
+      <w:ind w:firstLineChars="200" w:firstLine="420"/>
+    </w:pPr>
   </w:style>
 </w:styles>
 </file>

--- a/ruoyi-admin/src/main/resources/reportTemplate/暴雨应急预评估报告模板.docx
+++ b/ruoyi-admin/src/main/resources/reportTemplate/暴雨应急预评估报告模板.docx
@@ -133,32 +133,15 @@
           <w:rFonts w:ascii="仿宋_GB2312" w:eastAsia="仿宋_GB2312" w:hAnsi="仿宋_GB2312" w:cs="仿宋_GB2312"/>
           <w:sz w:val="32"/>
         </w:rPr>
-        <w:t>市应急管理</w:t>
-      </w:r>
-      <w:proofErr w:type="gramStart"/>
-      <w:r>
-        <w:rPr>
-          <w:rFonts w:ascii="仿宋_GB2312" w:eastAsia="仿宋_GB2312" w:hAnsi="仿宋_GB2312" w:cs="仿宋_GB2312"/>
-          <w:sz w:val="32"/>
-        </w:rPr>
-        <w:t xml:space="preserve">局               </w:t>
-      </w:r>
-      <w:r>
-        <w:rPr>
-          <w:rFonts w:ascii="仿宋_GB2312" w:eastAsia="仿宋_GB2312" w:hAnsi="仿宋_GB2312" w:cs="仿宋_GB2312"/>
-          <w:sz w:val="32"/>
-        </w:rPr>
-        <w:t>{</w:t>
-      </w:r>
-      <w:proofErr w:type="gramEnd"/>
-      <w:r>
-        <w:rPr>
-          <w:rFonts w:ascii="仿宋_GB2312" w:eastAsia="仿宋_GB2312" w:hAnsi="仿宋_GB2312" w:cs="仿宋_GB2312"/>
-          <w:sz w:val="32"/>
-        </w:rPr>
-        <w:t>{</w:t>
-      </w:r>
-      <w:proofErr w:type="spellStart"/>
+        <w:t xml:space="preserve">市应急管理局               </w:t>
+      </w:r>
+      <w:r>
+        <w:rPr>
+          <w:rFonts w:ascii="仿宋_GB2312" w:eastAsia="仿宋_GB2312" w:hAnsi="仿宋_GB2312" w:cs="仿宋_GB2312"/>
+          <w:sz w:val="32"/>
+        </w:rPr>
+        <w:t>{{</w:t>
+      </w:r>
       <w:r>
         <w:rPr>
           <w:rFonts w:ascii="仿宋_GB2312" w:eastAsia="仿宋_GB2312" w:hAnsi="仿宋_GB2312" w:cs="仿宋_GB2312" w:hint="eastAsia"/>
@@ -171,15 +154,7 @@
           <w:rFonts w:ascii="仿宋_GB2312" w:eastAsia="仿宋_GB2312" w:hAnsi="仿宋_GB2312" w:cs="仿宋_GB2312"/>
           <w:sz w:val="32"/>
         </w:rPr>
-        <w:t>eportDate</w:t>
-      </w:r>
-      <w:proofErr w:type="spellEnd"/>
-      <w:r>
-        <w:rPr>
-          <w:rFonts w:ascii="仿宋_GB2312" w:eastAsia="仿宋_GB2312" w:hAnsi="仿宋_GB2312" w:cs="仿宋_GB2312"/>
-          <w:sz w:val="32"/>
-        </w:rPr>
-        <w:t>}}</w:t>
+        <w:t>eportDate}}</w:t>
       </w:r>
     </w:p>
     <w:p>
@@ -254,7 +229,6 @@
         </w:rPr>
         <w:t>{{</w:t>
       </w:r>
-      <w:proofErr w:type="spellStart"/>
       <w:r>
         <w:rPr>
           <w:rFonts w:ascii="仿宋_GB2312" w:eastAsia="仿宋_GB2312" w:hAnsi="仿宋_GB2312" w:cs="仿宋_GB2312" w:hint="eastAsia"/>
@@ -262,7 +236,6 @@
         </w:rPr>
         <w:t>OverView</w:t>
       </w:r>
-      <w:proofErr w:type="spellEnd"/>
       <w:r>
         <w:rPr>
           <w:rFonts w:ascii="仿宋_GB2312" w:eastAsia="仿宋_GB2312" w:hAnsi="仿宋_GB2312" w:cs="仿宋_GB2312"/>
@@ -318,15 +291,7 @@
           <w:rFonts w:ascii="仿宋_GB2312" w:eastAsia="仿宋_GB2312" w:hAnsi="仿宋_GB2312" w:cs="仿宋_GB2312" w:hint="eastAsia"/>
           <w:sz w:val="32"/>
         </w:rPr>
-        <w:t>{{</w:t>
-      </w:r>
-      <w:proofErr w:type="spellStart"/>
-      <w:r>
-        <w:rPr>
-          <w:rFonts w:ascii="仿宋_GB2312" w:eastAsia="仿宋_GB2312" w:hAnsi="仿宋_GB2312" w:cs="仿宋_GB2312" w:hint="eastAsia"/>
-          <w:sz w:val="32"/>
-        </w:rPr>
-        <w:t>D</w:t>
+        <w:t>{{D</w:t>
       </w:r>
       <w:r>
         <w:rPr>
@@ -340,15 +305,7 @@
           <w:rFonts w:ascii="仿宋_GB2312" w:eastAsia="仿宋_GB2312" w:hAnsi="仿宋_GB2312" w:cs="仿宋_GB2312" w:hint="eastAsia"/>
           <w:sz w:val="32"/>
         </w:rPr>
-        <w:t>_OverAll</w:t>
-      </w:r>
-      <w:proofErr w:type="spellEnd"/>
-      <w:r>
-        <w:rPr>
-          <w:rFonts w:ascii="仿宋_GB2312" w:eastAsia="仿宋_GB2312" w:hAnsi="仿宋_GB2312" w:cs="仿宋_GB2312" w:hint="eastAsia"/>
-          <w:sz w:val="32"/>
-        </w:rPr>
-        <w:t>}}</w:t>
+        <w:t>_OverAll}}</w:t>
       </w:r>
     </w:p>
     <w:p>
@@ -366,15 +323,7 @@
           <w:rFonts w:ascii="仿宋_GB2312" w:eastAsia="仿宋_GB2312" w:hAnsi="仿宋_GB2312" w:cs="仿宋_GB2312" w:hint="eastAsia"/>
           <w:sz w:val="32"/>
         </w:rPr>
-        <w:t>{{</w:t>
-      </w:r>
-      <w:proofErr w:type="spellStart"/>
-      <w:r>
-        <w:rPr>
-          <w:rFonts w:ascii="仿宋_GB2312" w:eastAsia="仿宋_GB2312" w:hAnsi="仿宋_GB2312" w:cs="仿宋_GB2312" w:hint="eastAsia"/>
-          <w:sz w:val="32"/>
-        </w:rPr>
-        <w:t>D</w:t>
+        <w:t>{{D</w:t>
       </w:r>
       <w:r>
         <w:rPr>
@@ -404,7 +353,6 @@
         </w:rPr>
         <w:t>Describe</w:t>
       </w:r>
-      <w:proofErr w:type="spellEnd"/>
       <w:r>
         <w:rPr>
           <w:rFonts w:ascii="仿宋_GB2312" w:eastAsia="仿宋_GB2312" w:hAnsi="仿宋_GB2312" w:cs="仿宋_GB2312" w:hint="eastAsia"/>
@@ -451,15 +399,7 @@
           <w:rFonts w:ascii="仿宋_GB2312" w:eastAsia="仿宋_GB2312" w:hAnsi="仿宋_GB2312" w:cs="仿宋_GB2312" w:hint="eastAsia"/>
           <w:sz w:val="32"/>
         </w:rPr>
-        <w:t>{{</w:t>
-      </w:r>
-      <w:proofErr w:type="spellStart"/>
-      <w:r>
-        <w:rPr>
-          <w:rFonts w:ascii="仿宋_GB2312" w:eastAsia="仿宋_GB2312" w:hAnsi="仿宋_GB2312" w:cs="仿宋_GB2312" w:hint="eastAsia"/>
-          <w:sz w:val="32"/>
-        </w:rPr>
-        <w:t>D</w:t>
+        <w:t>{{D</w:t>
       </w:r>
       <w:r>
         <w:rPr>
@@ -489,7 +429,6 @@
         </w:rPr>
         <w:t>Describe</w:t>
       </w:r>
-      <w:proofErr w:type="spellEnd"/>
       <w:r>
         <w:rPr>
           <w:rFonts w:ascii="仿宋_GB2312" w:eastAsia="仿宋_GB2312" w:hAnsi="仿宋_GB2312" w:cs="仿宋_GB2312" w:hint="eastAsia"/>
@@ -509,7 +448,6 @@
         <w:rPr>
           <w:rFonts w:hint="eastAsia"/>
         </w:rPr>
-        <w:lastRenderedPageBreak/>
         <w:t>泥石流</w:t>
       </w:r>
       <w:r>
@@ -545,15 +483,7 @@
           <w:rFonts w:ascii="仿宋_GB2312" w:eastAsia="仿宋_GB2312" w:hAnsi="仿宋_GB2312" w:cs="仿宋_GB2312" w:hint="eastAsia"/>
           <w:sz w:val="32"/>
         </w:rPr>
-        <w:t>{{</w:t>
-      </w:r>
-      <w:proofErr w:type="spellStart"/>
-      <w:r>
-        <w:rPr>
-          <w:rFonts w:ascii="仿宋_GB2312" w:eastAsia="仿宋_GB2312" w:hAnsi="仿宋_GB2312" w:cs="仿宋_GB2312" w:hint="eastAsia"/>
-          <w:sz w:val="32"/>
-        </w:rPr>
-        <w:t>D</w:t>
+        <w:t>{{D</w:t>
       </w:r>
       <w:r>
         <w:rPr>
@@ -604,7 +534,6 @@
         </w:rPr>
         <w:t>Describe</w:t>
       </w:r>
-      <w:proofErr w:type="spellEnd"/>
       <w:r>
         <w:rPr>
           <w:rFonts w:ascii="仿宋_GB2312" w:eastAsia="仿宋_GB2312" w:hAnsi="仿宋_GB2312" w:cs="仿宋_GB2312" w:hint="eastAsia"/>
@@ -624,6 +553,7 @@
         <w:rPr>
           <w:rFonts w:hint="eastAsia"/>
         </w:rPr>
+        <w:lastRenderedPageBreak/>
         <w:t>山洪灾害预测概率统计表</w:t>
       </w:r>
     </w:p>
@@ -655,7 +585,6 @@
         </w:rPr>
         <w:t>{{</w:t>
       </w:r>
-      <w:proofErr w:type="spellStart"/>
       <w:r>
         <w:rPr>
           <w:rFonts w:ascii="仿宋_GB2312" w:eastAsia="仿宋_GB2312" w:hAnsi="仿宋_GB2312" w:cs="仿宋_GB2312" w:hint="eastAsia"/>
@@ -682,15 +611,7 @@
           <w:rFonts w:ascii="仿宋_GB2312" w:eastAsia="仿宋_GB2312" w:hAnsi="仿宋_GB2312" w:cs="仿宋_GB2312"/>
           <w:sz w:val="32"/>
         </w:rPr>
-        <w:t>UrbanFloodDescribe</w:t>
-      </w:r>
-      <w:proofErr w:type="spellEnd"/>
-      <w:r>
-        <w:rPr>
-          <w:rFonts w:ascii="仿宋_GB2312" w:eastAsia="仿宋_GB2312" w:hAnsi="仿宋_GB2312" w:cs="仿宋_GB2312"/>
-          <w:sz w:val="32"/>
-        </w:rPr>
-        <w:t>}}</w:t>
+        <w:t>UrbanFloodDescribe}}</w:t>
       </w:r>
     </w:p>
     <w:p>
@@ -735,7 +656,6 @@
         </w:rPr>
         <w:t>{{</w:t>
       </w:r>
-      <w:proofErr w:type="spellStart"/>
       <w:r>
         <w:rPr>
           <w:rFonts w:ascii="仿宋_GB2312" w:eastAsia="仿宋_GB2312" w:hAnsi="仿宋_GB2312" w:cs="仿宋_GB2312"/>
@@ -748,15 +668,7 @@
           <w:rFonts w:ascii="仿宋_GB2312" w:eastAsia="仿宋_GB2312" w:hAnsi="仿宋_GB2312" w:cs="仿宋_GB2312" w:hint="eastAsia"/>
           <w:sz w:val="32"/>
         </w:rPr>
-        <w:t>_AllInAll</w:t>
-      </w:r>
-      <w:proofErr w:type="spellEnd"/>
-      <w:r>
-        <w:rPr>
-          <w:rFonts w:ascii="仿宋_GB2312" w:eastAsia="仿宋_GB2312" w:hAnsi="仿宋_GB2312" w:cs="仿宋_GB2312" w:hint="eastAsia"/>
-          <w:sz w:val="32"/>
-        </w:rPr>
-        <w:t>}}</w:t>
+        <w:t>_AllInAll}}</w:t>
       </w:r>
     </w:p>
     <w:p>
@@ -776,7 +688,6 @@
         </w:rPr>
         <w:t>{{</w:t>
       </w:r>
-      <w:proofErr w:type="spellStart"/>
       <w:r>
         <w:rPr>
           <w:rFonts w:ascii="仿宋_GB2312" w:eastAsia="仿宋_GB2312" w:hAnsi="仿宋_GB2312" w:cs="仿宋_GB2312"/>
@@ -817,15 +728,7 @@
           <w:rFonts w:ascii="仿宋_GB2312" w:eastAsia="仿宋_GB2312" w:hAnsi="仿宋_GB2312" w:cs="仿宋_GB2312" w:hint="eastAsia"/>
           <w:sz w:val="32"/>
         </w:rPr>
-        <w:t>AndPeople</w:t>
-      </w:r>
-      <w:proofErr w:type="spellEnd"/>
-      <w:r>
-        <w:rPr>
-          <w:rFonts w:ascii="仿宋_GB2312" w:eastAsia="仿宋_GB2312" w:hAnsi="仿宋_GB2312" w:cs="仿宋_GB2312" w:hint="eastAsia"/>
-          <w:sz w:val="32"/>
-        </w:rPr>
-        <w:t>}}</w:t>
+        <w:t>AndPeople}}</w:t>
       </w:r>
     </w:p>
     <w:p>
@@ -845,7 +748,6 @@
         </w:rPr>
         <w:t>{{</w:t>
       </w:r>
-      <w:proofErr w:type="spellStart"/>
       <w:r>
         <w:rPr>
           <w:rFonts w:ascii="仿宋_GB2312" w:eastAsia="仿宋_GB2312" w:hAnsi="仿宋_GB2312" w:cs="仿宋_GB2312"/>
@@ -858,15 +760,7 @@
           <w:rFonts w:ascii="仿宋_GB2312" w:eastAsia="仿宋_GB2312" w:hAnsi="仿宋_GB2312" w:cs="仿宋_GB2312" w:hint="eastAsia"/>
           <w:sz w:val="32"/>
         </w:rPr>
-        <w:t>_LifeLine</w:t>
-      </w:r>
-      <w:proofErr w:type="spellEnd"/>
-      <w:r>
-        <w:rPr>
-          <w:rFonts w:ascii="仿宋_GB2312" w:eastAsia="仿宋_GB2312" w:hAnsi="仿宋_GB2312" w:cs="仿宋_GB2312" w:hint="eastAsia"/>
-          <w:sz w:val="32"/>
-        </w:rPr>
-        <w:t>}}</w:t>
+        <w:t>_LifeLine}}</w:t>
       </w:r>
     </w:p>
     <w:p>
@@ -959,16 +853,7 @@
           <w:rFonts w:ascii="仿宋_GB2312" w:eastAsia="仿宋_GB2312" w:hAnsi="仿宋_GB2312" w:cs="仿宋_GB2312" w:hint="eastAsia"/>
           <w:sz w:val="32"/>
         </w:rPr>
-        <w:lastRenderedPageBreak/>
-        <w:t>{{</w:t>
-      </w:r>
-      <w:proofErr w:type="spellStart"/>
-      <w:r>
-        <w:rPr>
-          <w:rFonts w:ascii="仿宋_GB2312" w:eastAsia="仿宋_GB2312" w:hAnsi="仿宋_GB2312" w:cs="仿宋_GB2312" w:hint="eastAsia"/>
-          <w:sz w:val="32"/>
-        </w:rPr>
-        <w:t>D</w:t>
+        <w:t>{{D</w:t>
       </w:r>
       <w:r>
         <w:rPr>
@@ -991,7 +876,6 @@
         </w:rPr>
         <w:t>Evacuation</w:t>
       </w:r>
-      <w:proofErr w:type="spellEnd"/>
       <w:r>
         <w:rPr>
           <w:rFonts w:ascii="仿宋_GB2312" w:eastAsia="仿宋_GB2312" w:hAnsi="仿宋_GB2312" w:cs="仿宋_GB2312" w:hint="eastAsia"/>
@@ -1035,6 +919,7 @@
           <w:rFonts w:ascii="仿宋_GB2312" w:eastAsia="仿宋_GB2312" w:hAnsi="仿宋_GB2312" w:cs="仿宋_GB2312"/>
           <w:sz w:val="32"/>
         </w:rPr>
+        <w:lastRenderedPageBreak/>
         <w:t>救援队伍准备方面</w:t>
       </w:r>
       <w:r>
@@ -1176,7 +1061,6 @@
           <w:rFonts w:ascii="仿宋_GB2312" w:eastAsia="仿宋_GB2312" w:hAnsi="仿宋_GB2312" w:cs="仿宋_GB2312"/>
           <w:sz w:val="32"/>
         </w:rPr>
-        <w:lastRenderedPageBreak/>
         <w:t>医疗救援队组织具备外科、内科、急救能力的医疗人员，配备心肺复苏仪、骨折固定夹板</w:t>
       </w:r>
       <w:r>
@@ -1243,7 +1127,7 @@
         <w:ind w:firstLineChars="200" w:firstLine="640"/>
         <w:jc w:val="both"/>
         <w:rPr>
-          <w:rFonts w:ascii="仿宋_GB2312" w:eastAsia="仿宋_GB2312" w:hAnsi="仿宋_GB2312" w:cs="仿宋_GB2312" w:hint="eastAsia"/>
+          <w:rFonts w:ascii="仿宋_GB2312" w:eastAsia="仿宋_GB2312" w:hAnsi="仿宋_GB2312" w:cs="仿宋_GB2312"/>
           <w:sz w:val="32"/>
         </w:rPr>
       </w:pPr>
@@ -1274,6 +1158,20 @@
           <w:sz w:val="32"/>
         </w:rPr>
         <w:t>调配各类救援物资：</w:t>
+      </w:r>
+    </w:p>
+    <w:p>
+      <w:pPr>
+        <w:pStyle w:val="aa"/>
+        <w:rPr>
+          <w:rFonts w:hint="eastAsia"/>
+        </w:rPr>
+      </w:pPr>
+      <w:r>
+        <w:rPr>
+          <w:rFonts w:hint="eastAsia"/>
+        </w:rPr>
+        <w:t>应急资源统计表</w:t>
       </w:r>
     </w:p>
     <w:tbl>
